--- a/June_2026_Farm_Report.docx
+++ b/June_2026_Farm_Report.docx
@@ -17,37 +17,49 @@
         <w:jc w:val="center"/>
       </w:pPr>
       <w:r>
-        <w:t xml:space="preserve">Monthly Farm Financial &amp; Operations Report — June 2026</w:t>
+        <w:t xml:space="preserve">Monthly Farm Financial, Operations &amp; SACCO Report — June 2026</w:t>
       </w:r>
     </w:p>
     <w:p>
       <w:pPr>
         <w:pStyle w:val="Heading3"/>
+        <w:spacing w:after="100" w:before="200"/>
       </w:pPr>
       <w:r>
+        <w:rPr>
+          <w:rFonts w:ascii="Book Antiqua" w:cs="Book Antiqua" w:eastAsia="Book Antiqua" w:hAnsi="Book Antiqua"/>
+          <w:b/>
+          <w:bCs/>
+        </w:rPr>
         <w:t xml:space="preserve">1. Executive Summary</w:t>
       </w:r>
     </w:p>
     <w:p>
+      <w:pPr>
+        <w:spacing w:after="60" w:before="60"/>
+      </w:pPr>
       <w:r>
-        <w:t xml:space="preserve">During the month of June 2026, total operational and staff expenses amounted to UGX 7,664,750. This was comprised of UGX 1,524,750 in approved operational requisitions and UGX 6,140,000 in staff payroll.</w:t>
-      </w:r>
-    </w:p>
-    <w:p>
-      <w:r>
-        <w:t xml:space="preserve">• Operational Requisitions: 24 approved expense items (UGX 1,524,750)</w:t>
-      </w:r>
-    </w:p>
-    <w:p>
-      <w:r>
-        <w:t xml:space="preserve">• Staff Payroll: 24 staff members paid (UGX 6,140,000)</w:t>
+        <w:rPr>
+          <w:rFonts w:ascii="Book Antiqua" w:cs="Book Antiqua" w:eastAsia="Book Antiqua" w:hAnsi="Book Antiqua"/>
+          <w:b w:val="false"/>
+          <w:bCs w:val="false"/>
+          <w:sz w:val="20"/>
+          <w:szCs w:val="20"/>
+        </w:rPr>
+        <w:t xml:space="preserve">During June 2026, total farm expenses amounted to UGX 7,664,750. Operational requisitions were UGX 1,524,750 across 24 approved items, and staff salaries were UGX 6,140,000. On the SACCO side, members contributed UGX 4,125,000 in savings, and UGX 1,585,000 was collected in loan repayments.</w:t>
       </w:r>
     </w:p>
     <w:p>
       <w:pPr>
         <w:pStyle w:val="Heading3"/>
+        <w:spacing w:after="100" w:before="200"/>
       </w:pPr>
       <w:r>
+        <w:rPr>
+          <w:rFonts w:ascii="Book Antiqua" w:cs="Book Antiqua" w:eastAsia="Book Antiqua" w:hAnsi="Book Antiqua"/>
+          <w:b/>
+          <w:bCs/>
+        </w:rPr>
         <w:t xml:space="preserve">2. Approved Operational Requisitions (June 2026)</w:t>
       </w:r>
     </w:p>
@@ -80,12 +92,12 @@
             </w:pPr>
             <w:r>
               <w:rPr>
-                <w:rFonts w:ascii="Calibri" w:cs="Calibri" w:eastAsia="Calibri" w:hAnsi="Calibri"/>
+                <w:rFonts w:ascii="Book Antiqua" w:cs="Book Antiqua" w:eastAsia="Book Antiqua" w:hAnsi="Book Antiqua"/>
                 <w:b/>
                 <w:bCs/>
                 <w:color w:val="FFFFFF"/>
-                <w:sz w:val="20"/>
-                <w:szCs w:val="20"/>
+                <w:sz w:val="18"/>
+                <w:szCs w:val="18"/>
               </w:rPr>
               <w:t xml:space="preserve">Date</w:t>
             </w:r>
@@ -101,12 +113,12 @@
             </w:pPr>
             <w:r>
               <w:rPr>
-                <w:rFonts w:ascii="Calibri" w:cs="Calibri" w:eastAsia="Calibri" w:hAnsi="Calibri"/>
+                <w:rFonts w:ascii="Book Antiqua" w:cs="Book Antiqua" w:eastAsia="Book Antiqua" w:hAnsi="Book Antiqua"/>
                 <w:b/>
                 <w:bCs/>
                 <w:color w:val="FFFFFF"/>
-                <w:sz w:val="20"/>
-                <w:szCs w:val="20"/>
+                <w:sz w:val="18"/>
+                <w:szCs w:val="18"/>
               </w:rPr>
               <w:t xml:space="preserve">Category</w:t>
             </w:r>
@@ -122,12 +134,12 @@
             </w:pPr>
             <w:r>
               <w:rPr>
-                <w:rFonts w:ascii="Calibri" w:cs="Calibri" w:eastAsia="Calibri" w:hAnsi="Calibri"/>
+                <w:rFonts w:ascii="Book Antiqua" w:cs="Book Antiqua" w:eastAsia="Book Antiqua" w:hAnsi="Book Antiqua"/>
                 <w:b/>
                 <w:bCs/>
                 <w:color w:val="FFFFFF"/>
-                <w:sz w:val="20"/>
-                <w:szCs w:val="20"/>
+                <w:sz w:val="18"/>
+                <w:szCs w:val="18"/>
               </w:rPr>
               <w:t xml:space="preserve">Description</w:t>
             </w:r>
@@ -143,12 +155,12 @@
             </w:pPr>
             <w:r>
               <w:rPr>
-                <w:rFonts w:ascii="Calibri" w:cs="Calibri" w:eastAsia="Calibri" w:hAnsi="Calibri"/>
+                <w:rFonts w:ascii="Book Antiqua" w:cs="Book Antiqua" w:eastAsia="Book Antiqua" w:hAnsi="Book Antiqua"/>
                 <w:b/>
                 <w:bCs/>
                 <w:color w:val="FFFFFF"/>
-                <w:sz w:val="20"/>
-                <w:szCs w:val="20"/>
+                <w:sz w:val="18"/>
+                <w:szCs w:val="18"/>
               </w:rPr>
               <w:t xml:space="preserve">Amount (UGX)</w:t>
             </w:r>
@@ -163,11 +175,11 @@
             </w:pPr>
             <w:r>
               <w:rPr>
-                <w:rFonts w:ascii="Calibri" w:cs="Calibri" w:eastAsia="Calibri" w:hAnsi="Calibri"/>
-                <w:b w:val="false"/>
-                <w:bCs w:val="false"/>
-                <w:sz w:val="20"/>
-                <w:szCs w:val="20"/>
+                <w:rFonts w:ascii="Book Antiqua" w:cs="Book Antiqua" w:eastAsia="Book Antiqua" w:hAnsi="Book Antiqua"/>
+                <w:b w:val="false"/>
+                <w:bCs w:val="false"/>
+                <w:sz w:val="18"/>
+                <w:szCs w:val="18"/>
               </w:rPr>
               <w:t xml:space="preserve">2026-06-12</w:t>
             </w:r>
@@ -180,11 +192,11 @@
             </w:pPr>
             <w:r>
               <w:rPr>
-                <w:rFonts w:ascii="Calibri" w:cs="Calibri" w:eastAsia="Calibri" w:hAnsi="Calibri"/>
-                <w:b w:val="false"/>
-                <w:bCs w:val="false"/>
-                <w:sz w:val="20"/>
-                <w:szCs w:val="20"/>
+                <w:rFonts w:ascii="Book Antiqua" w:cs="Book Antiqua" w:eastAsia="Book Antiqua" w:hAnsi="Book Antiqua"/>
+                <w:b w:val="false"/>
+                <w:bCs w:val="false"/>
+                <w:sz w:val="18"/>
+                <w:szCs w:val="18"/>
               </w:rPr>
               <w:t xml:space="preserve">Fuel &amp; Lubricants</w:t>
             </w:r>
@@ -197,11 +209,11 @@
             </w:pPr>
             <w:r>
               <w:rPr>
-                <w:rFonts w:ascii="Calibri" w:cs="Calibri" w:eastAsia="Calibri" w:hAnsi="Calibri"/>
-                <w:b w:val="false"/>
-                <w:bCs w:val="false"/>
-                <w:sz w:val="20"/>
-                <w:szCs w:val="20"/>
+                <w:rFonts w:ascii="Book Antiqua" w:cs="Book Antiqua" w:eastAsia="Book Antiqua" w:hAnsi="Book Antiqua"/>
+                <w:b w:val="false"/>
+                <w:bCs w:val="false"/>
+                <w:sz w:val="18"/>
+                <w:szCs w:val="18"/>
               </w:rPr>
               <w:t xml:space="preserve">Disel for car (20ltrs)</w:t>
             </w:r>
@@ -214,11 +226,11 @@
             </w:pPr>
             <w:r>
               <w:rPr>
-                <w:rFonts w:ascii="Calibri" w:cs="Calibri" w:eastAsia="Calibri" w:hAnsi="Calibri"/>
-                <w:b w:val="false"/>
-                <w:bCs w:val="false"/>
-                <w:sz w:val="20"/>
-                <w:szCs w:val="20"/>
+                <w:rFonts w:ascii="Book Antiqua" w:cs="Book Antiqua" w:eastAsia="Book Antiqua" w:hAnsi="Book Antiqua"/>
+                <w:b w:val="false"/>
+                <w:bCs w:val="false"/>
+                <w:sz w:val="18"/>
+                <w:szCs w:val="18"/>
               </w:rPr>
               <w:t xml:space="preserve">UGX 131,000</w:t>
             </w:r>
@@ -233,11 +245,11 @@
             </w:pPr>
             <w:r>
               <w:rPr>
-                <w:rFonts w:ascii="Calibri" w:cs="Calibri" w:eastAsia="Calibri" w:hAnsi="Calibri"/>
-                <w:b w:val="false"/>
-                <w:bCs w:val="false"/>
-                <w:sz w:val="20"/>
-                <w:szCs w:val="20"/>
+                <w:rFonts w:ascii="Book Antiqua" w:cs="Book Antiqua" w:eastAsia="Book Antiqua" w:hAnsi="Book Antiqua"/>
+                <w:b w:val="false"/>
+                <w:bCs w:val="false"/>
+                <w:sz w:val="18"/>
+                <w:szCs w:val="18"/>
               </w:rPr>
               <w:t xml:space="preserve">2026-06-12</w:t>
             </w:r>
@@ -250,11 +262,11 @@
             </w:pPr>
             <w:r>
               <w:rPr>
-                <w:rFonts w:ascii="Calibri" w:cs="Calibri" w:eastAsia="Calibri" w:hAnsi="Calibri"/>
-                <w:b w:val="false"/>
-                <w:bCs w:val="false"/>
-                <w:sz w:val="20"/>
-                <w:szCs w:val="20"/>
+                <w:rFonts w:ascii="Book Antiqua" w:cs="Book Antiqua" w:eastAsia="Book Antiqua" w:hAnsi="Book Antiqua"/>
+                <w:b w:val="false"/>
+                <w:bCs w:val="false"/>
+                <w:sz w:val="18"/>
+                <w:szCs w:val="18"/>
               </w:rPr>
               <w:t xml:space="preserve">Fuel &amp; Lubricants</w:t>
             </w:r>
@@ -267,11 +279,11 @@
             </w:pPr>
             <w:r>
               <w:rPr>
-                <w:rFonts w:ascii="Calibri" w:cs="Calibri" w:eastAsia="Calibri" w:hAnsi="Calibri"/>
-                <w:b w:val="false"/>
-                <w:bCs w:val="false"/>
-                <w:sz w:val="20"/>
-                <w:szCs w:val="20"/>
+                <w:rFonts w:ascii="Book Antiqua" w:cs="Book Antiqua" w:eastAsia="Book Antiqua" w:hAnsi="Book Antiqua"/>
+                <w:b w:val="false"/>
+                <w:bCs w:val="false"/>
+                <w:sz w:val="18"/>
+                <w:szCs w:val="18"/>
               </w:rPr>
               <w:t xml:space="preserve">Fuel for motocyle (10ltrs)</w:t>
             </w:r>
@@ -284,11 +296,11 @@
             </w:pPr>
             <w:r>
               <w:rPr>
-                <w:rFonts w:ascii="Calibri" w:cs="Calibri" w:eastAsia="Calibri" w:hAnsi="Calibri"/>
-                <w:b w:val="false"/>
-                <w:bCs w:val="false"/>
-                <w:sz w:val="20"/>
-                <w:szCs w:val="20"/>
+                <w:rFonts w:ascii="Book Antiqua" w:cs="Book Antiqua" w:eastAsia="Book Antiqua" w:hAnsi="Book Antiqua"/>
+                <w:b w:val="false"/>
+                <w:bCs w:val="false"/>
+                <w:sz w:val="18"/>
+                <w:szCs w:val="18"/>
               </w:rPr>
               <w:t xml:space="preserve">UGX 65,500</w:t>
             </w:r>
@@ -303,11 +315,11 @@
             </w:pPr>
             <w:r>
               <w:rPr>
-                <w:rFonts w:ascii="Calibri" w:cs="Calibri" w:eastAsia="Calibri" w:hAnsi="Calibri"/>
-                <w:b w:val="false"/>
-                <w:bCs w:val="false"/>
-                <w:sz w:val="20"/>
-                <w:szCs w:val="20"/>
+                <w:rFonts w:ascii="Book Antiqua" w:cs="Book Antiqua" w:eastAsia="Book Antiqua" w:hAnsi="Book Antiqua"/>
+                <w:b w:val="false"/>
+                <w:bCs w:val="false"/>
+                <w:sz w:val="18"/>
+                <w:szCs w:val="18"/>
               </w:rPr>
               <w:t xml:space="preserve">2026-06-12</w:t>
             </w:r>
@@ -320,11 +332,11 @@
             </w:pPr>
             <w:r>
               <w:rPr>
-                <w:rFonts w:ascii="Calibri" w:cs="Calibri" w:eastAsia="Calibri" w:hAnsi="Calibri"/>
-                <w:b w:val="false"/>
-                <w:bCs w:val="false"/>
-                <w:sz w:val="20"/>
-                <w:szCs w:val="20"/>
+                <w:rFonts w:ascii="Book Antiqua" w:cs="Book Antiqua" w:eastAsia="Book Antiqua" w:hAnsi="Book Antiqua"/>
+                <w:b w:val="false"/>
+                <w:bCs w:val="false"/>
+                <w:sz w:val="18"/>
+                <w:szCs w:val="18"/>
               </w:rPr>
               <w:t xml:space="preserve">Fuel &amp; Lubricants</w:t>
             </w:r>
@@ -337,11 +349,11 @@
             </w:pPr>
             <w:r>
               <w:rPr>
-                <w:rFonts w:ascii="Calibri" w:cs="Calibri" w:eastAsia="Calibri" w:hAnsi="Calibri"/>
-                <w:b w:val="false"/>
-                <w:bCs w:val="false"/>
-                <w:sz w:val="20"/>
-                <w:szCs w:val="20"/>
+                <w:rFonts w:ascii="Book Antiqua" w:cs="Book Antiqua" w:eastAsia="Book Antiqua" w:hAnsi="Book Antiqua"/>
+                <w:b w:val="false"/>
+                <w:bCs w:val="false"/>
+                <w:sz w:val="18"/>
+                <w:szCs w:val="18"/>
               </w:rPr>
               <w:t xml:space="preserve">Fuel for pump (10ltrs)</w:t>
             </w:r>
@@ -354,11 +366,11 @@
             </w:pPr>
             <w:r>
               <w:rPr>
-                <w:rFonts w:ascii="Calibri" w:cs="Calibri" w:eastAsia="Calibri" w:hAnsi="Calibri"/>
-                <w:b w:val="false"/>
-                <w:bCs w:val="false"/>
-                <w:sz w:val="20"/>
-                <w:szCs w:val="20"/>
+                <w:rFonts w:ascii="Book Antiqua" w:cs="Book Antiqua" w:eastAsia="Book Antiqua" w:hAnsi="Book Antiqua"/>
+                <w:b w:val="false"/>
+                <w:bCs w:val="false"/>
+                <w:sz w:val="18"/>
+                <w:szCs w:val="18"/>
               </w:rPr>
               <w:t xml:space="preserve">UGX 65,500</w:t>
             </w:r>
@@ -373,11 +385,11 @@
             </w:pPr>
             <w:r>
               <w:rPr>
-                <w:rFonts w:ascii="Calibri" w:cs="Calibri" w:eastAsia="Calibri" w:hAnsi="Calibri"/>
-                <w:b w:val="false"/>
-                <w:bCs w:val="false"/>
-                <w:sz w:val="20"/>
-                <w:szCs w:val="20"/>
+                <w:rFonts w:ascii="Book Antiqua" w:cs="Book Antiqua" w:eastAsia="Book Antiqua" w:hAnsi="Book Antiqua"/>
+                <w:b w:val="false"/>
+                <w:bCs w:val="false"/>
+                <w:sz w:val="18"/>
+                <w:szCs w:val="18"/>
               </w:rPr>
               <w:t xml:space="preserve">2026-06-12</w:t>
             </w:r>
@@ -390,11 +402,11 @@
             </w:pPr>
             <w:r>
               <w:rPr>
-                <w:rFonts w:ascii="Calibri" w:cs="Calibri" w:eastAsia="Calibri" w:hAnsi="Calibri"/>
-                <w:b w:val="false"/>
-                <w:bCs w:val="false"/>
-                <w:sz w:val="20"/>
-                <w:szCs w:val="20"/>
+                <w:rFonts w:ascii="Book Antiqua" w:cs="Book Antiqua" w:eastAsia="Book Antiqua" w:hAnsi="Book Antiqua"/>
+                <w:b w:val="false"/>
+                <w:bCs w:val="false"/>
+                <w:sz w:val="18"/>
+                <w:szCs w:val="18"/>
               </w:rPr>
               <w:t xml:space="preserve">Other Expense</w:t>
             </w:r>
@@ -407,11 +419,11 @@
             </w:pPr>
             <w:r>
               <w:rPr>
-                <w:rFonts w:ascii="Calibri" w:cs="Calibri" w:eastAsia="Calibri" w:hAnsi="Calibri"/>
-                <w:b w:val="false"/>
-                <w:bCs w:val="false"/>
-                <w:sz w:val="20"/>
-                <w:szCs w:val="20"/>
+                <w:rFonts w:ascii="Book Antiqua" w:cs="Book Antiqua" w:eastAsia="Book Antiqua" w:hAnsi="Book Antiqua"/>
+                <w:b w:val="false"/>
+                <w:bCs w:val="false"/>
+                <w:sz w:val="18"/>
+                <w:szCs w:val="18"/>
               </w:rPr>
               <w:t xml:space="preserve">Brake fluid (1ltr)</w:t>
             </w:r>
@@ -424,11 +436,11 @@
             </w:pPr>
             <w:r>
               <w:rPr>
-                <w:rFonts w:ascii="Calibri" w:cs="Calibri" w:eastAsia="Calibri" w:hAnsi="Calibri"/>
-                <w:b w:val="false"/>
-                <w:bCs w:val="false"/>
-                <w:sz w:val="20"/>
-                <w:szCs w:val="20"/>
+                <w:rFonts w:ascii="Book Antiqua" w:cs="Book Antiqua" w:eastAsia="Book Antiqua" w:hAnsi="Book Antiqua"/>
+                <w:b w:val="false"/>
+                <w:bCs w:val="false"/>
+                <w:sz w:val="18"/>
+                <w:szCs w:val="18"/>
               </w:rPr>
               <w:t xml:space="preserve">UGX 8,000</w:t>
             </w:r>
@@ -443,11 +455,11 @@
             </w:pPr>
             <w:r>
               <w:rPr>
-                <w:rFonts w:ascii="Calibri" w:cs="Calibri" w:eastAsia="Calibri" w:hAnsi="Calibri"/>
-                <w:b w:val="false"/>
-                <w:bCs w:val="false"/>
-                <w:sz w:val="20"/>
-                <w:szCs w:val="20"/>
+                <w:rFonts w:ascii="Book Antiqua" w:cs="Book Antiqua" w:eastAsia="Book Antiqua" w:hAnsi="Book Antiqua"/>
+                <w:b w:val="false"/>
+                <w:bCs w:val="false"/>
+                <w:sz w:val="18"/>
+                <w:szCs w:val="18"/>
               </w:rPr>
               <w:t xml:space="preserve">2026-06-12</w:t>
             </w:r>
@@ -460,11 +472,11 @@
             </w:pPr>
             <w:r>
               <w:rPr>
-                <w:rFonts w:ascii="Calibri" w:cs="Calibri" w:eastAsia="Calibri" w:hAnsi="Calibri"/>
-                <w:b w:val="false"/>
-                <w:bCs w:val="false"/>
-                <w:sz w:val="20"/>
-                <w:szCs w:val="20"/>
+                <w:rFonts w:ascii="Book Antiqua" w:cs="Book Antiqua" w:eastAsia="Book Antiqua" w:hAnsi="Book Antiqua"/>
+                <w:b w:val="false"/>
+                <w:bCs w:val="false"/>
+                <w:sz w:val="18"/>
+                <w:szCs w:val="18"/>
               </w:rPr>
               <w:t xml:space="preserve">Equipment Purchase</w:t>
             </w:r>
@@ -477,11 +489,11 @@
             </w:pPr>
             <w:r>
               <w:rPr>
-                <w:rFonts w:ascii="Calibri" w:cs="Calibri" w:eastAsia="Calibri" w:hAnsi="Calibri"/>
-                <w:b w:val="false"/>
-                <w:bCs w:val="false"/>
-                <w:sz w:val="20"/>
-                <w:szCs w:val="20"/>
+                <w:rFonts w:ascii="Book Antiqua" w:cs="Book Antiqua" w:eastAsia="Book Antiqua" w:hAnsi="Book Antiqua"/>
+                <w:b w:val="false"/>
+                <w:bCs w:val="false"/>
+                <w:sz w:val="18"/>
+                <w:szCs w:val="18"/>
               </w:rPr>
               <w:t xml:space="preserve">Fence shear (1)</w:t>
             </w:r>
@@ -494,11 +506,11 @@
             </w:pPr>
             <w:r>
               <w:rPr>
-                <w:rFonts w:ascii="Calibri" w:cs="Calibri" w:eastAsia="Calibri" w:hAnsi="Calibri"/>
-                <w:b w:val="false"/>
-                <w:bCs w:val="false"/>
-                <w:sz w:val="20"/>
-                <w:szCs w:val="20"/>
+                <w:rFonts w:ascii="Book Antiqua" w:cs="Book Antiqua" w:eastAsia="Book Antiqua" w:hAnsi="Book Antiqua"/>
+                <w:b w:val="false"/>
+                <w:bCs w:val="false"/>
+                <w:sz w:val="18"/>
+                <w:szCs w:val="18"/>
               </w:rPr>
               <w:t xml:space="preserve">UGX 55,000</w:t>
             </w:r>
@@ -513,11 +525,11 @@
             </w:pPr>
             <w:r>
               <w:rPr>
-                <w:rFonts w:ascii="Calibri" w:cs="Calibri" w:eastAsia="Calibri" w:hAnsi="Calibri"/>
-                <w:b w:val="false"/>
-                <w:bCs w:val="false"/>
-                <w:sz w:val="20"/>
-                <w:szCs w:val="20"/>
+                <w:rFonts w:ascii="Book Antiqua" w:cs="Book Antiqua" w:eastAsia="Book Antiqua" w:hAnsi="Book Antiqua"/>
+                <w:b w:val="false"/>
+                <w:bCs w:val="false"/>
+                <w:sz w:val="18"/>
+                <w:szCs w:val="18"/>
               </w:rPr>
               <w:t xml:space="preserve">2026-06-17</w:t>
             </w:r>
@@ -530,11 +542,11 @@
             </w:pPr>
             <w:r>
               <w:rPr>
-                <w:rFonts w:ascii="Calibri" w:cs="Calibri" w:eastAsia="Calibri" w:hAnsi="Calibri"/>
-                <w:b w:val="false"/>
-                <w:bCs w:val="false"/>
-                <w:sz w:val="20"/>
-                <w:szCs w:val="20"/>
+                <w:rFonts w:ascii="Book Antiqua" w:cs="Book Antiqua" w:eastAsia="Book Antiqua" w:hAnsi="Book Antiqua"/>
+                <w:b w:val="false"/>
+                <w:bCs w:val="false"/>
+                <w:sz w:val="18"/>
+                <w:szCs w:val="18"/>
               </w:rPr>
               <w:t xml:space="preserve">Fuel &amp; Lubricants</w:t>
             </w:r>
@@ -547,11 +559,11 @@
             </w:pPr>
             <w:r>
               <w:rPr>
-                <w:rFonts w:ascii="Calibri" w:cs="Calibri" w:eastAsia="Calibri" w:hAnsi="Calibri"/>
-                <w:b w:val="false"/>
-                <w:bCs w:val="false"/>
-                <w:sz w:val="20"/>
-                <w:szCs w:val="20"/>
+                <w:rFonts w:ascii="Book Antiqua" w:cs="Book Antiqua" w:eastAsia="Book Antiqua" w:hAnsi="Book Antiqua"/>
+                <w:b w:val="false"/>
+                <w:bCs w:val="false"/>
+                <w:sz w:val="18"/>
+                <w:szCs w:val="18"/>
               </w:rPr>
               <w:t xml:space="preserve">Motocycle fuel (10ltrs)</w:t>
             </w:r>
@@ -564,11 +576,11 @@
             </w:pPr>
             <w:r>
               <w:rPr>
-                <w:rFonts w:ascii="Calibri" w:cs="Calibri" w:eastAsia="Calibri" w:hAnsi="Calibri"/>
-                <w:b w:val="false"/>
-                <w:bCs w:val="false"/>
-                <w:sz w:val="20"/>
-                <w:szCs w:val="20"/>
+                <w:rFonts w:ascii="Book Antiqua" w:cs="Book Antiqua" w:eastAsia="Book Antiqua" w:hAnsi="Book Antiqua"/>
+                <w:b w:val="false"/>
+                <w:bCs w:val="false"/>
+                <w:sz w:val="18"/>
+                <w:szCs w:val="18"/>
               </w:rPr>
               <w:t xml:space="preserve">UGX 65,500</w:t>
             </w:r>
@@ -583,11 +595,11 @@
             </w:pPr>
             <w:r>
               <w:rPr>
-                <w:rFonts w:ascii="Calibri" w:cs="Calibri" w:eastAsia="Calibri" w:hAnsi="Calibri"/>
-                <w:b w:val="false"/>
-                <w:bCs w:val="false"/>
-                <w:sz w:val="20"/>
-                <w:szCs w:val="20"/>
+                <w:rFonts w:ascii="Book Antiqua" w:cs="Book Antiqua" w:eastAsia="Book Antiqua" w:hAnsi="Book Antiqua"/>
+                <w:b w:val="false"/>
+                <w:bCs w:val="false"/>
+                <w:sz w:val="18"/>
+                <w:szCs w:val="18"/>
               </w:rPr>
               <w:t xml:space="preserve">2026-06-17</w:t>
             </w:r>
@@ -600,11 +612,11 @@
             </w:pPr>
             <w:r>
               <w:rPr>
-                <w:rFonts w:ascii="Calibri" w:cs="Calibri" w:eastAsia="Calibri" w:hAnsi="Calibri"/>
-                <w:b w:val="false"/>
-                <w:bCs w:val="false"/>
-                <w:sz w:val="20"/>
-                <w:szCs w:val="20"/>
+                <w:rFonts w:ascii="Book Antiqua" w:cs="Book Antiqua" w:eastAsia="Book Antiqua" w:hAnsi="Book Antiqua"/>
+                <w:b w:val="false"/>
+                <w:bCs w:val="false"/>
+                <w:sz w:val="18"/>
+                <w:szCs w:val="18"/>
               </w:rPr>
               <w:t xml:space="preserve">Fuel &amp; Lubricants</w:t>
             </w:r>
@@ -617,11 +629,11 @@
             </w:pPr>
             <w:r>
               <w:rPr>
-                <w:rFonts w:ascii="Calibri" w:cs="Calibri" w:eastAsia="Calibri" w:hAnsi="Calibri"/>
-                <w:b w:val="false"/>
-                <w:bCs w:val="false"/>
-                <w:sz w:val="20"/>
-                <w:szCs w:val="20"/>
+                <w:rFonts w:ascii="Book Antiqua" w:cs="Book Antiqua" w:eastAsia="Book Antiqua" w:hAnsi="Book Antiqua"/>
+                <w:b w:val="false"/>
+                <w:bCs w:val="false"/>
+                <w:sz w:val="18"/>
+                <w:szCs w:val="18"/>
               </w:rPr>
               <w:t xml:space="preserve">Fuel for pump (10ltrs)</w:t>
             </w:r>
@@ -634,11 +646,11 @@
             </w:pPr>
             <w:r>
               <w:rPr>
-                <w:rFonts w:ascii="Calibri" w:cs="Calibri" w:eastAsia="Calibri" w:hAnsi="Calibri"/>
-                <w:b w:val="false"/>
-                <w:bCs w:val="false"/>
-                <w:sz w:val="20"/>
-                <w:szCs w:val="20"/>
+                <w:rFonts w:ascii="Book Antiqua" w:cs="Book Antiqua" w:eastAsia="Book Antiqua" w:hAnsi="Book Antiqua"/>
+                <w:b w:val="false"/>
+                <w:bCs w:val="false"/>
+                <w:sz w:val="18"/>
+                <w:szCs w:val="18"/>
               </w:rPr>
               <w:t xml:space="preserve">UGX 65,500</w:t>
             </w:r>
@@ -653,11 +665,11 @@
             </w:pPr>
             <w:r>
               <w:rPr>
-                <w:rFonts w:ascii="Calibri" w:cs="Calibri" w:eastAsia="Calibri" w:hAnsi="Calibri"/>
-                <w:b w:val="false"/>
-                <w:bCs w:val="false"/>
-                <w:sz w:val="20"/>
-                <w:szCs w:val="20"/>
+                <w:rFonts w:ascii="Book Antiqua" w:cs="Book Antiqua" w:eastAsia="Book Antiqua" w:hAnsi="Book Antiqua"/>
+                <w:b w:val="false"/>
+                <w:bCs w:val="false"/>
+                <w:sz w:val="18"/>
+                <w:szCs w:val="18"/>
               </w:rPr>
               <w:t xml:space="preserve">2026-06-17</w:t>
             </w:r>
@@ -670,11 +682,11 @@
             </w:pPr>
             <w:r>
               <w:rPr>
-                <w:rFonts w:ascii="Calibri" w:cs="Calibri" w:eastAsia="Calibri" w:hAnsi="Calibri"/>
-                <w:b w:val="false"/>
-                <w:bCs w:val="false"/>
-                <w:sz w:val="20"/>
-                <w:szCs w:val="20"/>
+                <w:rFonts w:ascii="Book Antiqua" w:cs="Book Antiqua" w:eastAsia="Book Antiqua" w:hAnsi="Book Antiqua"/>
+                <w:b w:val="false"/>
+                <w:bCs w:val="false"/>
+                <w:sz w:val="18"/>
+                <w:szCs w:val="18"/>
               </w:rPr>
               <w:t xml:space="preserve">Other Expense</w:t>
             </w:r>
@@ -687,11 +699,11 @@
             </w:pPr>
             <w:r>
               <w:rPr>
-                <w:rFonts w:ascii="Calibri" w:cs="Calibri" w:eastAsia="Calibri" w:hAnsi="Calibri"/>
-                <w:b w:val="false"/>
-                <w:bCs w:val="false"/>
-                <w:sz w:val="20"/>
-                <w:szCs w:val="20"/>
+                <w:rFonts w:ascii="Book Antiqua" w:cs="Book Antiqua" w:eastAsia="Book Antiqua" w:hAnsi="Book Antiqua"/>
+                <w:b w:val="false"/>
+                <w:bCs w:val="false"/>
+                <w:sz w:val="18"/>
+                <w:szCs w:val="18"/>
               </w:rPr>
               <w:t xml:space="preserve">Tonner (1)</w:t>
             </w:r>
@@ -704,11 +716,11 @@
             </w:pPr>
             <w:r>
               <w:rPr>
-                <w:rFonts w:ascii="Calibri" w:cs="Calibri" w:eastAsia="Calibri" w:hAnsi="Calibri"/>
-                <w:b w:val="false"/>
-                <w:bCs w:val="false"/>
-                <w:sz w:val="20"/>
-                <w:szCs w:val="20"/>
+                <w:rFonts w:ascii="Book Antiqua" w:cs="Book Antiqua" w:eastAsia="Book Antiqua" w:hAnsi="Book Antiqua"/>
+                <w:b w:val="false"/>
+                <w:bCs w:val="false"/>
+                <w:sz w:val="18"/>
+                <w:szCs w:val="18"/>
               </w:rPr>
               <w:t xml:space="preserve">UGX 20,000</w:t>
             </w:r>
@@ -723,11 +735,11 @@
             </w:pPr>
             <w:r>
               <w:rPr>
-                <w:rFonts w:ascii="Calibri" w:cs="Calibri" w:eastAsia="Calibri" w:hAnsi="Calibri"/>
-                <w:b w:val="false"/>
-                <w:bCs w:val="false"/>
-                <w:sz w:val="20"/>
-                <w:szCs w:val="20"/>
+                <w:rFonts w:ascii="Book Antiqua" w:cs="Book Antiqua" w:eastAsia="Book Antiqua" w:hAnsi="Book Antiqua"/>
+                <w:b w:val="false"/>
+                <w:bCs w:val="false"/>
+                <w:sz w:val="18"/>
+                <w:szCs w:val="18"/>
               </w:rPr>
               <w:t xml:space="preserve">2026-06-21</w:t>
             </w:r>
@@ -740,11 +752,11 @@
             </w:pPr>
             <w:r>
               <w:rPr>
-                <w:rFonts w:ascii="Calibri" w:cs="Calibri" w:eastAsia="Calibri" w:hAnsi="Calibri"/>
-                <w:b w:val="false"/>
-                <w:bCs w:val="false"/>
-                <w:sz w:val="20"/>
-                <w:szCs w:val="20"/>
+                <w:rFonts w:ascii="Book Antiqua" w:cs="Book Antiqua" w:eastAsia="Book Antiqua" w:hAnsi="Book Antiqua"/>
+                <w:b w:val="false"/>
+                <w:bCs w:val="false"/>
+                <w:sz w:val="18"/>
+                <w:szCs w:val="18"/>
               </w:rPr>
               <w:t xml:space="preserve">Casual / Seasonal Labour</w:t>
             </w:r>
@@ -757,11 +769,11 @@
             </w:pPr>
             <w:r>
               <w:rPr>
-                <w:rFonts w:ascii="Calibri" w:cs="Calibri" w:eastAsia="Calibri" w:hAnsi="Calibri"/>
-                <w:b w:val="false"/>
-                <w:bCs w:val="false"/>
-                <w:sz w:val="20"/>
-                <w:szCs w:val="20"/>
+                <w:rFonts w:ascii="Book Antiqua" w:cs="Book Antiqua" w:eastAsia="Book Antiqua" w:hAnsi="Book Antiqua"/>
+                <w:b w:val="false"/>
+                <w:bCs w:val="false"/>
+                <w:sz w:val="18"/>
+                <w:szCs w:val="18"/>
               </w:rPr>
               <w:t xml:space="preserve">posho (100kgs)</w:t>
             </w:r>
@@ -774,11 +786,11 @@
             </w:pPr>
             <w:r>
               <w:rPr>
-                <w:rFonts w:ascii="Calibri" w:cs="Calibri" w:eastAsia="Calibri" w:hAnsi="Calibri"/>
-                <w:b w:val="false"/>
-                <w:bCs w:val="false"/>
-                <w:sz w:val="20"/>
-                <w:szCs w:val="20"/>
+                <w:rFonts w:ascii="Book Antiqua" w:cs="Book Antiqua" w:eastAsia="Book Antiqua" w:hAnsi="Book Antiqua"/>
+                <w:b w:val="false"/>
+                <w:bCs w:val="false"/>
+                <w:sz w:val="18"/>
+                <w:szCs w:val="18"/>
               </w:rPr>
               <w:t xml:space="preserve">UGX 200,000</w:t>
             </w:r>
@@ -793,11 +805,11 @@
             </w:pPr>
             <w:r>
               <w:rPr>
-                <w:rFonts w:ascii="Calibri" w:cs="Calibri" w:eastAsia="Calibri" w:hAnsi="Calibri"/>
-                <w:b w:val="false"/>
-                <w:bCs w:val="false"/>
-                <w:sz w:val="20"/>
-                <w:szCs w:val="20"/>
+                <w:rFonts w:ascii="Book Antiqua" w:cs="Book Antiqua" w:eastAsia="Book Antiqua" w:hAnsi="Book Antiqua"/>
+                <w:b w:val="false"/>
+                <w:bCs w:val="false"/>
+                <w:sz w:val="18"/>
+                <w:szCs w:val="18"/>
               </w:rPr>
               <w:t xml:space="preserve">2026-06-21</w:t>
             </w:r>
@@ -810,11 +822,11 @@
             </w:pPr>
             <w:r>
               <w:rPr>
-                <w:rFonts w:ascii="Calibri" w:cs="Calibri" w:eastAsia="Calibri" w:hAnsi="Calibri"/>
-                <w:b w:val="false"/>
-                <w:bCs w:val="false"/>
-                <w:sz w:val="20"/>
-                <w:szCs w:val="20"/>
+                <w:rFonts w:ascii="Book Antiqua" w:cs="Book Antiqua" w:eastAsia="Book Antiqua" w:hAnsi="Book Antiqua"/>
+                <w:b w:val="false"/>
+                <w:bCs w:val="false"/>
+                <w:sz w:val="18"/>
+                <w:szCs w:val="18"/>
               </w:rPr>
               <w:t xml:space="preserve">Casual / Seasonal Labour</w:t>
             </w:r>
@@ -827,11 +839,11 @@
             </w:pPr>
             <w:r>
               <w:rPr>
-                <w:rFonts w:ascii="Calibri" w:cs="Calibri" w:eastAsia="Calibri" w:hAnsi="Calibri"/>
-                <w:b w:val="false"/>
-                <w:bCs w:val="false"/>
-                <w:sz w:val="20"/>
-                <w:szCs w:val="20"/>
+                <w:rFonts w:ascii="Book Antiqua" w:cs="Book Antiqua" w:eastAsia="Book Antiqua" w:hAnsi="Book Antiqua"/>
+                <w:b w:val="false"/>
+                <w:bCs w:val="false"/>
+                <w:sz w:val="18"/>
+                <w:szCs w:val="18"/>
               </w:rPr>
               <w:t xml:space="preserve">Beans (30kgs)</w:t>
             </w:r>
@@ -844,11 +856,11 @@
             </w:pPr>
             <w:r>
               <w:rPr>
-                <w:rFonts w:ascii="Calibri" w:cs="Calibri" w:eastAsia="Calibri" w:hAnsi="Calibri"/>
-                <w:b w:val="false"/>
-                <w:bCs w:val="false"/>
-                <w:sz w:val="20"/>
-                <w:szCs w:val="20"/>
+                <w:rFonts w:ascii="Book Antiqua" w:cs="Book Antiqua" w:eastAsia="Book Antiqua" w:hAnsi="Book Antiqua"/>
+                <w:b w:val="false"/>
+                <w:bCs w:val="false"/>
+                <w:sz w:val="18"/>
+                <w:szCs w:val="18"/>
               </w:rPr>
               <w:t xml:space="preserve">UGX 72,000</w:t>
             </w:r>
@@ -863,11 +875,11 @@
             </w:pPr>
             <w:r>
               <w:rPr>
-                <w:rFonts w:ascii="Calibri" w:cs="Calibri" w:eastAsia="Calibri" w:hAnsi="Calibri"/>
-                <w:b w:val="false"/>
-                <w:bCs w:val="false"/>
-                <w:sz w:val="20"/>
-                <w:szCs w:val="20"/>
+                <w:rFonts w:ascii="Book Antiqua" w:cs="Book Antiqua" w:eastAsia="Book Antiqua" w:hAnsi="Book Antiqua"/>
+                <w:b w:val="false"/>
+                <w:bCs w:val="false"/>
+                <w:sz w:val="18"/>
+                <w:szCs w:val="18"/>
               </w:rPr>
               <w:t xml:space="preserve">2026-06-21</w:t>
             </w:r>
@@ -880,11 +892,11 @@
             </w:pPr>
             <w:r>
               <w:rPr>
-                <w:rFonts w:ascii="Calibri" w:cs="Calibri" w:eastAsia="Calibri" w:hAnsi="Calibri"/>
-                <w:b w:val="false"/>
-                <w:bCs w:val="false"/>
-                <w:sz w:val="20"/>
-                <w:szCs w:val="20"/>
+                <w:rFonts w:ascii="Book Antiqua" w:cs="Book Antiqua" w:eastAsia="Book Antiqua" w:hAnsi="Book Antiqua"/>
+                <w:b w:val="false"/>
+                <w:bCs w:val="false"/>
+                <w:sz w:val="18"/>
+                <w:szCs w:val="18"/>
               </w:rPr>
               <w:t xml:space="preserve">Casual / Seasonal Labour</w:t>
             </w:r>
@@ -897,11 +909,11 @@
             </w:pPr>
             <w:r>
               <w:rPr>
-                <w:rFonts w:ascii="Calibri" w:cs="Calibri" w:eastAsia="Calibri" w:hAnsi="Calibri"/>
-                <w:b w:val="false"/>
-                <w:bCs w:val="false"/>
-                <w:sz w:val="20"/>
-                <w:szCs w:val="20"/>
+                <w:rFonts w:ascii="Book Antiqua" w:cs="Book Antiqua" w:eastAsia="Book Antiqua" w:hAnsi="Book Antiqua"/>
+                <w:b w:val="false"/>
+                <w:bCs w:val="false"/>
+                <w:sz w:val="18"/>
+                <w:szCs w:val="18"/>
               </w:rPr>
               <w:t xml:space="preserve">Soap (1)</w:t>
             </w:r>
@@ -914,11 +926,11 @@
             </w:pPr>
             <w:r>
               <w:rPr>
-                <w:rFonts w:ascii="Calibri" w:cs="Calibri" w:eastAsia="Calibri" w:hAnsi="Calibri"/>
-                <w:b w:val="false"/>
-                <w:bCs w:val="false"/>
-                <w:sz w:val="20"/>
-                <w:szCs w:val="20"/>
+                <w:rFonts w:ascii="Book Antiqua" w:cs="Book Antiqua" w:eastAsia="Book Antiqua" w:hAnsi="Book Antiqua"/>
+                <w:b w:val="false"/>
+                <w:bCs w:val="false"/>
+                <w:sz w:val="18"/>
+                <w:szCs w:val="18"/>
               </w:rPr>
               <w:t xml:space="preserve">UGX 5,500</w:t>
             </w:r>
@@ -933,11 +945,11 @@
             </w:pPr>
             <w:r>
               <w:rPr>
-                <w:rFonts w:ascii="Calibri" w:cs="Calibri" w:eastAsia="Calibri" w:hAnsi="Calibri"/>
-                <w:b w:val="false"/>
-                <w:bCs w:val="false"/>
-                <w:sz w:val="20"/>
-                <w:szCs w:val="20"/>
+                <w:rFonts w:ascii="Book Antiqua" w:cs="Book Antiqua" w:eastAsia="Book Antiqua" w:hAnsi="Book Antiqua"/>
+                <w:b w:val="false"/>
+                <w:bCs w:val="false"/>
+                <w:sz w:val="18"/>
+                <w:szCs w:val="18"/>
               </w:rPr>
               <w:t xml:space="preserve">2026-06-21</w:t>
             </w:r>
@@ -950,11 +962,11 @@
             </w:pPr>
             <w:r>
               <w:rPr>
-                <w:rFonts w:ascii="Calibri" w:cs="Calibri" w:eastAsia="Calibri" w:hAnsi="Calibri"/>
-                <w:b w:val="false"/>
-                <w:bCs w:val="false"/>
-                <w:sz w:val="20"/>
-                <w:szCs w:val="20"/>
+                <w:rFonts w:ascii="Book Antiqua" w:cs="Book Antiqua" w:eastAsia="Book Antiqua" w:hAnsi="Book Antiqua"/>
+                <w:b w:val="false"/>
+                <w:bCs w:val="false"/>
+                <w:sz w:val="18"/>
+                <w:szCs w:val="18"/>
               </w:rPr>
               <w:t xml:space="preserve">Casual / Seasonal Labour</w:t>
             </w:r>
@@ -967,11 +979,11 @@
             </w:pPr>
             <w:r>
               <w:rPr>
-                <w:rFonts w:ascii="Calibri" w:cs="Calibri" w:eastAsia="Calibri" w:hAnsi="Calibri"/>
-                <w:b w:val="false"/>
-                <w:bCs w:val="false"/>
-                <w:sz w:val="20"/>
-                <w:szCs w:val="20"/>
+                <w:rFonts w:ascii="Book Antiqua" w:cs="Book Antiqua" w:eastAsia="Book Antiqua" w:hAnsi="Book Antiqua"/>
+                <w:b w:val="false"/>
+                <w:bCs w:val="false"/>
+                <w:sz w:val="18"/>
+                <w:szCs w:val="18"/>
               </w:rPr>
               <w:t xml:space="preserve">salt (10skts)</w:t>
             </w:r>
@@ -984,11 +996,11 @@
             </w:pPr>
             <w:r>
               <w:rPr>
-                <w:rFonts w:ascii="Calibri" w:cs="Calibri" w:eastAsia="Calibri" w:hAnsi="Calibri"/>
-                <w:b w:val="false"/>
-                <w:bCs w:val="false"/>
-                <w:sz w:val="20"/>
-                <w:szCs w:val="20"/>
+                <w:rFonts w:ascii="Book Antiqua" w:cs="Book Antiqua" w:eastAsia="Book Antiqua" w:hAnsi="Book Antiqua"/>
+                <w:b w:val="false"/>
+                <w:bCs w:val="false"/>
+                <w:sz w:val="18"/>
+                <w:szCs w:val="18"/>
               </w:rPr>
               <w:t xml:space="preserve">UGX 8,000</w:t>
             </w:r>
@@ -1003,11 +1015,11 @@
             </w:pPr>
             <w:r>
               <w:rPr>
-                <w:rFonts w:ascii="Calibri" w:cs="Calibri" w:eastAsia="Calibri" w:hAnsi="Calibri"/>
-                <w:b w:val="false"/>
-                <w:bCs w:val="false"/>
-                <w:sz w:val="20"/>
-                <w:szCs w:val="20"/>
+                <w:rFonts w:ascii="Book Antiqua" w:cs="Book Antiqua" w:eastAsia="Book Antiqua" w:hAnsi="Book Antiqua"/>
+                <w:b w:val="false"/>
+                <w:bCs w:val="false"/>
+                <w:sz w:val="18"/>
+                <w:szCs w:val="18"/>
               </w:rPr>
               <w:t xml:space="preserve">2026-06-21</w:t>
             </w:r>
@@ -1020,11 +1032,11 @@
             </w:pPr>
             <w:r>
               <w:rPr>
-                <w:rFonts w:ascii="Calibri" w:cs="Calibri" w:eastAsia="Calibri" w:hAnsi="Calibri"/>
-                <w:b w:val="false"/>
-                <w:bCs w:val="false"/>
-                <w:sz w:val="20"/>
-                <w:szCs w:val="20"/>
+                <w:rFonts w:ascii="Book Antiqua" w:cs="Book Antiqua" w:eastAsia="Book Antiqua" w:hAnsi="Book Antiqua"/>
+                <w:b w:val="false"/>
+                <w:bCs w:val="false"/>
+                <w:sz w:val="18"/>
+                <w:szCs w:val="18"/>
               </w:rPr>
               <w:t xml:space="preserve">Other Expense</w:t>
             </w:r>
@@ -1037,11 +1049,11 @@
             </w:pPr>
             <w:r>
               <w:rPr>
-                <w:rFonts w:ascii="Calibri" w:cs="Calibri" w:eastAsia="Calibri" w:hAnsi="Calibri"/>
-                <w:b w:val="false"/>
-                <w:bCs w:val="false"/>
-                <w:sz w:val="20"/>
-                <w:szCs w:val="20"/>
+                <w:rFonts w:ascii="Book Antiqua" w:cs="Book Antiqua" w:eastAsia="Book Antiqua" w:hAnsi="Book Antiqua"/>
+                <w:b w:val="false"/>
+                <w:bCs w:val="false"/>
+                <w:sz w:val="18"/>
+                <w:szCs w:val="18"/>
               </w:rPr>
               <w:t xml:space="preserve">Matchbox (1skt)</w:t>
             </w:r>
@@ -1054,11 +1066,11 @@
             </w:pPr>
             <w:r>
               <w:rPr>
-                <w:rFonts w:ascii="Calibri" w:cs="Calibri" w:eastAsia="Calibri" w:hAnsi="Calibri"/>
-                <w:b w:val="false"/>
-                <w:bCs w:val="false"/>
-                <w:sz w:val="20"/>
-                <w:szCs w:val="20"/>
+                <w:rFonts w:ascii="Book Antiqua" w:cs="Book Antiqua" w:eastAsia="Book Antiqua" w:hAnsi="Book Antiqua"/>
+                <w:b w:val="false"/>
+                <w:bCs w:val="false"/>
+                <w:sz w:val="18"/>
+                <w:szCs w:val="18"/>
               </w:rPr>
               <w:t xml:space="preserve">UGX 1,000</w:t>
             </w:r>
@@ -1073,11 +1085,11 @@
             </w:pPr>
             <w:r>
               <w:rPr>
-                <w:rFonts w:ascii="Calibri" w:cs="Calibri" w:eastAsia="Calibri" w:hAnsi="Calibri"/>
-                <w:b w:val="false"/>
-                <w:bCs w:val="false"/>
-                <w:sz w:val="20"/>
-                <w:szCs w:val="20"/>
+                <w:rFonts w:ascii="Book Antiqua" w:cs="Book Antiqua" w:eastAsia="Book Antiqua" w:hAnsi="Book Antiqua"/>
+                <w:b w:val="false"/>
+                <w:bCs w:val="false"/>
+                <w:sz w:val="18"/>
+                <w:szCs w:val="18"/>
               </w:rPr>
               <w:t xml:space="preserve">2026-06-21</w:t>
             </w:r>
@@ -1090,11 +1102,11 @@
             </w:pPr>
             <w:r>
               <w:rPr>
-                <w:rFonts w:ascii="Calibri" w:cs="Calibri" w:eastAsia="Calibri" w:hAnsi="Calibri"/>
-                <w:b w:val="false"/>
-                <w:bCs w:val="false"/>
-                <w:sz w:val="20"/>
-                <w:szCs w:val="20"/>
+                <w:rFonts w:ascii="Book Antiqua" w:cs="Book Antiqua" w:eastAsia="Book Antiqua" w:hAnsi="Book Antiqua"/>
+                <w:b w:val="false"/>
+                <w:bCs w:val="false"/>
+                <w:sz w:val="18"/>
+                <w:szCs w:val="18"/>
               </w:rPr>
               <w:t xml:space="preserve">Fuel &amp; Lubricants</w:t>
             </w:r>
@@ -1107,11 +1119,11 @@
             </w:pPr>
             <w:r>
               <w:rPr>
-                <w:rFonts w:ascii="Calibri" w:cs="Calibri" w:eastAsia="Calibri" w:hAnsi="Calibri"/>
-                <w:b w:val="false"/>
-                <w:bCs w:val="false"/>
-                <w:sz w:val="20"/>
-                <w:szCs w:val="20"/>
+                <w:rFonts w:ascii="Book Antiqua" w:cs="Book Antiqua" w:eastAsia="Book Antiqua" w:hAnsi="Book Antiqua"/>
+                <w:b w:val="false"/>
+                <w:bCs w:val="false"/>
+                <w:sz w:val="18"/>
+                <w:szCs w:val="18"/>
               </w:rPr>
               <w:t xml:space="preserve">Fuel for pump (10ltrs)</w:t>
             </w:r>
@@ -1124,11 +1136,11 @@
             </w:pPr>
             <w:r>
               <w:rPr>
-                <w:rFonts w:ascii="Calibri" w:cs="Calibri" w:eastAsia="Calibri" w:hAnsi="Calibri"/>
-                <w:b w:val="false"/>
-                <w:bCs w:val="false"/>
-                <w:sz w:val="20"/>
-                <w:szCs w:val="20"/>
+                <w:rFonts w:ascii="Book Antiqua" w:cs="Book Antiqua" w:eastAsia="Book Antiqua" w:hAnsi="Book Antiqua"/>
+                <w:b w:val="false"/>
+                <w:bCs w:val="false"/>
+                <w:sz w:val="18"/>
+                <w:szCs w:val="18"/>
               </w:rPr>
               <w:t xml:space="preserve">UGX 65,000</w:t>
             </w:r>
@@ -1143,11 +1155,11 @@
             </w:pPr>
             <w:r>
               <w:rPr>
-                <w:rFonts w:ascii="Calibri" w:cs="Calibri" w:eastAsia="Calibri" w:hAnsi="Calibri"/>
-                <w:b w:val="false"/>
-                <w:bCs w:val="false"/>
-                <w:sz w:val="20"/>
-                <w:szCs w:val="20"/>
+                <w:rFonts w:ascii="Book Antiqua" w:cs="Book Antiqua" w:eastAsia="Book Antiqua" w:hAnsi="Book Antiqua"/>
+                <w:b w:val="false"/>
+                <w:bCs w:val="false"/>
+                <w:sz w:val="18"/>
+                <w:szCs w:val="18"/>
               </w:rPr>
               <w:t xml:space="preserve">2026-06-25</w:t>
             </w:r>
@@ -1160,11 +1172,11 @@
             </w:pPr>
             <w:r>
               <w:rPr>
-                <w:rFonts w:ascii="Calibri" w:cs="Calibri" w:eastAsia="Calibri" w:hAnsi="Calibri"/>
-                <w:b w:val="false"/>
-                <w:bCs w:val="false"/>
-                <w:sz w:val="20"/>
-                <w:szCs w:val="20"/>
+                <w:rFonts w:ascii="Book Antiqua" w:cs="Book Antiqua" w:eastAsia="Book Antiqua" w:hAnsi="Book Antiqua"/>
+                <w:b w:val="false"/>
+                <w:bCs w:val="false"/>
+                <w:sz w:val="18"/>
+                <w:szCs w:val="18"/>
               </w:rPr>
               <w:t xml:space="preserve">Fuel &amp; Lubricants</w:t>
             </w:r>
@@ -1177,11 +1189,11 @@
             </w:pPr>
             <w:r>
               <w:rPr>
-                <w:rFonts w:ascii="Calibri" w:cs="Calibri" w:eastAsia="Calibri" w:hAnsi="Calibri"/>
-                <w:b w:val="false"/>
-                <w:bCs w:val="false"/>
-                <w:sz w:val="20"/>
-                <w:szCs w:val="20"/>
+                <w:rFonts w:ascii="Book Antiqua" w:cs="Book Antiqua" w:eastAsia="Book Antiqua" w:hAnsi="Book Antiqua"/>
+                <w:b w:val="false"/>
+                <w:bCs w:val="false"/>
+                <w:sz w:val="18"/>
+                <w:szCs w:val="18"/>
               </w:rPr>
               <w:t xml:space="preserve">Motocyle fuel (10ltrs)</w:t>
             </w:r>
@@ -1194,11 +1206,11 @@
             </w:pPr>
             <w:r>
               <w:rPr>
-                <w:rFonts w:ascii="Calibri" w:cs="Calibri" w:eastAsia="Calibri" w:hAnsi="Calibri"/>
-                <w:b w:val="false"/>
-                <w:bCs w:val="false"/>
-                <w:sz w:val="20"/>
-                <w:szCs w:val="20"/>
+                <w:rFonts w:ascii="Book Antiqua" w:cs="Book Antiqua" w:eastAsia="Book Antiqua" w:hAnsi="Book Antiqua"/>
+                <w:b w:val="false"/>
+                <w:bCs w:val="false"/>
+                <w:sz w:val="18"/>
+                <w:szCs w:val="18"/>
               </w:rPr>
               <w:t xml:space="preserve">UGX 65,500</w:t>
             </w:r>
@@ -1213,11 +1225,11 @@
             </w:pPr>
             <w:r>
               <w:rPr>
-                <w:rFonts w:ascii="Calibri" w:cs="Calibri" w:eastAsia="Calibri" w:hAnsi="Calibri"/>
-                <w:b w:val="false"/>
-                <w:bCs w:val="false"/>
-                <w:sz w:val="20"/>
-                <w:szCs w:val="20"/>
+                <w:rFonts w:ascii="Book Antiqua" w:cs="Book Antiqua" w:eastAsia="Book Antiqua" w:hAnsi="Book Antiqua"/>
+                <w:b w:val="false"/>
+                <w:bCs w:val="false"/>
+                <w:sz w:val="18"/>
+                <w:szCs w:val="18"/>
               </w:rPr>
               <w:t xml:space="preserve">2026-06-25</w:t>
             </w:r>
@@ -1230,11 +1242,11 @@
             </w:pPr>
             <w:r>
               <w:rPr>
-                <w:rFonts w:ascii="Calibri" w:cs="Calibri" w:eastAsia="Calibri" w:hAnsi="Calibri"/>
-                <w:b w:val="false"/>
-                <w:bCs w:val="false"/>
-                <w:sz w:val="20"/>
-                <w:szCs w:val="20"/>
+                <w:rFonts w:ascii="Book Antiqua" w:cs="Book Antiqua" w:eastAsia="Book Antiqua" w:hAnsi="Book Antiqua"/>
+                <w:b w:val="false"/>
+                <w:bCs w:val="false"/>
+                <w:sz w:val="18"/>
+                <w:szCs w:val="18"/>
               </w:rPr>
               <w:t xml:space="preserve">Fuel &amp; Lubricants</w:t>
             </w:r>
@@ -1247,11 +1259,11 @@
             </w:pPr>
             <w:r>
               <w:rPr>
-                <w:rFonts w:ascii="Calibri" w:cs="Calibri" w:eastAsia="Calibri" w:hAnsi="Calibri"/>
-                <w:b w:val="false"/>
-                <w:bCs w:val="false"/>
-                <w:sz w:val="20"/>
-                <w:szCs w:val="20"/>
+                <w:rFonts w:ascii="Book Antiqua" w:cs="Book Antiqua" w:eastAsia="Book Antiqua" w:hAnsi="Book Antiqua"/>
+                <w:b w:val="false"/>
+                <w:bCs w:val="false"/>
+                <w:sz w:val="18"/>
+                <w:szCs w:val="18"/>
               </w:rPr>
               <w:t xml:space="preserve">Fuel for pump (10ltrs)</w:t>
             </w:r>
@@ -1264,11 +1276,11 @@
             </w:pPr>
             <w:r>
               <w:rPr>
-                <w:rFonts w:ascii="Calibri" w:cs="Calibri" w:eastAsia="Calibri" w:hAnsi="Calibri"/>
-                <w:b w:val="false"/>
-                <w:bCs w:val="false"/>
-                <w:sz w:val="20"/>
-                <w:szCs w:val="20"/>
+                <w:rFonts w:ascii="Book Antiqua" w:cs="Book Antiqua" w:eastAsia="Book Antiqua" w:hAnsi="Book Antiqua"/>
+                <w:b w:val="false"/>
+                <w:bCs w:val="false"/>
+                <w:sz w:val="18"/>
+                <w:szCs w:val="18"/>
               </w:rPr>
               <w:t xml:space="preserve">UGX 65,500</w:t>
             </w:r>
@@ -1283,11 +1295,11 @@
             </w:pPr>
             <w:r>
               <w:rPr>
-                <w:rFonts w:ascii="Calibri" w:cs="Calibri" w:eastAsia="Calibri" w:hAnsi="Calibri"/>
-                <w:b w:val="false"/>
-                <w:bCs w:val="false"/>
-                <w:sz w:val="20"/>
-                <w:szCs w:val="20"/>
+                <w:rFonts w:ascii="Book Antiqua" w:cs="Book Antiqua" w:eastAsia="Book Antiqua" w:hAnsi="Book Antiqua"/>
+                <w:b w:val="false"/>
+                <w:bCs w:val="false"/>
+                <w:sz w:val="18"/>
+                <w:szCs w:val="18"/>
               </w:rPr>
               <w:t xml:space="preserve">2026-06-25</w:t>
             </w:r>
@@ -1300,11 +1312,11 @@
             </w:pPr>
             <w:r>
               <w:rPr>
-                <w:rFonts w:ascii="Calibri" w:cs="Calibri" w:eastAsia="Calibri" w:hAnsi="Calibri"/>
-                <w:b w:val="false"/>
-                <w:bCs w:val="false"/>
-                <w:sz w:val="20"/>
-                <w:szCs w:val="20"/>
+                <w:rFonts w:ascii="Book Antiqua" w:cs="Book Antiqua" w:eastAsia="Book Antiqua" w:hAnsi="Book Antiqua"/>
+                <w:b w:val="false"/>
+                <w:bCs w:val="false"/>
+                <w:sz w:val="18"/>
+                <w:szCs w:val="18"/>
               </w:rPr>
               <w:t xml:space="preserve">Casual / Seasonal Labour</w:t>
             </w:r>
@@ -1317,11 +1329,11 @@
             </w:pPr>
             <w:r>
               <w:rPr>
-                <w:rFonts w:ascii="Calibri" w:cs="Calibri" w:eastAsia="Calibri" w:hAnsi="Calibri"/>
-                <w:b w:val="false"/>
-                <w:bCs w:val="false"/>
-                <w:sz w:val="20"/>
-                <w:szCs w:val="20"/>
+                <w:rFonts w:ascii="Book Antiqua" w:cs="Book Antiqua" w:eastAsia="Book Antiqua" w:hAnsi="Book Antiqua"/>
+                <w:b w:val="false"/>
+                <w:bCs w:val="false"/>
+                <w:sz w:val="18"/>
+                <w:szCs w:val="18"/>
               </w:rPr>
               <w:t xml:space="preserve">Liquid soap</w:t>
             </w:r>
@@ -1334,11 +1346,11 @@
             </w:pPr>
             <w:r>
               <w:rPr>
-                <w:rFonts w:ascii="Calibri" w:cs="Calibri" w:eastAsia="Calibri" w:hAnsi="Calibri"/>
-                <w:b w:val="false"/>
-                <w:bCs w:val="false"/>
-                <w:sz w:val="20"/>
-                <w:szCs w:val="20"/>
+                <w:rFonts w:ascii="Book Antiqua" w:cs="Book Antiqua" w:eastAsia="Book Antiqua" w:hAnsi="Book Antiqua"/>
+                <w:b w:val="false"/>
+                <w:bCs w:val="false"/>
+                <w:sz w:val="18"/>
+                <w:szCs w:val="18"/>
               </w:rPr>
               <w:t xml:space="preserve">UGX 15,000</w:t>
             </w:r>
@@ -1353,11 +1365,11 @@
             </w:pPr>
             <w:r>
               <w:rPr>
-                <w:rFonts w:ascii="Calibri" w:cs="Calibri" w:eastAsia="Calibri" w:hAnsi="Calibri"/>
-                <w:b w:val="false"/>
-                <w:bCs w:val="false"/>
-                <w:sz w:val="20"/>
-                <w:szCs w:val="20"/>
+                <w:rFonts w:ascii="Book Antiqua" w:cs="Book Antiqua" w:eastAsia="Book Antiqua" w:hAnsi="Book Antiqua"/>
+                <w:b w:val="false"/>
+                <w:bCs w:val="false"/>
+                <w:sz w:val="18"/>
+                <w:szCs w:val="18"/>
               </w:rPr>
               <w:t xml:space="preserve">2026-06-25</w:t>
             </w:r>
@@ -1370,11 +1382,11 @@
             </w:pPr>
             <w:r>
               <w:rPr>
-                <w:rFonts w:ascii="Calibri" w:cs="Calibri" w:eastAsia="Calibri" w:hAnsi="Calibri"/>
-                <w:b w:val="false"/>
-                <w:bCs w:val="false"/>
-                <w:sz w:val="20"/>
-                <w:szCs w:val="20"/>
+                <w:rFonts w:ascii="Book Antiqua" w:cs="Book Antiqua" w:eastAsia="Book Antiqua" w:hAnsi="Book Antiqua"/>
+                <w:b w:val="false"/>
+                <w:bCs w:val="false"/>
+                <w:sz w:val="18"/>
+                <w:szCs w:val="18"/>
               </w:rPr>
               <w:t xml:space="preserve">Other Expense</w:t>
             </w:r>
@@ -1387,11 +1399,11 @@
             </w:pPr>
             <w:r>
               <w:rPr>
-                <w:rFonts w:ascii="Calibri" w:cs="Calibri" w:eastAsia="Calibri" w:hAnsi="Calibri"/>
-                <w:b w:val="false"/>
-                <w:bCs w:val="false"/>
-                <w:sz w:val="20"/>
-                <w:szCs w:val="20"/>
+                <w:rFonts w:ascii="Book Antiqua" w:cs="Book Antiqua" w:eastAsia="Book Antiqua" w:hAnsi="Book Antiqua"/>
+                <w:b w:val="false"/>
+                <w:bCs w:val="false"/>
+                <w:sz w:val="18"/>
+                <w:szCs w:val="18"/>
               </w:rPr>
               <w:t xml:space="preserve">Kyarisima’ first aid</w:t>
             </w:r>
@@ -1404,11 +1416,11 @@
             </w:pPr>
             <w:r>
               <w:rPr>
-                <w:rFonts w:ascii="Calibri" w:cs="Calibri" w:eastAsia="Calibri" w:hAnsi="Calibri"/>
-                <w:b w:val="false"/>
-                <w:bCs w:val="false"/>
-                <w:sz w:val="20"/>
-                <w:szCs w:val="20"/>
+                <w:rFonts w:ascii="Book Antiqua" w:cs="Book Antiqua" w:eastAsia="Book Antiqua" w:hAnsi="Book Antiqua"/>
+                <w:b w:val="false"/>
+                <w:bCs w:val="false"/>
+                <w:sz w:val="18"/>
+                <w:szCs w:val="18"/>
               </w:rPr>
               <w:t xml:space="preserve">UGX 40,000</w:t>
             </w:r>
@@ -1423,11 +1435,11 @@
             </w:pPr>
             <w:r>
               <w:rPr>
-                <w:rFonts w:ascii="Calibri" w:cs="Calibri" w:eastAsia="Calibri" w:hAnsi="Calibri"/>
-                <w:b w:val="false"/>
-                <w:bCs w:val="false"/>
-                <w:sz w:val="20"/>
-                <w:szCs w:val="20"/>
+                <w:rFonts w:ascii="Book Antiqua" w:cs="Book Antiqua" w:eastAsia="Book Antiqua" w:hAnsi="Book Antiqua"/>
+                <w:b w:val="false"/>
+                <w:bCs w:val="false"/>
+                <w:sz w:val="18"/>
+                <w:szCs w:val="18"/>
               </w:rPr>
               <w:t xml:space="preserve">2026-06-25</w:t>
             </w:r>
@@ -1440,11 +1452,11 @@
             </w:pPr>
             <w:r>
               <w:rPr>
-                <w:rFonts w:ascii="Calibri" w:cs="Calibri" w:eastAsia="Calibri" w:hAnsi="Calibri"/>
-                <w:b w:val="false"/>
-                <w:bCs w:val="false"/>
-                <w:sz w:val="20"/>
-                <w:szCs w:val="20"/>
+                <w:rFonts w:ascii="Book Antiqua" w:cs="Book Antiqua" w:eastAsia="Book Antiqua" w:hAnsi="Book Antiqua"/>
+                <w:b w:val="false"/>
+                <w:bCs w:val="false"/>
+                <w:sz w:val="18"/>
+                <w:szCs w:val="18"/>
               </w:rPr>
               <w:t xml:space="preserve">Fuel &amp; Lubricants</w:t>
             </w:r>
@@ -1457,11 +1469,11 @@
             </w:pPr>
             <w:r>
               <w:rPr>
-                <w:rFonts w:ascii="Calibri" w:cs="Calibri" w:eastAsia="Calibri" w:hAnsi="Calibri"/>
-                <w:b w:val="false"/>
-                <w:bCs w:val="false"/>
-                <w:sz w:val="20"/>
-                <w:szCs w:val="20"/>
+                <w:rFonts w:ascii="Book Antiqua" w:cs="Book Antiqua" w:eastAsia="Book Antiqua" w:hAnsi="Book Antiqua"/>
+                <w:b w:val="false"/>
+                <w:bCs w:val="false"/>
+                <w:sz w:val="18"/>
+                <w:szCs w:val="18"/>
               </w:rPr>
               <w:t xml:space="preserve">Disel car (20Ltrs)</w:t>
             </w:r>
@@ -1474,11 +1486,11 @@
             </w:pPr>
             <w:r>
               <w:rPr>
-                <w:rFonts w:ascii="Calibri" w:cs="Calibri" w:eastAsia="Calibri" w:hAnsi="Calibri"/>
-                <w:b w:val="false"/>
-                <w:bCs w:val="false"/>
-                <w:sz w:val="20"/>
-                <w:szCs w:val="20"/>
+                <w:rFonts w:ascii="Book Antiqua" w:cs="Book Antiqua" w:eastAsia="Book Antiqua" w:hAnsi="Book Antiqua"/>
+                <w:b w:val="false"/>
+                <w:bCs w:val="false"/>
+                <w:sz w:val="18"/>
+                <w:szCs w:val="18"/>
               </w:rPr>
               <w:t xml:space="preserve">UGX 131,000</w:t>
             </w:r>
@@ -1493,11 +1505,11 @@
             </w:pPr>
             <w:r>
               <w:rPr>
-                <w:rFonts w:ascii="Calibri" w:cs="Calibri" w:eastAsia="Calibri" w:hAnsi="Calibri"/>
-                <w:b w:val="false"/>
-                <w:bCs w:val="false"/>
-                <w:sz w:val="20"/>
-                <w:szCs w:val="20"/>
+                <w:rFonts w:ascii="Book Antiqua" w:cs="Book Antiqua" w:eastAsia="Book Antiqua" w:hAnsi="Book Antiqua"/>
+                <w:b w:val="false"/>
+                <w:bCs w:val="false"/>
+                <w:sz w:val="18"/>
+                <w:szCs w:val="18"/>
               </w:rPr>
               <w:t xml:space="preserve">2026-06-27</w:t>
             </w:r>
@@ -1510,11 +1522,11 @@
             </w:pPr>
             <w:r>
               <w:rPr>
-                <w:rFonts w:ascii="Calibri" w:cs="Calibri" w:eastAsia="Calibri" w:hAnsi="Calibri"/>
-                <w:b w:val="false"/>
-                <w:bCs w:val="false"/>
-                <w:sz w:val="20"/>
-                <w:szCs w:val="20"/>
+                <w:rFonts w:ascii="Book Antiqua" w:cs="Book Antiqua" w:eastAsia="Book Antiqua" w:hAnsi="Book Antiqua"/>
+                <w:b w:val="false"/>
+                <w:bCs w:val="false"/>
+                <w:sz w:val="18"/>
+                <w:szCs w:val="18"/>
               </w:rPr>
               <w:t xml:space="preserve">Fuel &amp; Lubricants</w:t>
             </w:r>
@@ -1527,11 +1539,11 @@
             </w:pPr>
             <w:r>
               <w:rPr>
-                <w:rFonts w:ascii="Calibri" w:cs="Calibri" w:eastAsia="Calibri" w:hAnsi="Calibri"/>
-                <w:b w:val="false"/>
-                <w:bCs w:val="false"/>
-                <w:sz w:val="20"/>
-                <w:szCs w:val="20"/>
+                <w:rFonts w:ascii="Book Antiqua" w:cs="Book Antiqua" w:eastAsia="Book Antiqua" w:hAnsi="Book Antiqua"/>
+                <w:b w:val="false"/>
+                <w:bCs w:val="false"/>
+                <w:sz w:val="18"/>
+                <w:szCs w:val="18"/>
               </w:rPr>
               <w:t xml:space="preserve">Fuel for Pump (10ltrs)</w:t>
             </w:r>
@@ -1544,11 +1556,11 @@
             </w:pPr>
             <w:r>
               <w:rPr>
-                <w:rFonts w:ascii="Calibri" w:cs="Calibri" w:eastAsia="Calibri" w:hAnsi="Calibri"/>
-                <w:b w:val="false"/>
-                <w:bCs w:val="false"/>
-                <w:sz w:val="20"/>
-                <w:szCs w:val="20"/>
+                <w:rFonts w:ascii="Book Antiqua" w:cs="Book Antiqua" w:eastAsia="Book Antiqua" w:hAnsi="Book Antiqua"/>
+                <w:b w:val="false"/>
+                <w:bCs w:val="false"/>
+                <w:sz w:val="18"/>
+                <w:szCs w:val="18"/>
               </w:rPr>
               <w:t xml:space="preserve">UGX 65,500</w:t>
             </w:r>
@@ -1563,11 +1575,11 @@
             </w:pPr>
             <w:r>
               <w:rPr>
-                <w:rFonts w:ascii="Calibri" w:cs="Calibri" w:eastAsia="Calibri" w:hAnsi="Calibri"/>
-                <w:b w:val="false"/>
-                <w:bCs w:val="false"/>
-                <w:sz w:val="20"/>
-                <w:szCs w:val="20"/>
+                <w:rFonts w:ascii="Book Antiqua" w:cs="Book Antiqua" w:eastAsia="Book Antiqua" w:hAnsi="Book Antiqua"/>
+                <w:b w:val="false"/>
+                <w:bCs w:val="false"/>
+                <w:sz w:val="18"/>
+                <w:szCs w:val="18"/>
               </w:rPr>
               <w:t xml:space="preserve">2026-06-28</w:t>
             </w:r>
@@ -1580,11 +1592,11 @@
             </w:pPr>
             <w:r>
               <w:rPr>
-                <w:rFonts w:ascii="Calibri" w:cs="Calibri" w:eastAsia="Calibri" w:hAnsi="Calibri"/>
-                <w:b w:val="false"/>
-                <w:bCs w:val="false"/>
-                <w:sz w:val="20"/>
-                <w:szCs w:val="20"/>
+                <w:rFonts w:ascii="Book Antiqua" w:cs="Book Antiqua" w:eastAsia="Book Antiqua" w:hAnsi="Book Antiqua"/>
+                <w:b w:val="false"/>
+                <w:bCs w:val="false"/>
+                <w:sz w:val="18"/>
+                <w:szCs w:val="18"/>
               </w:rPr>
               <w:t xml:space="preserve">Fuel &amp; Lubricants</w:t>
             </w:r>
@@ -1597,11 +1609,11 @@
             </w:pPr>
             <w:r>
               <w:rPr>
-                <w:rFonts w:ascii="Calibri" w:cs="Calibri" w:eastAsia="Calibri" w:hAnsi="Calibri"/>
-                <w:b w:val="false"/>
-                <w:bCs w:val="false"/>
-                <w:sz w:val="20"/>
-                <w:szCs w:val="20"/>
+                <w:rFonts w:ascii="Book Antiqua" w:cs="Book Antiqua" w:eastAsia="Book Antiqua" w:hAnsi="Book Antiqua"/>
+                <w:b w:val="false"/>
+                <w:bCs w:val="false"/>
+                <w:sz w:val="18"/>
+                <w:szCs w:val="18"/>
               </w:rPr>
               <w:t xml:space="preserve">Fuel for Luhunga (15ltrs)</w:t>
             </w:r>
@@ -1614,11 +1626,11 @@
             </w:pPr>
             <w:r>
               <w:rPr>
-                <w:rFonts w:ascii="Calibri" w:cs="Calibri" w:eastAsia="Calibri" w:hAnsi="Calibri"/>
-                <w:b w:val="false"/>
-                <w:bCs w:val="false"/>
-                <w:sz w:val="20"/>
-                <w:szCs w:val="20"/>
+                <w:rFonts w:ascii="Book Antiqua" w:cs="Book Antiqua" w:eastAsia="Book Antiqua" w:hAnsi="Book Antiqua"/>
+                <w:b w:val="false"/>
+                <w:bCs w:val="false"/>
+                <w:sz w:val="18"/>
+                <w:szCs w:val="18"/>
               </w:rPr>
               <w:t xml:space="preserve">UGX 98,250</w:t>
             </w:r>
@@ -1633,11 +1645,11 @@
             </w:pPr>
             <w:r>
               <w:rPr>
-                <w:rFonts w:ascii="Calibri" w:cs="Calibri" w:eastAsia="Calibri" w:hAnsi="Calibri"/>
-                <w:b w:val="false"/>
-                <w:bCs w:val="false"/>
-                <w:sz w:val="20"/>
-                <w:szCs w:val="20"/>
+                <w:rFonts w:ascii="Book Antiqua" w:cs="Book Antiqua" w:eastAsia="Book Antiqua" w:hAnsi="Book Antiqua"/>
+                <w:b w:val="false"/>
+                <w:bCs w:val="false"/>
+                <w:sz w:val="18"/>
+                <w:szCs w:val="18"/>
               </w:rPr>
               <w:t xml:space="preserve">2026-06-30</w:t>
             </w:r>
@@ -1650,11 +1662,11 @@
             </w:pPr>
             <w:r>
               <w:rPr>
-                <w:rFonts w:ascii="Calibri" w:cs="Calibri" w:eastAsia="Calibri" w:hAnsi="Calibri"/>
-                <w:b w:val="false"/>
-                <w:bCs w:val="false"/>
-                <w:sz w:val="20"/>
-                <w:szCs w:val="20"/>
+                <w:rFonts w:ascii="Book Antiqua" w:cs="Book Antiqua" w:eastAsia="Book Antiqua" w:hAnsi="Book Antiqua"/>
+                <w:b w:val="false"/>
+                <w:bCs w:val="false"/>
+                <w:sz w:val="18"/>
+                <w:szCs w:val="18"/>
               </w:rPr>
               <w:t xml:space="preserve">Fuel &amp; Lubricants</w:t>
             </w:r>
@@ -1667,11 +1679,11 @@
             </w:pPr>
             <w:r>
               <w:rPr>
-                <w:rFonts w:ascii="Calibri" w:cs="Calibri" w:eastAsia="Calibri" w:hAnsi="Calibri"/>
-                <w:b w:val="false"/>
-                <w:bCs w:val="false"/>
-                <w:sz w:val="20"/>
-                <w:szCs w:val="20"/>
+                <w:rFonts w:ascii="Book Antiqua" w:cs="Book Antiqua" w:eastAsia="Book Antiqua" w:hAnsi="Book Antiqua"/>
+                <w:b w:val="false"/>
+                <w:bCs w:val="false"/>
+                <w:sz w:val="18"/>
+                <w:szCs w:val="18"/>
               </w:rPr>
               <w:t xml:space="preserve">Disel car (20ltrs)</w:t>
             </w:r>
@@ -1684,11 +1696,11 @@
             </w:pPr>
             <w:r>
               <w:rPr>
-                <w:rFonts w:ascii="Calibri" w:cs="Calibri" w:eastAsia="Calibri" w:hAnsi="Calibri"/>
-                <w:b w:val="false"/>
-                <w:bCs w:val="false"/>
-                <w:sz w:val="20"/>
-                <w:szCs w:val="20"/>
+                <w:rFonts w:ascii="Book Antiqua" w:cs="Book Antiqua" w:eastAsia="Book Antiqua" w:hAnsi="Book Antiqua"/>
+                <w:b w:val="false"/>
+                <w:bCs w:val="false"/>
+                <w:sz w:val="18"/>
+                <w:szCs w:val="18"/>
               </w:rPr>
               <w:t xml:space="preserve">UGX 131,000</w:t>
             </w:r>
@@ -1703,11 +1715,11 @@
             </w:pPr>
             <w:r>
               <w:rPr>
-                <w:rFonts w:ascii="Calibri" w:cs="Calibri" w:eastAsia="Calibri" w:hAnsi="Calibri"/>
-                <w:b w:val="false"/>
-                <w:bCs w:val="false"/>
-                <w:sz w:val="20"/>
-                <w:szCs w:val="20"/>
+                <w:rFonts w:ascii="Book Antiqua" w:cs="Book Antiqua" w:eastAsia="Book Antiqua" w:hAnsi="Book Antiqua"/>
+                <w:b w:val="false"/>
+                <w:bCs w:val="false"/>
+                <w:sz w:val="18"/>
+                <w:szCs w:val="18"/>
               </w:rPr>
               <w:t xml:space="preserve">2026-06-30</w:t>
             </w:r>
@@ -1720,11 +1732,11 @@
             </w:pPr>
             <w:r>
               <w:rPr>
-                <w:rFonts w:ascii="Calibri" w:cs="Calibri" w:eastAsia="Calibri" w:hAnsi="Calibri"/>
-                <w:b w:val="false"/>
-                <w:bCs w:val="false"/>
-                <w:sz w:val="20"/>
-                <w:szCs w:val="20"/>
+                <w:rFonts w:ascii="Book Antiqua" w:cs="Book Antiqua" w:eastAsia="Book Antiqua" w:hAnsi="Book Antiqua"/>
+                <w:b w:val="false"/>
+                <w:bCs w:val="false"/>
+                <w:sz w:val="18"/>
+                <w:szCs w:val="18"/>
               </w:rPr>
               <w:t xml:space="preserve">Fuel &amp; Lubricants</w:t>
             </w:r>
@@ -1737,11 +1749,11 @@
             </w:pPr>
             <w:r>
               <w:rPr>
-                <w:rFonts w:ascii="Calibri" w:cs="Calibri" w:eastAsia="Calibri" w:hAnsi="Calibri"/>
-                <w:b w:val="false"/>
-                <w:bCs w:val="false"/>
-                <w:sz w:val="20"/>
-                <w:szCs w:val="20"/>
+                <w:rFonts w:ascii="Book Antiqua" w:cs="Book Antiqua" w:eastAsia="Book Antiqua" w:hAnsi="Book Antiqua"/>
+                <w:b w:val="false"/>
+                <w:bCs w:val="false"/>
+                <w:sz w:val="18"/>
+                <w:szCs w:val="18"/>
               </w:rPr>
               <w:t xml:space="preserve">Motocycle fuel (10ltrs)</w:t>
             </w:r>
@@ -1754,11 +1766,11 @@
             </w:pPr>
             <w:r>
               <w:rPr>
-                <w:rFonts w:ascii="Calibri" w:cs="Calibri" w:eastAsia="Calibri" w:hAnsi="Calibri"/>
-                <w:b w:val="false"/>
-                <w:bCs w:val="false"/>
-                <w:sz w:val="20"/>
-                <w:szCs w:val="20"/>
+                <w:rFonts w:ascii="Book Antiqua" w:cs="Book Antiqua" w:eastAsia="Book Antiqua" w:hAnsi="Book Antiqua"/>
+                <w:b w:val="false"/>
+                <w:bCs w:val="false"/>
+                <w:sz w:val="18"/>
+                <w:szCs w:val="18"/>
               </w:rPr>
               <w:t xml:space="preserve">UGX 65,500</w:t>
             </w:r>
@@ -1773,11 +1785,11 @@
             </w:pPr>
             <w:r>
               <w:rPr>
-                <w:rFonts w:ascii="Calibri" w:cs="Calibri" w:eastAsia="Calibri" w:hAnsi="Calibri"/>
-                <w:b w:val="false"/>
-                <w:bCs w:val="false"/>
-                <w:sz w:val="20"/>
-                <w:szCs w:val="20"/>
+                <w:rFonts w:ascii="Book Antiqua" w:cs="Book Antiqua" w:eastAsia="Book Antiqua" w:hAnsi="Book Antiqua"/>
+                <w:b w:val="false"/>
+                <w:bCs w:val="false"/>
+                <w:sz w:val="18"/>
+                <w:szCs w:val="18"/>
               </w:rPr>
               <w:t xml:space="preserve">2026-06-30</w:t>
             </w:r>
@@ -1790,11 +1802,11 @@
             </w:pPr>
             <w:r>
               <w:rPr>
-                <w:rFonts w:ascii="Calibri" w:cs="Calibri" w:eastAsia="Calibri" w:hAnsi="Calibri"/>
-                <w:b w:val="false"/>
-                <w:bCs w:val="false"/>
-                <w:sz w:val="20"/>
-                <w:szCs w:val="20"/>
+                <w:rFonts w:ascii="Book Antiqua" w:cs="Book Antiqua" w:eastAsia="Book Antiqua" w:hAnsi="Book Antiqua"/>
+                <w:b w:val="false"/>
+                <w:bCs w:val="false"/>
+                <w:sz w:val="18"/>
+                <w:szCs w:val="18"/>
               </w:rPr>
               <w:t xml:space="preserve">Equipment Purchase</w:t>
             </w:r>
@@ -1807,11 +1819,11 @@
             </w:pPr>
             <w:r>
               <w:rPr>
-                <w:rFonts w:ascii="Calibri" w:cs="Calibri" w:eastAsia="Calibri" w:hAnsi="Calibri"/>
-                <w:b w:val="false"/>
-                <w:bCs w:val="false"/>
-                <w:sz w:val="20"/>
-                <w:szCs w:val="20"/>
+                <w:rFonts w:ascii="Book Antiqua" w:cs="Book Antiqua" w:eastAsia="Book Antiqua" w:hAnsi="Book Antiqua"/>
+                <w:b w:val="false"/>
+                <w:bCs w:val="false"/>
+                <w:sz w:val="18"/>
+                <w:szCs w:val="18"/>
               </w:rPr>
               <w:t xml:space="preserve">Axle blade (2)</w:t>
             </w:r>
@@ -1824,11 +1836,11 @@
             </w:pPr>
             <w:r>
               <w:rPr>
-                <w:rFonts w:ascii="Calibri" w:cs="Calibri" w:eastAsia="Calibri" w:hAnsi="Calibri"/>
-                <w:b w:val="false"/>
-                <w:bCs w:val="false"/>
-                <w:sz w:val="20"/>
-                <w:szCs w:val="20"/>
+                <w:rFonts w:ascii="Book Antiqua" w:cs="Book Antiqua" w:eastAsia="Book Antiqua" w:hAnsi="Book Antiqua"/>
+                <w:b w:val="false"/>
+                <w:bCs w:val="false"/>
+                <w:sz w:val="18"/>
+                <w:szCs w:val="18"/>
               </w:rPr>
               <w:t xml:space="preserve">UGX 20,000</w:t>
             </w:r>
@@ -1843,11 +1855,11 @@
             </w:pPr>
             <w:r>
               <w:rPr>
-                <w:rFonts w:ascii="Calibri" w:cs="Calibri" w:eastAsia="Calibri" w:hAnsi="Calibri"/>
+                <w:rFonts w:ascii="Book Antiqua" w:cs="Book Antiqua" w:eastAsia="Book Antiqua" w:hAnsi="Book Antiqua"/>
                 <w:b/>
                 <w:bCs/>
-                <w:sz w:val="20"/>
-                <w:szCs w:val="20"/>
+                <w:sz w:val="18"/>
+                <w:szCs w:val="18"/>
               </w:rPr>
               <w:t xml:space="preserve">Total</w:t>
             </w:r>
@@ -1860,11 +1872,11 @@
             </w:pPr>
             <w:r>
               <w:rPr>
-                <w:rFonts w:ascii="Calibri" w:cs="Calibri" w:eastAsia="Calibri" w:hAnsi="Calibri"/>
+                <w:rFonts w:ascii="Book Antiqua" w:cs="Book Antiqua" w:eastAsia="Book Antiqua" w:hAnsi="Book Antiqua"/>
                 <w:b/>
                 <w:bCs/>
-                <w:sz w:val="20"/>
-                <w:szCs w:val="20"/>
+                <w:sz w:val="18"/>
+                <w:szCs w:val="18"/>
               </w:rPr>
               <w:t xml:space="preserve">—</w:t>
             </w:r>
@@ -1877,11 +1889,11 @@
             </w:pPr>
             <w:r>
               <w:rPr>
-                <w:rFonts w:ascii="Calibri" w:cs="Calibri" w:eastAsia="Calibri" w:hAnsi="Calibri"/>
+                <w:rFonts w:ascii="Book Antiqua" w:cs="Book Antiqua" w:eastAsia="Book Antiqua" w:hAnsi="Book Antiqua"/>
                 <w:b/>
                 <w:bCs/>
-                <w:sz w:val="20"/>
-                <w:szCs w:val="20"/>
+                <w:sz w:val="18"/>
+                <w:szCs w:val="18"/>
               </w:rPr>
               <w:t xml:space="preserve">June Requisitions Subtotal</w:t>
             </w:r>
@@ -1894,11 +1906,11 @@
             </w:pPr>
             <w:r>
               <w:rPr>
-                <w:rFonts w:ascii="Calibri" w:cs="Calibri" w:eastAsia="Calibri" w:hAnsi="Calibri"/>
+                <w:rFonts w:ascii="Book Antiqua" w:cs="Book Antiqua" w:eastAsia="Book Antiqua" w:hAnsi="Book Antiqua"/>
                 <w:b/>
                 <w:bCs/>
-                <w:sz w:val="20"/>
-                <w:szCs w:val="20"/>
+                <w:sz w:val="18"/>
+                <w:szCs w:val="18"/>
               </w:rPr>
               <w:t xml:space="preserve">UGX 1,524,750</w:t>
             </w:r>
@@ -1909,9 +1921,15 @@
     <w:p>
       <w:pPr>
         <w:pStyle w:val="Heading3"/>
+        <w:spacing w:after="100" w:before="200"/>
       </w:pPr>
       <w:r>
-        <w:t xml:space="preserve">3. Staff Salaries &amp; Wages (June 2026)</w:t>
+        <w:rPr>
+          <w:rFonts w:ascii="Book Antiqua" w:cs="Book Antiqua" w:eastAsia="Book Antiqua" w:hAnsi="Book Antiqua"/>
+          <w:b/>
+          <w:bCs/>
+        </w:rPr>
+        <w:t xml:space="preserve">3. Staff Salaries &amp; Payroll (June 2026)</w:t>
       </w:r>
     </w:p>
     <w:tbl>
@@ -1942,12 +1960,12 @@
             </w:pPr>
             <w:r>
               <w:rPr>
-                <w:rFonts w:ascii="Calibri" w:cs="Calibri" w:eastAsia="Calibri" w:hAnsi="Calibri"/>
+                <w:rFonts w:ascii="Book Antiqua" w:cs="Book Antiqua" w:eastAsia="Book Antiqua" w:hAnsi="Book Antiqua"/>
                 <w:b/>
                 <w:bCs/>
                 <w:color w:val="FFFFFF"/>
-                <w:sz w:val="20"/>
-                <w:szCs w:val="20"/>
+                <w:sz w:val="18"/>
+                <w:szCs w:val="18"/>
               </w:rPr>
               <w:t xml:space="preserve">Date</w:t>
             </w:r>
@@ -1963,12 +1981,12 @@
             </w:pPr>
             <w:r>
               <w:rPr>
-                <w:rFonts w:ascii="Calibri" w:cs="Calibri" w:eastAsia="Calibri" w:hAnsi="Calibri"/>
+                <w:rFonts w:ascii="Book Antiqua" w:cs="Book Antiqua" w:eastAsia="Book Antiqua" w:hAnsi="Book Antiqua"/>
                 <w:b/>
                 <w:bCs/>
                 <w:color w:val="FFFFFF"/>
-                <w:sz w:val="20"/>
-                <w:szCs w:val="20"/>
+                <w:sz w:val="18"/>
+                <w:szCs w:val="18"/>
               </w:rPr>
               <w:t xml:space="preserve">Staff Member / Description</w:t>
             </w:r>
@@ -1984,12 +2002,12 @@
             </w:pPr>
             <w:r>
               <w:rPr>
-                <w:rFonts w:ascii="Calibri" w:cs="Calibri" w:eastAsia="Calibri" w:hAnsi="Calibri"/>
+                <w:rFonts w:ascii="Book Antiqua" w:cs="Book Antiqua" w:eastAsia="Book Antiqua" w:hAnsi="Book Antiqua"/>
                 <w:b/>
                 <w:bCs/>
                 <w:color w:val="FFFFFF"/>
-                <w:sz w:val="20"/>
-                <w:szCs w:val="20"/>
+                <w:sz w:val="18"/>
+                <w:szCs w:val="18"/>
               </w:rPr>
               <w:t xml:space="preserve">Gross Salary (UGX)</w:t>
             </w:r>
@@ -2004,11 +2022,11 @@
             </w:pPr>
             <w:r>
               <w:rPr>
-                <w:rFonts w:ascii="Calibri" w:cs="Calibri" w:eastAsia="Calibri" w:hAnsi="Calibri"/>
-                <w:b w:val="false"/>
-                <w:bCs w:val="false"/>
-                <w:sz w:val="20"/>
-                <w:szCs w:val="20"/>
+                <w:rFonts w:ascii="Book Antiqua" w:cs="Book Antiqua" w:eastAsia="Book Antiqua" w:hAnsi="Book Antiqua"/>
+                <w:b w:val="false"/>
+                <w:bCs w:val="false"/>
+                <w:sz w:val="18"/>
+                <w:szCs w:val="18"/>
               </w:rPr>
               <w:t xml:space="preserve">2026-06-29</w:t>
             </w:r>
@@ -2021,11 +2039,11 @@
             </w:pPr>
             <w:r>
               <w:rPr>
-                <w:rFonts w:ascii="Calibri" w:cs="Calibri" w:eastAsia="Calibri" w:hAnsi="Calibri"/>
-                <w:b w:val="false"/>
-                <w:bCs w:val="false"/>
-                <w:sz w:val="20"/>
-                <w:szCs w:val="20"/>
+                <w:rFonts w:ascii="Book Antiqua" w:cs="Book Antiqua" w:eastAsia="Book Antiqua" w:hAnsi="Book Antiqua"/>
+                <w:b w:val="false"/>
+                <w:bCs w:val="false"/>
+                <w:sz w:val="18"/>
+                <w:szCs w:val="18"/>
               </w:rPr>
               <w:t xml:space="preserve">Salary paid: Ainebyona Mebo · 2026-06</w:t>
             </w:r>
@@ -2038,11 +2056,11 @@
             </w:pPr>
             <w:r>
               <w:rPr>
-                <w:rFonts w:ascii="Calibri" w:cs="Calibri" w:eastAsia="Calibri" w:hAnsi="Calibri"/>
-                <w:b w:val="false"/>
-                <w:bCs w:val="false"/>
-                <w:sz w:val="20"/>
-                <w:szCs w:val="20"/>
+                <w:rFonts w:ascii="Book Antiqua" w:cs="Book Antiqua" w:eastAsia="Book Antiqua" w:hAnsi="Book Antiqua"/>
+                <w:b w:val="false"/>
+                <w:bCs w:val="false"/>
+                <w:sz w:val="18"/>
+                <w:szCs w:val="18"/>
               </w:rPr>
               <w:t xml:space="preserve">UGX 200,000</w:t>
             </w:r>
@@ -2057,11 +2075,11 @@
             </w:pPr>
             <w:r>
               <w:rPr>
-                <w:rFonts w:ascii="Calibri" w:cs="Calibri" w:eastAsia="Calibri" w:hAnsi="Calibri"/>
-                <w:b w:val="false"/>
-                <w:bCs w:val="false"/>
-                <w:sz w:val="20"/>
-                <w:szCs w:val="20"/>
+                <w:rFonts w:ascii="Book Antiqua" w:cs="Book Antiqua" w:eastAsia="Book Antiqua" w:hAnsi="Book Antiqua"/>
+                <w:b w:val="false"/>
+                <w:bCs w:val="false"/>
+                <w:sz w:val="18"/>
+                <w:szCs w:val="18"/>
               </w:rPr>
               <w:t xml:space="preserve">2026-06-29</w:t>
             </w:r>
@@ -2074,11 +2092,11 @@
             </w:pPr>
             <w:r>
               <w:rPr>
-                <w:rFonts w:ascii="Calibri" w:cs="Calibri" w:eastAsia="Calibri" w:hAnsi="Calibri"/>
-                <w:b w:val="false"/>
-                <w:bCs w:val="false"/>
-                <w:sz w:val="20"/>
-                <w:szCs w:val="20"/>
+                <w:rFonts w:ascii="Book Antiqua" w:cs="Book Antiqua" w:eastAsia="Book Antiqua" w:hAnsi="Book Antiqua"/>
+                <w:b w:val="false"/>
+                <w:bCs w:val="false"/>
+                <w:sz w:val="18"/>
+                <w:szCs w:val="18"/>
               </w:rPr>
               <w:t xml:space="preserve">Salary paid: Ainembabazi Queen · 2026-06</w:t>
             </w:r>
@@ -2091,11 +2109,11 @@
             </w:pPr>
             <w:r>
               <w:rPr>
-                <w:rFonts w:ascii="Calibri" w:cs="Calibri" w:eastAsia="Calibri" w:hAnsi="Calibri"/>
-                <w:b w:val="false"/>
-                <w:bCs w:val="false"/>
-                <w:sz w:val="20"/>
-                <w:szCs w:val="20"/>
+                <w:rFonts w:ascii="Book Antiqua" w:cs="Book Antiqua" w:eastAsia="Book Antiqua" w:hAnsi="Book Antiqua"/>
+                <w:b w:val="false"/>
+                <w:bCs w:val="false"/>
+                <w:sz w:val="18"/>
+                <w:szCs w:val="18"/>
               </w:rPr>
               <w:t xml:space="preserve">UGX 200,000</w:t>
             </w:r>
@@ -2110,11 +2128,11 @@
             </w:pPr>
             <w:r>
               <w:rPr>
-                <w:rFonts w:ascii="Calibri" w:cs="Calibri" w:eastAsia="Calibri" w:hAnsi="Calibri"/>
-                <w:b w:val="false"/>
-                <w:bCs w:val="false"/>
-                <w:sz w:val="20"/>
-                <w:szCs w:val="20"/>
+                <w:rFonts w:ascii="Book Antiqua" w:cs="Book Antiqua" w:eastAsia="Book Antiqua" w:hAnsi="Book Antiqua"/>
+                <w:b w:val="false"/>
+                <w:bCs w:val="false"/>
+                <w:sz w:val="18"/>
+                <w:szCs w:val="18"/>
               </w:rPr>
               <w:t xml:space="preserve">2026-06-29</w:t>
             </w:r>
@@ -2127,11 +2145,11 @@
             </w:pPr>
             <w:r>
               <w:rPr>
-                <w:rFonts w:ascii="Calibri" w:cs="Calibri" w:eastAsia="Calibri" w:hAnsi="Calibri"/>
-                <w:b w:val="false"/>
-                <w:bCs w:val="false"/>
-                <w:sz w:val="20"/>
-                <w:szCs w:val="20"/>
+                <w:rFonts w:ascii="Book Antiqua" w:cs="Book Antiqua" w:eastAsia="Book Antiqua" w:hAnsi="Book Antiqua"/>
+                <w:b w:val="false"/>
+                <w:bCs w:val="false"/>
+                <w:sz w:val="18"/>
+                <w:szCs w:val="18"/>
               </w:rPr>
               <w:t xml:space="preserve">Salary paid: Amos · 2026-06</w:t>
             </w:r>
@@ -2144,11 +2162,11 @@
             </w:pPr>
             <w:r>
               <w:rPr>
-                <w:rFonts w:ascii="Calibri" w:cs="Calibri" w:eastAsia="Calibri" w:hAnsi="Calibri"/>
-                <w:b w:val="false"/>
-                <w:bCs w:val="false"/>
-                <w:sz w:val="20"/>
-                <w:szCs w:val="20"/>
+                <w:rFonts w:ascii="Book Antiqua" w:cs="Book Antiqua" w:eastAsia="Book Antiqua" w:hAnsi="Book Antiqua"/>
+                <w:b w:val="false"/>
+                <w:bCs w:val="false"/>
+                <w:sz w:val="18"/>
+                <w:szCs w:val="18"/>
               </w:rPr>
               <w:t xml:space="preserve">UGX 400,000</w:t>
             </w:r>
@@ -2163,11 +2181,11 @@
             </w:pPr>
             <w:r>
               <w:rPr>
-                <w:rFonts w:ascii="Calibri" w:cs="Calibri" w:eastAsia="Calibri" w:hAnsi="Calibri"/>
-                <w:b w:val="false"/>
-                <w:bCs w:val="false"/>
-                <w:sz w:val="20"/>
-                <w:szCs w:val="20"/>
+                <w:rFonts w:ascii="Book Antiqua" w:cs="Book Antiqua" w:eastAsia="Book Antiqua" w:hAnsi="Book Antiqua"/>
+                <w:b w:val="false"/>
+                <w:bCs w:val="false"/>
+                <w:sz w:val="18"/>
+                <w:szCs w:val="18"/>
               </w:rPr>
               <w:t xml:space="preserve">2026-06-29</w:t>
             </w:r>
@@ -2180,11 +2198,11 @@
             </w:pPr>
             <w:r>
               <w:rPr>
-                <w:rFonts w:ascii="Calibri" w:cs="Calibri" w:eastAsia="Calibri" w:hAnsi="Calibri"/>
-                <w:b w:val="false"/>
-                <w:bCs w:val="false"/>
-                <w:sz w:val="20"/>
-                <w:szCs w:val="20"/>
+                <w:rFonts w:ascii="Book Antiqua" w:cs="Book Antiqua" w:eastAsia="Book Antiqua" w:hAnsi="Book Antiqua"/>
+                <w:b w:val="false"/>
+                <w:bCs w:val="false"/>
+                <w:sz w:val="18"/>
+                <w:szCs w:val="18"/>
               </w:rPr>
               <w:t xml:space="preserve">Salary paid: Ariho Micheal · 2026-06</w:t>
             </w:r>
@@ -2197,11 +2215,11 @@
             </w:pPr>
             <w:r>
               <w:rPr>
-                <w:rFonts w:ascii="Calibri" w:cs="Calibri" w:eastAsia="Calibri" w:hAnsi="Calibri"/>
-                <w:b w:val="false"/>
-                <w:bCs w:val="false"/>
-                <w:sz w:val="20"/>
-                <w:szCs w:val="20"/>
+                <w:rFonts w:ascii="Book Antiqua" w:cs="Book Antiqua" w:eastAsia="Book Antiqua" w:hAnsi="Book Antiqua"/>
+                <w:b w:val="false"/>
+                <w:bCs w:val="false"/>
+                <w:sz w:val="18"/>
+                <w:szCs w:val="18"/>
               </w:rPr>
               <w:t xml:space="preserve">UGX 200,000</w:t>
             </w:r>
@@ -2216,11 +2234,11 @@
             </w:pPr>
             <w:r>
               <w:rPr>
-                <w:rFonts w:ascii="Calibri" w:cs="Calibri" w:eastAsia="Calibri" w:hAnsi="Calibri"/>
-                <w:b w:val="false"/>
-                <w:bCs w:val="false"/>
-                <w:sz w:val="20"/>
-                <w:szCs w:val="20"/>
+                <w:rFonts w:ascii="Book Antiqua" w:cs="Book Antiqua" w:eastAsia="Book Antiqua" w:hAnsi="Book Antiqua"/>
+                <w:b w:val="false"/>
+                <w:bCs w:val="false"/>
+                <w:sz w:val="18"/>
+                <w:szCs w:val="18"/>
               </w:rPr>
               <w:t xml:space="preserve">2026-06-29</w:t>
             </w:r>
@@ -2233,11 +2251,11 @@
             </w:pPr>
             <w:r>
               <w:rPr>
-                <w:rFonts w:ascii="Calibri" w:cs="Calibri" w:eastAsia="Calibri" w:hAnsi="Calibri"/>
-                <w:b w:val="false"/>
-                <w:bCs w:val="false"/>
-                <w:sz w:val="20"/>
-                <w:szCs w:val="20"/>
+                <w:rFonts w:ascii="Book Antiqua" w:cs="Book Antiqua" w:eastAsia="Book Antiqua" w:hAnsi="Book Antiqua"/>
+                <w:b w:val="false"/>
+                <w:bCs w:val="false"/>
+                <w:sz w:val="18"/>
+                <w:szCs w:val="18"/>
               </w:rPr>
               <w:t xml:space="preserve">Salary paid: Elliot · 2026-06</w:t>
             </w:r>
@@ -2250,11 +2268,11 @@
             </w:pPr>
             <w:r>
               <w:rPr>
-                <w:rFonts w:ascii="Calibri" w:cs="Calibri" w:eastAsia="Calibri" w:hAnsi="Calibri"/>
-                <w:b w:val="false"/>
-                <w:bCs w:val="false"/>
-                <w:sz w:val="20"/>
-                <w:szCs w:val="20"/>
+                <w:rFonts w:ascii="Book Antiqua" w:cs="Book Antiqua" w:eastAsia="Book Antiqua" w:hAnsi="Book Antiqua"/>
+                <w:b w:val="false"/>
+                <w:bCs w:val="false"/>
+                <w:sz w:val="18"/>
+                <w:szCs w:val="18"/>
               </w:rPr>
               <w:t xml:space="preserve">UGX 230,000</w:t>
             </w:r>
@@ -2269,11 +2287,11 @@
             </w:pPr>
             <w:r>
               <w:rPr>
-                <w:rFonts w:ascii="Calibri" w:cs="Calibri" w:eastAsia="Calibri" w:hAnsi="Calibri"/>
-                <w:b w:val="false"/>
-                <w:bCs w:val="false"/>
-                <w:sz w:val="20"/>
-                <w:szCs w:val="20"/>
+                <w:rFonts w:ascii="Book Antiqua" w:cs="Book Antiqua" w:eastAsia="Book Antiqua" w:hAnsi="Book Antiqua"/>
+                <w:b w:val="false"/>
+                <w:bCs w:val="false"/>
+                <w:sz w:val="18"/>
+                <w:szCs w:val="18"/>
               </w:rPr>
               <w:t xml:space="preserve">2026-06-29</w:t>
             </w:r>
@@ -2286,11 +2304,11 @@
             </w:pPr>
             <w:r>
               <w:rPr>
-                <w:rFonts w:ascii="Calibri" w:cs="Calibri" w:eastAsia="Calibri" w:hAnsi="Calibri"/>
-                <w:b w:val="false"/>
-                <w:bCs w:val="false"/>
-                <w:sz w:val="20"/>
-                <w:szCs w:val="20"/>
+                <w:rFonts w:ascii="Book Antiqua" w:cs="Book Antiqua" w:eastAsia="Book Antiqua" w:hAnsi="Book Antiqua"/>
+                <w:b w:val="false"/>
+                <w:bCs w:val="false"/>
+                <w:sz w:val="18"/>
+                <w:szCs w:val="18"/>
               </w:rPr>
               <w:t xml:space="preserve">Salary paid: Fednand Tumusiime · 2026-06</w:t>
             </w:r>
@@ -2303,11 +2321,11 @@
             </w:pPr>
             <w:r>
               <w:rPr>
-                <w:rFonts w:ascii="Calibri" w:cs="Calibri" w:eastAsia="Calibri" w:hAnsi="Calibri"/>
-                <w:b w:val="false"/>
-                <w:bCs w:val="false"/>
-                <w:sz w:val="20"/>
-                <w:szCs w:val="20"/>
+                <w:rFonts w:ascii="Book Antiqua" w:cs="Book Antiqua" w:eastAsia="Book Antiqua" w:hAnsi="Book Antiqua"/>
+                <w:b w:val="false"/>
+                <w:bCs w:val="false"/>
+                <w:sz w:val="18"/>
+                <w:szCs w:val="18"/>
               </w:rPr>
               <w:t xml:space="preserve">UGX 230,000</w:t>
             </w:r>
@@ -2322,11 +2340,11 @@
             </w:pPr>
             <w:r>
               <w:rPr>
-                <w:rFonts w:ascii="Calibri" w:cs="Calibri" w:eastAsia="Calibri" w:hAnsi="Calibri"/>
-                <w:b w:val="false"/>
-                <w:bCs w:val="false"/>
-                <w:sz w:val="20"/>
-                <w:szCs w:val="20"/>
+                <w:rFonts w:ascii="Book Antiqua" w:cs="Book Antiqua" w:eastAsia="Book Antiqua" w:hAnsi="Book Antiqua"/>
+                <w:b w:val="false"/>
+                <w:bCs w:val="false"/>
+                <w:sz w:val="18"/>
+                <w:szCs w:val="18"/>
               </w:rPr>
               <w:t xml:space="preserve">2026-06-29</w:t>
             </w:r>
@@ -2339,11 +2357,11 @@
             </w:pPr>
             <w:r>
               <w:rPr>
-                <w:rFonts w:ascii="Calibri" w:cs="Calibri" w:eastAsia="Calibri" w:hAnsi="Calibri"/>
-                <w:b w:val="false"/>
-                <w:bCs w:val="false"/>
-                <w:sz w:val="20"/>
-                <w:szCs w:val="20"/>
+                <w:rFonts w:ascii="Book Antiqua" w:cs="Book Antiqua" w:eastAsia="Book Antiqua" w:hAnsi="Book Antiqua"/>
+                <w:b w:val="false"/>
+                <w:bCs w:val="false"/>
+                <w:sz w:val="18"/>
+                <w:szCs w:val="18"/>
               </w:rPr>
               <w:t xml:space="preserve">Salary paid: Frank Begumanya · 2026-06</w:t>
             </w:r>
@@ -2356,11 +2374,11 @@
             </w:pPr>
             <w:r>
               <w:rPr>
-                <w:rFonts w:ascii="Calibri" w:cs="Calibri" w:eastAsia="Calibri" w:hAnsi="Calibri"/>
-                <w:b w:val="false"/>
-                <w:bCs w:val="false"/>
-                <w:sz w:val="20"/>
-                <w:szCs w:val="20"/>
+                <w:rFonts w:ascii="Book Antiqua" w:cs="Book Antiqua" w:eastAsia="Book Antiqua" w:hAnsi="Book Antiqua"/>
+                <w:b w:val="false"/>
+                <w:bCs w:val="false"/>
+                <w:sz w:val="18"/>
+                <w:szCs w:val="18"/>
               </w:rPr>
               <w:t xml:space="preserve">UGX 200,000</w:t>
             </w:r>
@@ -2375,11 +2393,11 @@
             </w:pPr>
             <w:r>
               <w:rPr>
-                <w:rFonts w:ascii="Calibri" w:cs="Calibri" w:eastAsia="Calibri" w:hAnsi="Calibri"/>
-                <w:b w:val="false"/>
-                <w:bCs w:val="false"/>
-                <w:sz w:val="20"/>
-                <w:szCs w:val="20"/>
+                <w:rFonts w:ascii="Book Antiqua" w:cs="Book Antiqua" w:eastAsia="Book Antiqua" w:hAnsi="Book Antiqua"/>
+                <w:b w:val="false"/>
+                <w:bCs w:val="false"/>
+                <w:sz w:val="18"/>
+                <w:szCs w:val="18"/>
               </w:rPr>
               <w:t xml:space="preserve">2026-06-29</w:t>
             </w:r>
@@ -2392,11 +2410,11 @@
             </w:pPr>
             <w:r>
               <w:rPr>
-                <w:rFonts w:ascii="Calibri" w:cs="Calibri" w:eastAsia="Calibri" w:hAnsi="Calibri"/>
-                <w:b w:val="false"/>
-                <w:bCs w:val="false"/>
-                <w:sz w:val="20"/>
-                <w:szCs w:val="20"/>
+                <w:rFonts w:ascii="Book Antiqua" w:cs="Book Antiqua" w:eastAsia="Book Antiqua" w:hAnsi="Book Antiqua"/>
+                <w:b w:val="false"/>
+                <w:bCs w:val="false"/>
+                <w:sz w:val="18"/>
+                <w:szCs w:val="18"/>
               </w:rPr>
               <w:t xml:space="preserve">Salary paid: Frank manager · 2026-06</w:t>
             </w:r>
@@ -2409,11 +2427,11 @@
             </w:pPr>
             <w:r>
               <w:rPr>
-                <w:rFonts w:ascii="Calibri" w:cs="Calibri" w:eastAsia="Calibri" w:hAnsi="Calibri"/>
-                <w:b w:val="false"/>
-                <w:bCs w:val="false"/>
-                <w:sz w:val="20"/>
-                <w:szCs w:val="20"/>
+                <w:rFonts w:ascii="Book Antiqua" w:cs="Book Antiqua" w:eastAsia="Book Antiqua" w:hAnsi="Book Antiqua"/>
+                <w:b w:val="false"/>
+                <w:bCs w:val="false"/>
+                <w:sz w:val="18"/>
+                <w:szCs w:val="18"/>
               </w:rPr>
               <w:t xml:space="preserve">UGX 1,000,000</w:t>
             </w:r>
@@ -2428,11 +2446,11 @@
             </w:pPr>
             <w:r>
               <w:rPr>
-                <w:rFonts w:ascii="Calibri" w:cs="Calibri" w:eastAsia="Calibri" w:hAnsi="Calibri"/>
-                <w:b w:val="false"/>
-                <w:bCs w:val="false"/>
-                <w:sz w:val="20"/>
-                <w:szCs w:val="20"/>
+                <w:rFonts w:ascii="Book Antiqua" w:cs="Book Antiqua" w:eastAsia="Book Antiqua" w:hAnsi="Book Antiqua"/>
+                <w:b w:val="false"/>
+                <w:bCs w:val="false"/>
+                <w:sz w:val="18"/>
+                <w:szCs w:val="18"/>
               </w:rPr>
               <w:t xml:space="preserve">2026-06-29</w:t>
             </w:r>
@@ -2445,11 +2463,11 @@
             </w:pPr>
             <w:r>
               <w:rPr>
-                <w:rFonts w:ascii="Calibri" w:cs="Calibri" w:eastAsia="Calibri" w:hAnsi="Calibri"/>
-                <w:b w:val="false"/>
-                <w:bCs w:val="false"/>
-                <w:sz w:val="20"/>
-                <w:szCs w:val="20"/>
+                <w:rFonts w:ascii="Book Antiqua" w:cs="Book Antiqua" w:eastAsia="Book Antiqua" w:hAnsi="Book Antiqua"/>
+                <w:b w:val="false"/>
+                <w:bCs w:val="false"/>
+                <w:sz w:val="18"/>
+                <w:szCs w:val="18"/>
               </w:rPr>
               <w:t xml:space="preserve">Salary paid: Jesica Kamuseveni · 2026-06</w:t>
             </w:r>
@@ -2462,11 +2480,11 @@
             </w:pPr>
             <w:r>
               <w:rPr>
-                <w:rFonts w:ascii="Calibri" w:cs="Calibri" w:eastAsia="Calibri" w:hAnsi="Calibri"/>
-                <w:b w:val="false"/>
-                <w:bCs w:val="false"/>
-                <w:sz w:val="20"/>
-                <w:szCs w:val="20"/>
+                <w:rFonts w:ascii="Book Antiqua" w:cs="Book Antiqua" w:eastAsia="Book Antiqua" w:hAnsi="Book Antiqua"/>
+                <w:b w:val="false"/>
+                <w:bCs w:val="false"/>
+                <w:sz w:val="18"/>
+                <w:szCs w:val="18"/>
               </w:rPr>
               <w:t xml:space="preserve">UGX 200,000</w:t>
             </w:r>
@@ -2481,11 +2499,11 @@
             </w:pPr>
             <w:r>
               <w:rPr>
-                <w:rFonts w:ascii="Calibri" w:cs="Calibri" w:eastAsia="Calibri" w:hAnsi="Calibri"/>
-                <w:b w:val="false"/>
-                <w:bCs w:val="false"/>
-                <w:sz w:val="20"/>
-                <w:szCs w:val="20"/>
+                <w:rFonts w:ascii="Book Antiqua" w:cs="Book Antiqua" w:eastAsia="Book Antiqua" w:hAnsi="Book Antiqua"/>
+                <w:b w:val="false"/>
+                <w:bCs w:val="false"/>
+                <w:sz w:val="18"/>
+                <w:szCs w:val="18"/>
               </w:rPr>
               <w:t xml:space="preserve">2026-06-29</w:t>
             </w:r>
@@ -2498,11 +2516,11 @@
             </w:pPr>
             <w:r>
               <w:rPr>
-                <w:rFonts w:ascii="Calibri" w:cs="Calibri" w:eastAsia="Calibri" w:hAnsi="Calibri"/>
-                <w:b w:val="false"/>
-                <w:bCs w:val="false"/>
-                <w:sz w:val="20"/>
-                <w:szCs w:val="20"/>
+                <w:rFonts w:ascii="Book Antiqua" w:cs="Book Antiqua" w:eastAsia="Book Antiqua" w:hAnsi="Book Antiqua"/>
+                <w:b w:val="false"/>
+                <w:bCs w:val="false"/>
+                <w:sz w:val="18"/>
+                <w:szCs w:val="18"/>
               </w:rPr>
               <w:t xml:space="preserve">Salary paid: Kanyesigye immaculate · 2026-06</w:t>
             </w:r>
@@ -2515,11 +2533,11 @@
             </w:pPr>
             <w:r>
               <w:rPr>
-                <w:rFonts w:ascii="Calibri" w:cs="Calibri" w:eastAsia="Calibri" w:hAnsi="Calibri"/>
-                <w:b w:val="false"/>
-                <w:bCs w:val="false"/>
-                <w:sz w:val="20"/>
-                <w:szCs w:val="20"/>
+                <w:rFonts w:ascii="Book Antiqua" w:cs="Book Antiqua" w:eastAsia="Book Antiqua" w:hAnsi="Book Antiqua"/>
+                <w:b w:val="false"/>
+                <w:bCs w:val="false"/>
+                <w:sz w:val="18"/>
+                <w:szCs w:val="18"/>
               </w:rPr>
               <w:t xml:space="preserve">UGX 200,000</w:t>
             </w:r>
@@ -2534,11 +2552,11 @@
             </w:pPr>
             <w:r>
               <w:rPr>
-                <w:rFonts w:ascii="Calibri" w:cs="Calibri" w:eastAsia="Calibri" w:hAnsi="Calibri"/>
-                <w:b w:val="false"/>
-                <w:bCs w:val="false"/>
-                <w:sz w:val="20"/>
-                <w:szCs w:val="20"/>
+                <w:rFonts w:ascii="Book Antiqua" w:cs="Book Antiqua" w:eastAsia="Book Antiqua" w:hAnsi="Book Antiqua"/>
+                <w:b w:val="false"/>
+                <w:bCs w:val="false"/>
+                <w:sz w:val="18"/>
+                <w:szCs w:val="18"/>
               </w:rPr>
               <w:t xml:space="preserve">2026-06-29</w:t>
             </w:r>
@@ -2551,11 +2569,11 @@
             </w:pPr>
             <w:r>
               <w:rPr>
-                <w:rFonts w:ascii="Calibri" w:cs="Calibri" w:eastAsia="Calibri" w:hAnsi="Calibri"/>
-                <w:b w:val="false"/>
-                <w:bCs w:val="false"/>
-                <w:sz w:val="20"/>
-                <w:szCs w:val="20"/>
+                <w:rFonts w:ascii="Book Antiqua" w:cs="Book Antiqua" w:eastAsia="Book Antiqua" w:hAnsi="Book Antiqua"/>
+                <w:b w:val="false"/>
+                <w:bCs w:val="false"/>
+                <w:sz w:val="18"/>
+                <w:szCs w:val="18"/>
               </w:rPr>
               <w:t xml:space="preserve">Salary paid: Kasumbuza Cosmas · 2026-06</w:t>
             </w:r>
@@ -2568,11 +2586,11 @@
             </w:pPr>
             <w:r>
               <w:rPr>
-                <w:rFonts w:ascii="Calibri" w:cs="Calibri" w:eastAsia="Calibri" w:hAnsi="Calibri"/>
-                <w:b w:val="false"/>
-                <w:bCs w:val="false"/>
-                <w:sz w:val="20"/>
-                <w:szCs w:val="20"/>
+                <w:rFonts w:ascii="Book Antiqua" w:cs="Book Antiqua" w:eastAsia="Book Antiqua" w:hAnsi="Book Antiqua"/>
+                <w:b w:val="false"/>
+                <w:bCs w:val="false"/>
+                <w:sz w:val="18"/>
+                <w:szCs w:val="18"/>
               </w:rPr>
               <w:t xml:space="preserve">UGX 200,000</w:t>
             </w:r>
@@ -2587,11 +2605,11 @@
             </w:pPr>
             <w:r>
               <w:rPr>
-                <w:rFonts w:ascii="Calibri" w:cs="Calibri" w:eastAsia="Calibri" w:hAnsi="Calibri"/>
-                <w:b w:val="false"/>
-                <w:bCs w:val="false"/>
-                <w:sz w:val="20"/>
-                <w:szCs w:val="20"/>
+                <w:rFonts w:ascii="Book Antiqua" w:cs="Book Antiqua" w:eastAsia="Book Antiqua" w:hAnsi="Book Antiqua"/>
+                <w:b w:val="false"/>
+                <w:bCs w:val="false"/>
+                <w:sz w:val="18"/>
+                <w:szCs w:val="18"/>
               </w:rPr>
               <w:t xml:space="preserve">2026-06-29</w:t>
             </w:r>
@@ -2604,11 +2622,11 @@
             </w:pPr>
             <w:r>
               <w:rPr>
-                <w:rFonts w:ascii="Calibri" w:cs="Calibri" w:eastAsia="Calibri" w:hAnsi="Calibri"/>
-                <w:b w:val="false"/>
-                <w:bCs w:val="false"/>
-                <w:sz w:val="20"/>
-                <w:szCs w:val="20"/>
+                <w:rFonts w:ascii="Book Antiqua" w:cs="Book Antiqua" w:eastAsia="Book Antiqua" w:hAnsi="Book Antiqua"/>
+                <w:b w:val="false"/>
+                <w:bCs w:val="false"/>
+                <w:sz w:val="18"/>
+                <w:szCs w:val="18"/>
               </w:rPr>
               <w:t xml:space="preserve">Salary paid: Kazoora Francis · 2026-06</w:t>
             </w:r>
@@ -2621,11 +2639,11 @@
             </w:pPr>
             <w:r>
               <w:rPr>
-                <w:rFonts w:ascii="Calibri" w:cs="Calibri" w:eastAsia="Calibri" w:hAnsi="Calibri"/>
-                <w:b w:val="false"/>
-                <w:bCs w:val="false"/>
-                <w:sz w:val="20"/>
-                <w:szCs w:val="20"/>
+                <w:rFonts w:ascii="Book Antiqua" w:cs="Book Antiqua" w:eastAsia="Book Antiqua" w:hAnsi="Book Antiqua"/>
+                <w:b w:val="false"/>
+                <w:bCs w:val="false"/>
+                <w:sz w:val="18"/>
+                <w:szCs w:val="18"/>
               </w:rPr>
               <w:t xml:space="preserve">UGX 230,000</w:t>
             </w:r>
@@ -2640,11 +2658,11 @@
             </w:pPr>
             <w:r>
               <w:rPr>
-                <w:rFonts w:ascii="Calibri" w:cs="Calibri" w:eastAsia="Calibri" w:hAnsi="Calibri"/>
-                <w:b w:val="false"/>
-                <w:bCs w:val="false"/>
-                <w:sz w:val="20"/>
-                <w:szCs w:val="20"/>
+                <w:rFonts w:ascii="Book Antiqua" w:cs="Book Antiqua" w:eastAsia="Book Antiqua" w:hAnsi="Book Antiqua"/>
+                <w:b w:val="false"/>
+                <w:bCs w:val="false"/>
+                <w:sz w:val="18"/>
+                <w:szCs w:val="18"/>
               </w:rPr>
               <w:t xml:space="preserve">2026-06-29</w:t>
             </w:r>
@@ -2657,11 +2675,11 @@
             </w:pPr>
             <w:r>
               <w:rPr>
-                <w:rFonts w:ascii="Calibri" w:cs="Calibri" w:eastAsia="Calibri" w:hAnsi="Calibri"/>
-                <w:b w:val="false"/>
-                <w:bCs w:val="false"/>
-                <w:sz w:val="20"/>
-                <w:szCs w:val="20"/>
+                <w:rFonts w:ascii="Book Antiqua" w:cs="Book Antiqua" w:eastAsia="Book Antiqua" w:hAnsi="Book Antiqua"/>
+                <w:b w:val="false"/>
+                <w:bCs w:val="false"/>
+                <w:sz w:val="18"/>
+                <w:szCs w:val="18"/>
               </w:rPr>
               <w:t xml:space="preserve">Salary paid: Kyarisiima Justus · 2026-06</w:t>
             </w:r>
@@ -2674,11 +2692,11 @@
             </w:pPr>
             <w:r>
               <w:rPr>
-                <w:rFonts w:ascii="Calibri" w:cs="Calibri" w:eastAsia="Calibri" w:hAnsi="Calibri"/>
-                <w:b w:val="false"/>
-                <w:bCs w:val="false"/>
-                <w:sz w:val="20"/>
-                <w:szCs w:val="20"/>
+                <w:rFonts w:ascii="Book Antiqua" w:cs="Book Antiqua" w:eastAsia="Book Antiqua" w:hAnsi="Book Antiqua"/>
+                <w:b w:val="false"/>
+                <w:bCs w:val="false"/>
+                <w:sz w:val="18"/>
+                <w:szCs w:val="18"/>
               </w:rPr>
               <w:t xml:space="preserve">UGX 250,000</w:t>
             </w:r>
@@ -2693,11 +2711,11 @@
             </w:pPr>
             <w:r>
               <w:rPr>
-                <w:rFonts w:ascii="Calibri" w:cs="Calibri" w:eastAsia="Calibri" w:hAnsi="Calibri"/>
-                <w:b w:val="false"/>
-                <w:bCs w:val="false"/>
-                <w:sz w:val="20"/>
-                <w:szCs w:val="20"/>
+                <w:rFonts w:ascii="Book Antiqua" w:cs="Book Antiqua" w:eastAsia="Book Antiqua" w:hAnsi="Book Antiqua"/>
+                <w:b w:val="false"/>
+                <w:bCs w:val="false"/>
+                <w:sz w:val="18"/>
+                <w:szCs w:val="18"/>
               </w:rPr>
               <w:t xml:space="preserve">2026-06-29</w:t>
             </w:r>
@@ -2710,11 +2728,11 @@
             </w:pPr>
             <w:r>
               <w:rPr>
-                <w:rFonts w:ascii="Calibri" w:cs="Calibri" w:eastAsia="Calibri" w:hAnsi="Calibri"/>
-                <w:b w:val="false"/>
-                <w:bCs w:val="false"/>
-                <w:sz w:val="20"/>
-                <w:szCs w:val="20"/>
+                <w:rFonts w:ascii="Book Antiqua" w:cs="Book Antiqua" w:eastAsia="Book Antiqua" w:hAnsi="Book Antiqua"/>
+                <w:b w:val="false"/>
+                <w:bCs w:val="false"/>
+                <w:sz w:val="18"/>
+                <w:szCs w:val="18"/>
               </w:rPr>
               <w:t xml:space="preserve">Salary paid: Mathias Akampurira · 2026-06</w:t>
             </w:r>
@@ -2727,11 +2745,11 @@
             </w:pPr>
             <w:r>
               <w:rPr>
-                <w:rFonts w:ascii="Calibri" w:cs="Calibri" w:eastAsia="Calibri" w:hAnsi="Calibri"/>
-                <w:b w:val="false"/>
-                <w:bCs w:val="false"/>
-                <w:sz w:val="20"/>
-                <w:szCs w:val="20"/>
+                <w:rFonts w:ascii="Book Antiqua" w:cs="Book Antiqua" w:eastAsia="Book Antiqua" w:hAnsi="Book Antiqua"/>
+                <w:b w:val="false"/>
+                <w:bCs w:val="false"/>
+                <w:sz w:val="18"/>
+                <w:szCs w:val="18"/>
               </w:rPr>
               <w:t xml:space="preserve">UGX 200,000</w:t>
             </w:r>
@@ -2746,11 +2764,11 @@
             </w:pPr>
             <w:r>
               <w:rPr>
-                <w:rFonts w:ascii="Calibri" w:cs="Calibri" w:eastAsia="Calibri" w:hAnsi="Calibri"/>
-                <w:b w:val="false"/>
-                <w:bCs w:val="false"/>
-                <w:sz w:val="20"/>
-                <w:szCs w:val="20"/>
+                <w:rFonts w:ascii="Book Antiqua" w:cs="Book Antiqua" w:eastAsia="Book Antiqua" w:hAnsi="Book Antiqua"/>
+                <w:b w:val="false"/>
+                <w:bCs w:val="false"/>
+                <w:sz w:val="18"/>
+                <w:szCs w:val="18"/>
               </w:rPr>
               <w:t xml:space="preserve">2026-06-29</w:t>
             </w:r>
@@ -2763,11 +2781,11 @@
             </w:pPr>
             <w:r>
               <w:rPr>
-                <w:rFonts w:ascii="Calibri" w:cs="Calibri" w:eastAsia="Calibri" w:hAnsi="Calibri"/>
-                <w:b w:val="false"/>
-                <w:bCs w:val="false"/>
-                <w:sz w:val="20"/>
-                <w:szCs w:val="20"/>
+                <w:rFonts w:ascii="Book Antiqua" w:cs="Book Antiqua" w:eastAsia="Book Antiqua" w:hAnsi="Book Antiqua"/>
+                <w:b w:val="false"/>
+                <w:bCs w:val="false"/>
+                <w:sz w:val="18"/>
+                <w:szCs w:val="18"/>
               </w:rPr>
               <w:t xml:space="preserve">Salary paid: Mathias Twijukye · 2026-06</w:t>
             </w:r>
@@ -2780,11 +2798,11 @@
             </w:pPr>
             <w:r>
               <w:rPr>
-                <w:rFonts w:ascii="Calibri" w:cs="Calibri" w:eastAsia="Calibri" w:hAnsi="Calibri"/>
-                <w:b w:val="false"/>
-                <w:bCs w:val="false"/>
-                <w:sz w:val="20"/>
-                <w:szCs w:val="20"/>
+                <w:rFonts w:ascii="Book Antiqua" w:cs="Book Antiqua" w:eastAsia="Book Antiqua" w:hAnsi="Book Antiqua"/>
+                <w:b w:val="false"/>
+                <w:bCs w:val="false"/>
+                <w:sz w:val="18"/>
+                <w:szCs w:val="18"/>
               </w:rPr>
               <w:t xml:space="preserve">UGX 220,000</w:t>
             </w:r>
@@ -2799,11 +2817,11 @@
             </w:pPr>
             <w:r>
               <w:rPr>
-                <w:rFonts w:ascii="Calibri" w:cs="Calibri" w:eastAsia="Calibri" w:hAnsi="Calibri"/>
-                <w:b w:val="false"/>
-                <w:bCs w:val="false"/>
-                <w:sz w:val="20"/>
-                <w:szCs w:val="20"/>
+                <w:rFonts w:ascii="Book Antiqua" w:cs="Book Antiqua" w:eastAsia="Book Antiqua" w:hAnsi="Book Antiqua"/>
+                <w:b w:val="false"/>
+                <w:bCs w:val="false"/>
+                <w:sz w:val="18"/>
+                <w:szCs w:val="18"/>
               </w:rPr>
               <w:t xml:space="preserve">2026-06-29</w:t>
             </w:r>
@@ -2816,11 +2834,11 @@
             </w:pPr>
             <w:r>
               <w:rPr>
-                <w:rFonts w:ascii="Calibri" w:cs="Calibri" w:eastAsia="Calibri" w:hAnsi="Calibri"/>
-                <w:b w:val="false"/>
-                <w:bCs w:val="false"/>
-                <w:sz w:val="20"/>
-                <w:szCs w:val="20"/>
+                <w:rFonts w:ascii="Book Antiqua" w:cs="Book Antiqua" w:eastAsia="Book Antiqua" w:hAnsi="Book Antiqua"/>
+                <w:b w:val="false"/>
+                <w:bCs w:val="false"/>
+                <w:sz w:val="18"/>
+                <w:szCs w:val="18"/>
               </w:rPr>
               <w:t xml:space="preserve">Salary paid: Mucunguzi Junior · 2026-06</w:t>
             </w:r>
@@ -2833,11 +2851,11 @@
             </w:pPr>
             <w:r>
               <w:rPr>
-                <w:rFonts w:ascii="Calibri" w:cs="Calibri" w:eastAsia="Calibri" w:hAnsi="Calibri"/>
-                <w:b w:val="false"/>
-                <w:bCs w:val="false"/>
-                <w:sz w:val="20"/>
-                <w:szCs w:val="20"/>
+                <w:rFonts w:ascii="Book Antiqua" w:cs="Book Antiqua" w:eastAsia="Book Antiqua" w:hAnsi="Book Antiqua"/>
+                <w:b w:val="false"/>
+                <w:bCs w:val="false"/>
+                <w:sz w:val="18"/>
+                <w:szCs w:val="18"/>
               </w:rPr>
               <w:t xml:space="preserve">UGX 230,000</w:t>
             </w:r>
@@ -2852,11 +2870,11 @@
             </w:pPr>
             <w:r>
               <w:rPr>
-                <w:rFonts w:ascii="Calibri" w:cs="Calibri" w:eastAsia="Calibri" w:hAnsi="Calibri"/>
-                <w:b w:val="false"/>
-                <w:bCs w:val="false"/>
-                <w:sz w:val="20"/>
-                <w:szCs w:val="20"/>
+                <w:rFonts w:ascii="Book Antiqua" w:cs="Book Antiqua" w:eastAsia="Book Antiqua" w:hAnsi="Book Antiqua"/>
+                <w:b w:val="false"/>
+                <w:bCs w:val="false"/>
+                <w:sz w:val="18"/>
+                <w:szCs w:val="18"/>
               </w:rPr>
               <w:t xml:space="preserve">2026-06-29</w:t>
             </w:r>
@@ -2869,11 +2887,11 @@
             </w:pPr>
             <w:r>
               <w:rPr>
-                <w:rFonts w:ascii="Calibri" w:cs="Calibri" w:eastAsia="Calibri" w:hAnsi="Calibri"/>
-                <w:b w:val="false"/>
-                <w:bCs w:val="false"/>
-                <w:sz w:val="20"/>
-                <w:szCs w:val="20"/>
+                <w:rFonts w:ascii="Book Antiqua" w:cs="Book Antiqua" w:eastAsia="Book Antiqua" w:hAnsi="Book Antiqua"/>
+                <w:b w:val="false"/>
+                <w:bCs w:val="false"/>
+                <w:sz w:val="18"/>
+                <w:szCs w:val="18"/>
               </w:rPr>
               <w:t xml:space="preserve">Salary paid: Mzee Fred Kakombe · 2026-06</w:t>
             </w:r>
@@ -2886,11 +2904,11 @@
             </w:pPr>
             <w:r>
               <w:rPr>
-                <w:rFonts w:ascii="Calibri" w:cs="Calibri" w:eastAsia="Calibri" w:hAnsi="Calibri"/>
-                <w:b w:val="false"/>
-                <w:bCs w:val="false"/>
-                <w:sz w:val="20"/>
-                <w:szCs w:val="20"/>
+                <w:rFonts w:ascii="Book Antiqua" w:cs="Book Antiqua" w:eastAsia="Book Antiqua" w:hAnsi="Book Antiqua"/>
+                <w:b w:val="false"/>
+                <w:bCs w:val="false"/>
+                <w:sz w:val="18"/>
+                <w:szCs w:val="18"/>
               </w:rPr>
               <w:t xml:space="preserve">UGX 200,000</w:t>
             </w:r>
@@ -2905,11 +2923,11 @@
             </w:pPr>
             <w:r>
               <w:rPr>
-                <w:rFonts w:ascii="Calibri" w:cs="Calibri" w:eastAsia="Calibri" w:hAnsi="Calibri"/>
-                <w:b w:val="false"/>
-                <w:bCs w:val="false"/>
-                <w:sz w:val="20"/>
-                <w:szCs w:val="20"/>
+                <w:rFonts w:ascii="Book Antiqua" w:cs="Book Antiqua" w:eastAsia="Book Antiqua" w:hAnsi="Book Antiqua"/>
+                <w:b w:val="false"/>
+                <w:bCs w:val="false"/>
+                <w:sz w:val="18"/>
+                <w:szCs w:val="18"/>
               </w:rPr>
               <w:t xml:space="preserve">2026-06-29</w:t>
             </w:r>
@@ -2922,11 +2940,11 @@
             </w:pPr>
             <w:r>
               <w:rPr>
-                <w:rFonts w:ascii="Calibri" w:cs="Calibri" w:eastAsia="Calibri" w:hAnsi="Calibri"/>
-                <w:b w:val="false"/>
-                <w:bCs w:val="false"/>
-                <w:sz w:val="20"/>
-                <w:szCs w:val="20"/>
+                <w:rFonts w:ascii="Book Antiqua" w:cs="Book Antiqua" w:eastAsia="Book Antiqua" w:hAnsi="Book Antiqua"/>
+                <w:b w:val="false"/>
+                <w:bCs w:val="false"/>
+                <w:sz w:val="18"/>
+                <w:szCs w:val="18"/>
               </w:rPr>
               <w:t xml:space="preserve">Salary paid: Nasasira Ainaea · 2026-06</w:t>
             </w:r>
@@ -2939,11 +2957,11 @@
             </w:pPr>
             <w:r>
               <w:rPr>
-                <w:rFonts w:ascii="Calibri" w:cs="Calibri" w:eastAsia="Calibri" w:hAnsi="Calibri"/>
-                <w:b w:val="false"/>
-                <w:bCs w:val="false"/>
-                <w:sz w:val="20"/>
-                <w:szCs w:val="20"/>
+                <w:rFonts w:ascii="Book Antiqua" w:cs="Book Antiqua" w:eastAsia="Book Antiqua" w:hAnsi="Book Antiqua"/>
+                <w:b w:val="false"/>
+                <w:bCs w:val="false"/>
+                <w:sz w:val="18"/>
+                <w:szCs w:val="18"/>
               </w:rPr>
               <w:t xml:space="preserve">UGX 300,000</w:t>
             </w:r>
@@ -2958,11 +2976,11 @@
             </w:pPr>
             <w:r>
               <w:rPr>
-                <w:rFonts w:ascii="Calibri" w:cs="Calibri" w:eastAsia="Calibri" w:hAnsi="Calibri"/>
-                <w:b w:val="false"/>
-                <w:bCs w:val="false"/>
-                <w:sz w:val="20"/>
-                <w:szCs w:val="20"/>
+                <w:rFonts w:ascii="Book Antiqua" w:cs="Book Antiqua" w:eastAsia="Book Antiqua" w:hAnsi="Book Antiqua"/>
+                <w:b w:val="false"/>
+                <w:bCs w:val="false"/>
+                <w:sz w:val="18"/>
+                <w:szCs w:val="18"/>
               </w:rPr>
               <w:t xml:space="preserve">2026-06-29</w:t>
             </w:r>
@@ -2975,11 +2993,11 @@
             </w:pPr>
             <w:r>
               <w:rPr>
-                <w:rFonts w:ascii="Calibri" w:cs="Calibri" w:eastAsia="Calibri" w:hAnsi="Calibri"/>
-                <w:b w:val="false"/>
-                <w:bCs w:val="false"/>
-                <w:sz w:val="20"/>
-                <w:szCs w:val="20"/>
+                <w:rFonts w:ascii="Book Antiqua" w:cs="Book Antiqua" w:eastAsia="Book Antiqua" w:hAnsi="Book Antiqua"/>
+                <w:b w:val="false"/>
+                <w:bCs w:val="false"/>
+                <w:sz w:val="18"/>
+                <w:szCs w:val="18"/>
               </w:rPr>
               <w:t xml:space="preserve">Salary paid: Nayebare Prossy · 2026-06</w:t>
             </w:r>
@@ -2992,11 +3010,11 @@
             </w:pPr>
             <w:r>
               <w:rPr>
-                <w:rFonts w:ascii="Calibri" w:cs="Calibri" w:eastAsia="Calibri" w:hAnsi="Calibri"/>
-                <w:b w:val="false"/>
-                <w:bCs w:val="false"/>
-                <w:sz w:val="20"/>
-                <w:szCs w:val="20"/>
+                <w:rFonts w:ascii="Book Antiqua" w:cs="Book Antiqua" w:eastAsia="Book Antiqua" w:hAnsi="Book Antiqua"/>
+                <w:b w:val="false"/>
+                <w:bCs w:val="false"/>
+                <w:sz w:val="18"/>
+                <w:szCs w:val="18"/>
               </w:rPr>
               <w:t xml:space="preserve">UGX 150,000</w:t>
             </w:r>
@@ -3011,11 +3029,11 @@
             </w:pPr>
             <w:r>
               <w:rPr>
-                <w:rFonts w:ascii="Calibri" w:cs="Calibri" w:eastAsia="Calibri" w:hAnsi="Calibri"/>
-                <w:b w:val="false"/>
-                <w:bCs w:val="false"/>
-                <w:sz w:val="20"/>
-                <w:szCs w:val="20"/>
+                <w:rFonts w:ascii="Book Antiqua" w:cs="Book Antiqua" w:eastAsia="Book Antiqua" w:hAnsi="Book Antiqua"/>
+                <w:b w:val="false"/>
+                <w:bCs w:val="false"/>
+                <w:sz w:val="18"/>
+                <w:szCs w:val="18"/>
               </w:rPr>
               <w:t xml:space="preserve">2026-06-29</w:t>
             </w:r>
@@ -3028,11 +3046,11 @@
             </w:pPr>
             <w:r>
               <w:rPr>
-                <w:rFonts w:ascii="Calibri" w:cs="Calibri" w:eastAsia="Calibri" w:hAnsi="Calibri"/>
-                <w:b w:val="false"/>
-                <w:bCs w:val="false"/>
-                <w:sz w:val="20"/>
-                <w:szCs w:val="20"/>
+                <w:rFonts w:ascii="Book Antiqua" w:cs="Book Antiqua" w:eastAsia="Book Antiqua" w:hAnsi="Book Antiqua"/>
+                <w:b w:val="false"/>
+                <w:bCs w:val="false"/>
+                <w:sz w:val="18"/>
+                <w:szCs w:val="18"/>
               </w:rPr>
               <w:t xml:space="preserve">Salary paid: Nimusiima Sharon · 2026-06</w:t>
             </w:r>
@@ -3045,11 +3063,11 @@
             </w:pPr>
             <w:r>
               <w:rPr>
-                <w:rFonts w:ascii="Calibri" w:cs="Calibri" w:eastAsia="Calibri" w:hAnsi="Calibri"/>
-                <w:b w:val="false"/>
-                <w:bCs w:val="false"/>
-                <w:sz w:val="20"/>
-                <w:szCs w:val="20"/>
+                <w:rFonts w:ascii="Book Antiqua" w:cs="Book Antiqua" w:eastAsia="Book Antiqua" w:hAnsi="Book Antiqua"/>
+                <w:b w:val="false"/>
+                <w:bCs w:val="false"/>
+                <w:sz w:val="18"/>
+                <w:szCs w:val="18"/>
               </w:rPr>
               <w:t xml:space="preserve">UGX 200,000</w:t>
             </w:r>
@@ -3064,11 +3082,11 @@
             </w:pPr>
             <w:r>
               <w:rPr>
-                <w:rFonts w:ascii="Calibri" w:cs="Calibri" w:eastAsia="Calibri" w:hAnsi="Calibri"/>
-                <w:b w:val="false"/>
-                <w:bCs w:val="false"/>
-                <w:sz w:val="20"/>
-                <w:szCs w:val="20"/>
+                <w:rFonts w:ascii="Book Antiqua" w:cs="Book Antiqua" w:eastAsia="Book Antiqua" w:hAnsi="Book Antiqua"/>
+                <w:b w:val="false"/>
+                <w:bCs w:val="false"/>
+                <w:sz w:val="18"/>
+                <w:szCs w:val="18"/>
               </w:rPr>
               <w:t xml:space="preserve">2026-06-29</w:t>
             </w:r>
@@ -3081,11 +3099,11 @@
             </w:pPr>
             <w:r>
               <w:rPr>
-                <w:rFonts w:ascii="Calibri" w:cs="Calibri" w:eastAsia="Calibri" w:hAnsi="Calibri"/>
-                <w:b w:val="false"/>
-                <w:bCs w:val="false"/>
-                <w:sz w:val="20"/>
-                <w:szCs w:val="20"/>
+                <w:rFonts w:ascii="Book Antiqua" w:cs="Book Antiqua" w:eastAsia="Book Antiqua" w:hAnsi="Book Antiqua"/>
+                <w:b w:val="false"/>
+                <w:bCs w:val="false"/>
+                <w:sz w:val="18"/>
+                <w:szCs w:val="18"/>
               </w:rPr>
               <w:t xml:space="preserve">Salary paid: Norman · 2026-06</w:t>
             </w:r>
@@ -3098,11 +3116,11 @@
             </w:pPr>
             <w:r>
               <w:rPr>
-                <w:rFonts w:ascii="Calibri" w:cs="Calibri" w:eastAsia="Calibri" w:hAnsi="Calibri"/>
-                <w:b w:val="false"/>
-                <w:bCs w:val="false"/>
-                <w:sz w:val="20"/>
-                <w:szCs w:val="20"/>
+                <w:rFonts w:ascii="Book Antiqua" w:cs="Book Antiqua" w:eastAsia="Book Antiqua" w:hAnsi="Book Antiqua"/>
+                <w:b w:val="false"/>
+                <w:bCs w:val="false"/>
+                <w:sz w:val="18"/>
+                <w:szCs w:val="18"/>
               </w:rPr>
               <w:t xml:space="preserve">UGX 200,000</w:t>
             </w:r>
@@ -3117,11 +3135,11 @@
             </w:pPr>
             <w:r>
               <w:rPr>
-                <w:rFonts w:ascii="Calibri" w:cs="Calibri" w:eastAsia="Calibri" w:hAnsi="Calibri"/>
-                <w:b w:val="false"/>
-                <w:bCs w:val="false"/>
-                <w:sz w:val="20"/>
-                <w:szCs w:val="20"/>
+                <w:rFonts w:ascii="Book Antiqua" w:cs="Book Antiqua" w:eastAsia="Book Antiqua" w:hAnsi="Book Antiqua"/>
+                <w:b w:val="false"/>
+                <w:bCs w:val="false"/>
+                <w:sz w:val="18"/>
+                <w:szCs w:val="18"/>
               </w:rPr>
               <w:t xml:space="preserve">2026-06-29</w:t>
             </w:r>
@@ -3134,11 +3152,11 @@
             </w:pPr>
             <w:r>
               <w:rPr>
-                <w:rFonts w:ascii="Calibri" w:cs="Calibri" w:eastAsia="Calibri" w:hAnsi="Calibri"/>
-                <w:b w:val="false"/>
-                <w:bCs w:val="false"/>
-                <w:sz w:val="20"/>
-                <w:szCs w:val="20"/>
+                <w:rFonts w:ascii="Book Antiqua" w:cs="Book Antiqua" w:eastAsia="Book Antiqua" w:hAnsi="Book Antiqua"/>
+                <w:b w:val="false"/>
+                <w:bCs w:val="false"/>
+                <w:sz w:val="18"/>
+                <w:szCs w:val="18"/>
               </w:rPr>
               <w:t xml:space="preserve">Salary paid: Nyangoma Sharon · 2026-06</w:t>
             </w:r>
@@ -3151,11 +3169,11 @@
             </w:pPr>
             <w:r>
               <w:rPr>
-                <w:rFonts w:ascii="Calibri" w:cs="Calibri" w:eastAsia="Calibri" w:hAnsi="Calibri"/>
-                <w:b w:val="false"/>
-                <w:bCs w:val="false"/>
-                <w:sz w:val="20"/>
-                <w:szCs w:val="20"/>
+                <w:rFonts w:ascii="Book Antiqua" w:cs="Book Antiqua" w:eastAsia="Book Antiqua" w:hAnsi="Book Antiqua"/>
+                <w:b w:val="false"/>
+                <w:bCs w:val="false"/>
+                <w:sz w:val="18"/>
+                <w:szCs w:val="18"/>
               </w:rPr>
               <w:t xml:space="preserve">UGX 300,000</w:t>
             </w:r>
@@ -3170,11 +3188,11 @@
             </w:pPr>
             <w:r>
               <w:rPr>
-                <w:rFonts w:ascii="Calibri" w:cs="Calibri" w:eastAsia="Calibri" w:hAnsi="Calibri"/>
-                <w:b w:val="false"/>
-                <w:bCs w:val="false"/>
-                <w:sz w:val="20"/>
-                <w:szCs w:val="20"/>
+                <w:rFonts w:ascii="Book Antiqua" w:cs="Book Antiqua" w:eastAsia="Book Antiqua" w:hAnsi="Book Antiqua"/>
+                <w:b w:val="false"/>
+                <w:bCs w:val="false"/>
+                <w:sz w:val="18"/>
+                <w:szCs w:val="18"/>
               </w:rPr>
               <w:t xml:space="preserve">2026-06-29</w:t>
             </w:r>
@@ -3187,11 +3205,11 @@
             </w:pPr>
             <w:r>
               <w:rPr>
-                <w:rFonts w:ascii="Calibri" w:cs="Calibri" w:eastAsia="Calibri" w:hAnsi="Calibri"/>
-                <w:b w:val="false"/>
-                <w:bCs w:val="false"/>
-                <w:sz w:val="20"/>
-                <w:szCs w:val="20"/>
+                <w:rFonts w:ascii="Book Antiqua" w:cs="Book Antiqua" w:eastAsia="Book Antiqua" w:hAnsi="Book Antiqua"/>
+                <w:b w:val="false"/>
+                <w:bCs w:val="false"/>
+                <w:sz w:val="18"/>
+                <w:szCs w:val="18"/>
               </w:rPr>
               <w:t xml:space="preserve">Salary paid: Simon Kulooba · 2026-06</w:t>
             </w:r>
@@ -3204,11 +3222,11 @@
             </w:pPr>
             <w:r>
               <w:rPr>
-                <w:rFonts w:ascii="Calibri" w:cs="Calibri" w:eastAsia="Calibri" w:hAnsi="Calibri"/>
-                <w:b w:val="false"/>
-                <w:bCs w:val="false"/>
-                <w:sz w:val="20"/>
-                <w:szCs w:val="20"/>
+                <w:rFonts w:ascii="Book Antiqua" w:cs="Book Antiqua" w:eastAsia="Book Antiqua" w:hAnsi="Book Antiqua"/>
+                <w:b w:val="false"/>
+                <w:bCs w:val="false"/>
+                <w:sz w:val="18"/>
+                <w:szCs w:val="18"/>
               </w:rPr>
               <w:t xml:space="preserve">UGX 200,000</w:t>
             </w:r>
@@ -3223,11 +3241,11 @@
             </w:pPr>
             <w:r>
               <w:rPr>
-                <w:rFonts w:ascii="Calibri" w:cs="Calibri" w:eastAsia="Calibri" w:hAnsi="Calibri"/>
-                <w:b w:val="false"/>
-                <w:bCs w:val="false"/>
-                <w:sz w:val="20"/>
-                <w:szCs w:val="20"/>
+                <w:rFonts w:ascii="Book Antiqua" w:cs="Book Antiqua" w:eastAsia="Book Antiqua" w:hAnsi="Book Antiqua"/>
+                <w:b w:val="false"/>
+                <w:bCs w:val="false"/>
+                <w:sz w:val="18"/>
+                <w:szCs w:val="18"/>
               </w:rPr>
               <w:t xml:space="preserve">2026-06-29</w:t>
             </w:r>
@@ -3240,11 +3258,11 @@
             </w:pPr>
             <w:r>
               <w:rPr>
-                <w:rFonts w:ascii="Calibri" w:cs="Calibri" w:eastAsia="Calibri" w:hAnsi="Calibri"/>
-                <w:b w:val="false"/>
-                <w:bCs w:val="false"/>
-                <w:sz w:val="20"/>
-                <w:szCs w:val="20"/>
+                <w:rFonts w:ascii="Book Antiqua" w:cs="Book Antiqua" w:eastAsia="Book Antiqua" w:hAnsi="Book Antiqua"/>
+                <w:b w:val="false"/>
+                <w:bCs w:val="false"/>
+                <w:sz w:val="18"/>
+                <w:szCs w:val="18"/>
               </w:rPr>
               <w:t xml:space="preserve">Salary paid: muzahura alex · 2026-06</w:t>
             </w:r>
@@ -3257,11 +3275,11 @@
             </w:pPr>
             <w:r>
               <w:rPr>
-                <w:rFonts w:ascii="Calibri" w:cs="Calibri" w:eastAsia="Calibri" w:hAnsi="Calibri"/>
-                <w:b w:val="false"/>
-                <w:bCs w:val="false"/>
-                <w:sz w:val="20"/>
-                <w:szCs w:val="20"/>
+                <w:rFonts w:ascii="Book Antiqua" w:cs="Book Antiqua" w:eastAsia="Book Antiqua" w:hAnsi="Book Antiqua"/>
+                <w:b w:val="false"/>
+                <w:bCs w:val="false"/>
+                <w:sz w:val="18"/>
+                <w:szCs w:val="18"/>
               </w:rPr>
               <w:t xml:space="preserve">UGX 200,000</w:t>
             </w:r>
@@ -3276,11 +3294,11 @@
             </w:pPr>
             <w:r>
               <w:rPr>
-                <w:rFonts w:ascii="Calibri" w:cs="Calibri" w:eastAsia="Calibri" w:hAnsi="Calibri"/>
+                <w:rFonts w:ascii="Book Antiqua" w:cs="Book Antiqua" w:eastAsia="Book Antiqua" w:hAnsi="Book Antiqua"/>
                 <w:b/>
                 <w:bCs/>
-                <w:sz w:val="20"/>
-                <w:szCs w:val="20"/>
+                <w:sz w:val="18"/>
+                <w:szCs w:val="18"/>
               </w:rPr>
               <w:t xml:space="preserve">Total</w:t>
             </w:r>
@@ -3293,11 +3311,11 @@
             </w:pPr>
             <w:r>
               <w:rPr>
-                <w:rFonts w:ascii="Calibri" w:cs="Calibri" w:eastAsia="Calibri" w:hAnsi="Calibri"/>
+                <w:rFonts w:ascii="Book Antiqua" w:cs="Book Antiqua" w:eastAsia="Book Antiqua" w:hAnsi="Book Antiqua"/>
                 <w:b/>
                 <w:bCs/>
-                <w:sz w:val="20"/>
-                <w:szCs w:val="20"/>
+                <w:sz w:val="18"/>
+                <w:szCs w:val="18"/>
               </w:rPr>
               <w:t xml:space="preserve">June Payroll Subtotal</w:t>
             </w:r>
@@ -3310,21 +3328,3040 @@
             </w:pPr>
             <w:r>
               <w:rPr>
-                <w:rFonts w:ascii="Calibri" w:cs="Calibri" w:eastAsia="Calibri" w:hAnsi="Calibri"/>
+                <w:rFonts w:ascii="Book Antiqua" w:cs="Book Antiqua" w:eastAsia="Book Antiqua" w:hAnsi="Book Antiqua"/>
                 <w:b/>
                 <w:bCs/>
-                <w:sz w:val="20"/>
-                <w:szCs w:val="20"/>
+                <w:sz w:val="18"/>
+                <w:szCs w:val="18"/>
               </w:rPr>
               <w:t xml:space="preserve">UGX 6,140,000</w:t>
+            </w:r>
+          </w:p>
+        </w:tc>
+      </w:tr>
+    </w:tbl>
+    <w:p>
+      <w:pPr>
+        <w:pStyle w:val="Heading3"/>
+        <w:spacing w:after="100" w:before="200"/>
+      </w:pPr>
+      <w:r>
+        <w:rPr>
+          <w:rFonts w:ascii="Book Antiqua" w:cs="Book Antiqua" w:eastAsia="Book Antiqua" w:hAnsi="Book Antiqua"/>
+          <w:b/>
+          <w:bCs/>
+        </w:rPr>
+        <w:t xml:space="preserve">4. SACCO Activity &amp; Member Contributions (June 2026)</w:t>
+      </w:r>
+    </w:p>
+    <w:p>
+      <w:pPr>
+        <w:spacing w:after="60" w:before="60"/>
+      </w:pPr>
+      <w:r>
+        <w:rPr>
+          <w:rFonts w:ascii="Book Antiqua" w:cs="Book Antiqua" w:eastAsia="Book Antiqua" w:hAnsi="Book Antiqua"/>
+          <w:b w:val="false"/>
+          <w:bCs w:val="false"/>
+          <w:sz w:val="20"/>
+          <w:szCs w:val="20"/>
+        </w:rPr>
+        <w:t xml:space="preserve">• June SACCO Member Savings Deposits: UGX 4,125,000 (23 members)</w:t>
+      </w:r>
+    </w:p>
+    <w:p>
+      <w:pPr>
+        <w:spacing w:after="60" w:before="60"/>
+      </w:pPr>
+      <w:r>
+        <w:rPr>
+          <w:rFonts w:ascii="Book Antiqua" w:cs="Book Antiqua" w:eastAsia="Book Antiqua" w:hAnsi="Book Antiqua"/>
+          <w:b w:val="false"/>
+          <w:bCs w:val="false"/>
+          <w:sz w:val="20"/>
+          <w:szCs w:val="20"/>
+        </w:rPr>
+        <w:t xml:space="preserve">• June SACCO Loan Repayments Collected: UGX 1,585,000 (18 repayments)</w:t>
+      </w:r>
+    </w:p>
+    <w:tbl>
+      <w:tblPr>
+        <w:tblW w:type="pct" w:w="100%"/>
+        <w:tblBorders>
+          <w:top w:val="single" w:color="auto" w:sz="4"/>
+          <w:left w:val="single" w:color="auto" w:sz="4"/>
+          <w:bottom w:val="single" w:color="auto" w:sz="4"/>
+          <w:right w:val="single" w:color="auto" w:sz="4"/>
+          <w:insideH w:val="single" w:color="auto" w:sz="4"/>
+          <w:insideV w:val="single" w:color="auto" w:sz="4"/>
+        </w:tblBorders>
+      </w:tblPr>
+      <w:tblGrid>
+        <w:gridCol w:w="100"/>
+        <w:gridCol w:w="100"/>
+        <w:gridCol w:w="100"/>
+        <w:gridCol w:w="100"/>
+      </w:tblGrid>
+      <w:tr>
+        <w:tc>
+          <w:tcPr>
+            <w:shd w:fill="1E3A5F"/>
+          </w:tcPr>
+          <w:p>
+            <w:pPr>
+              <w:jc w:val="left"/>
+            </w:pPr>
+            <w:r>
+              <w:rPr>
+                <w:rFonts w:ascii="Book Antiqua" w:cs="Book Antiqua" w:eastAsia="Book Antiqua" w:hAnsi="Book Antiqua"/>
+                <w:b/>
+                <w:bCs/>
+                <w:color w:val="FFFFFF"/>
+                <w:sz w:val="18"/>
+                <w:szCs w:val="18"/>
+              </w:rPr>
+              <w:t xml:space="preserve">Date</w:t>
+            </w:r>
+          </w:p>
+        </w:tc>
+        <w:tc>
+          <w:tcPr>
+            <w:shd w:fill="1E3A5F"/>
+          </w:tcPr>
+          <w:p>
+            <w:pPr>
+              <w:jc w:val="left"/>
+            </w:pPr>
+            <w:r>
+              <w:rPr>
+                <w:rFonts w:ascii="Book Antiqua" w:cs="Book Antiqua" w:eastAsia="Book Antiqua" w:hAnsi="Book Antiqua"/>
+                <w:b/>
+                <w:bCs/>
+                <w:color w:val="FFFFFF"/>
+                <w:sz w:val="18"/>
+                <w:szCs w:val="18"/>
+              </w:rPr>
+              <w:t xml:space="preserve">Member Name</w:t>
+            </w:r>
+          </w:p>
+        </w:tc>
+        <w:tc>
+          <w:tcPr>
+            <w:shd w:fill="1E3A5F"/>
+          </w:tcPr>
+          <w:p>
+            <w:pPr>
+              <w:jc w:val="left"/>
+            </w:pPr>
+            <w:r>
+              <w:rPr>
+                <w:rFonts w:ascii="Book Antiqua" w:cs="Book Antiqua" w:eastAsia="Book Antiqua" w:hAnsi="Book Antiqua"/>
+                <w:b/>
+                <w:bCs/>
+                <w:color w:val="FFFFFF"/>
+                <w:sz w:val="18"/>
+                <w:szCs w:val="18"/>
+              </w:rPr>
+              <w:t xml:space="preserve">Activity Type</w:t>
+            </w:r>
+          </w:p>
+        </w:tc>
+        <w:tc>
+          <w:tcPr>
+            <w:shd w:fill="1E3A5F"/>
+          </w:tcPr>
+          <w:p>
+            <w:pPr>
+              <w:jc w:val="left"/>
+            </w:pPr>
+            <w:r>
+              <w:rPr>
+                <w:rFonts w:ascii="Book Antiqua" w:cs="Book Antiqua" w:eastAsia="Book Antiqua" w:hAnsi="Book Antiqua"/>
+                <w:b/>
+                <w:bCs/>
+                <w:color w:val="FFFFFF"/>
+                <w:sz w:val="18"/>
+                <w:szCs w:val="18"/>
+              </w:rPr>
+              <w:t xml:space="preserve">Amount (UGX)</w:t>
+            </w:r>
+          </w:p>
+        </w:tc>
+      </w:tr>
+      <w:tr>
+        <w:tc>
+          <w:p>
+            <w:pPr>
+              <w:jc w:val="left"/>
+            </w:pPr>
+            <w:r>
+              <w:rPr>
+                <w:rFonts w:ascii="Book Antiqua" w:cs="Book Antiqua" w:eastAsia="Book Antiqua" w:hAnsi="Book Antiqua"/>
+                <w:b w:val="false"/>
+                <w:bCs w:val="false"/>
+                <w:sz w:val="18"/>
+                <w:szCs w:val="18"/>
+              </w:rPr>
+              <w:t xml:space="preserve">2026-06-30</w:t>
+            </w:r>
+          </w:p>
+        </w:tc>
+        <w:tc>
+          <w:p>
+            <w:pPr>
+              <w:jc w:val="left"/>
+            </w:pPr>
+            <w:r>
+              <w:rPr>
+                <w:rFonts w:ascii="Book Antiqua" w:cs="Book Antiqua" w:eastAsia="Book Antiqua" w:hAnsi="Book Antiqua"/>
+                <w:b w:val="false"/>
+                <w:bCs w:val="false"/>
+                <w:sz w:val="18"/>
+                <w:szCs w:val="18"/>
+              </w:rPr>
+              <w:t xml:space="preserve">Ariho Micheal</w:t>
+            </w:r>
+          </w:p>
+        </w:tc>
+        <w:tc>
+          <w:p>
+            <w:pPr>
+              <w:jc w:val="left"/>
+            </w:pPr>
+            <w:r>
+              <w:rPr>
+                <w:rFonts w:ascii="Book Antiqua" w:cs="Book Antiqua" w:eastAsia="Book Antiqua" w:hAnsi="Book Antiqua"/>
+                <w:b w:val="false"/>
+                <w:bCs w:val="false"/>
+                <w:sz w:val="18"/>
+                <w:szCs w:val="18"/>
+              </w:rPr>
+              <w:t xml:space="preserve">Savings Deposit</w:t>
+            </w:r>
+          </w:p>
+        </w:tc>
+        <w:tc>
+          <w:p>
+            <w:pPr>
+              <w:jc w:val="left"/>
+            </w:pPr>
+            <w:r>
+              <w:rPr>
+                <w:rFonts w:ascii="Book Antiqua" w:cs="Book Antiqua" w:eastAsia="Book Antiqua" w:hAnsi="Book Antiqua"/>
+                <w:b w:val="false"/>
+                <w:bCs w:val="false"/>
+                <w:sz w:val="18"/>
+                <w:szCs w:val="18"/>
+              </w:rPr>
+              <w:t xml:space="preserve">UGX 50,000</w:t>
+            </w:r>
+          </w:p>
+        </w:tc>
+      </w:tr>
+      <w:tr>
+        <w:tc>
+          <w:p>
+            <w:pPr>
+              <w:jc w:val="left"/>
+            </w:pPr>
+            <w:r>
+              <w:rPr>
+                <w:rFonts w:ascii="Book Antiqua" w:cs="Book Antiqua" w:eastAsia="Book Antiqua" w:hAnsi="Book Antiqua"/>
+                <w:b w:val="false"/>
+                <w:bCs w:val="false"/>
+                <w:sz w:val="18"/>
+                <w:szCs w:val="18"/>
+              </w:rPr>
+              <w:t xml:space="preserve">2026-06-30</w:t>
+            </w:r>
+          </w:p>
+        </w:tc>
+        <w:tc>
+          <w:p>
+            <w:pPr>
+              <w:jc w:val="left"/>
+            </w:pPr>
+            <w:r>
+              <w:rPr>
+                <w:rFonts w:ascii="Book Antiqua" w:cs="Book Antiqua" w:eastAsia="Book Antiqua" w:hAnsi="Book Antiqua"/>
+                <w:b w:val="false"/>
+                <w:bCs w:val="false"/>
+                <w:sz w:val="18"/>
+                <w:szCs w:val="18"/>
+              </w:rPr>
+              <w:t xml:space="preserve">Kyarisiima Justus</w:t>
+            </w:r>
+          </w:p>
+        </w:tc>
+        <w:tc>
+          <w:p>
+            <w:pPr>
+              <w:jc w:val="left"/>
+            </w:pPr>
+            <w:r>
+              <w:rPr>
+                <w:rFonts w:ascii="Book Antiqua" w:cs="Book Antiqua" w:eastAsia="Book Antiqua" w:hAnsi="Book Antiqua"/>
+                <w:b w:val="false"/>
+                <w:bCs w:val="false"/>
+                <w:sz w:val="18"/>
+                <w:szCs w:val="18"/>
+              </w:rPr>
+              <w:t xml:space="preserve">Savings Deposit</w:t>
+            </w:r>
+          </w:p>
+        </w:tc>
+        <w:tc>
+          <w:p>
+            <w:pPr>
+              <w:jc w:val="left"/>
+            </w:pPr>
+            <w:r>
+              <w:rPr>
+                <w:rFonts w:ascii="Book Antiqua" w:cs="Book Antiqua" w:eastAsia="Book Antiqua" w:hAnsi="Book Antiqua"/>
+                <w:b w:val="false"/>
+                <w:bCs w:val="false"/>
+                <w:sz w:val="18"/>
+                <w:szCs w:val="18"/>
+              </w:rPr>
+              <w:t xml:space="preserve">UGX 100,000</w:t>
+            </w:r>
+          </w:p>
+        </w:tc>
+      </w:tr>
+      <w:tr>
+        <w:tc>
+          <w:p>
+            <w:pPr>
+              <w:jc w:val="left"/>
+            </w:pPr>
+            <w:r>
+              <w:rPr>
+                <w:rFonts w:ascii="Book Antiqua" w:cs="Book Antiqua" w:eastAsia="Book Antiqua" w:hAnsi="Book Antiqua"/>
+                <w:b w:val="false"/>
+                <w:bCs w:val="false"/>
+                <w:sz w:val="18"/>
+                <w:szCs w:val="18"/>
+              </w:rPr>
+              <w:t xml:space="preserve">2026-06-30</w:t>
+            </w:r>
+          </w:p>
+        </w:tc>
+        <w:tc>
+          <w:p>
+            <w:pPr>
+              <w:jc w:val="left"/>
+            </w:pPr>
+            <w:r>
+              <w:rPr>
+                <w:rFonts w:ascii="Book Antiqua" w:cs="Book Antiqua" w:eastAsia="Book Antiqua" w:hAnsi="Book Antiqua"/>
+                <w:b w:val="false"/>
+                <w:bCs w:val="false"/>
+                <w:sz w:val="18"/>
+                <w:szCs w:val="18"/>
+              </w:rPr>
+              <w:t xml:space="preserve">Nayebare Prossy</w:t>
+            </w:r>
+          </w:p>
+        </w:tc>
+        <w:tc>
+          <w:p>
+            <w:pPr>
+              <w:jc w:val="left"/>
+            </w:pPr>
+            <w:r>
+              <w:rPr>
+                <w:rFonts w:ascii="Book Antiqua" w:cs="Book Antiqua" w:eastAsia="Book Antiqua" w:hAnsi="Book Antiqua"/>
+                <w:b w:val="false"/>
+                <w:bCs w:val="false"/>
+                <w:sz w:val="18"/>
+                <w:szCs w:val="18"/>
+              </w:rPr>
+              <w:t xml:space="preserve">Savings Deposit</w:t>
+            </w:r>
+          </w:p>
+        </w:tc>
+        <w:tc>
+          <w:p>
+            <w:pPr>
+              <w:jc w:val="left"/>
+            </w:pPr>
+            <w:r>
+              <w:rPr>
+                <w:rFonts w:ascii="Book Antiqua" w:cs="Book Antiqua" w:eastAsia="Book Antiqua" w:hAnsi="Book Antiqua"/>
+                <w:b w:val="false"/>
+                <w:bCs w:val="false"/>
+                <w:sz w:val="18"/>
+                <w:szCs w:val="18"/>
+              </w:rPr>
+              <w:t xml:space="preserve">UGX 50,000</w:t>
+            </w:r>
+          </w:p>
+        </w:tc>
+      </w:tr>
+      <w:tr>
+        <w:tc>
+          <w:p>
+            <w:pPr>
+              <w:jc w:val="left"/>
+            </w:pPr>
+            <w:r>
+              <w:rPr>
+                <w:rFonts w:ascii="Book Antiqua" w:cs="Book Antiqua" w:eastAsia="Book Antiqua" w:hAnsi="Book Antiqua"/>
+                <w:b w:val="false"/>
+                <w:bCs w:val="false"/>
+                <w:sz w:val="18"/>
+                <w:szCs w:val="18"/>
+              </w:rPr>
+              <w:t xml:space="preserve">2026-06-30</w:t>
+            </w:r>
+          </w:p>
+        </w:tc>
+        <w:tc>
+          <w:p>
+            <w:pPr>
+              <w:jc w:val="left"/>
+            </w:pPr>
+            <w:r>
+              <w:rPr>
+                <w:rFonts w:ascii="Book Antiqua" w:cs="Book Antiqua" w:eastAsia="Book Antiqua" w:hAnsi="Book Antiqua"/>
+                <w:b w:val="false"/>
+                <w:bCs w:val="false"/>
+                <w:sz w:val="18"/>
+                <w:szCs w:val="18"/>
+              </w:rPr>
+              <w:t xml:space="preserve">Sonia</w:t>
+            </w:r>
+          </w:p>
+        </w:tc>
+        <w:tc>
+          <w:p>
+            <w:pPr>
+              <w:jc w:val="left"/>
+            </w:pPr>
+            <w:r>
+              <w:rPr>
+                <w:rFonts w:ascii="Book Antiqua" w:cs="Book Antiqua" w:eastAsia="Book Antiqua" w:hAnsi="Book Antiqua"/>
+                <w:b w:val="false"/>
+                <w:bCs w:val="false"/>
+                <w:sz w:val="18"/>
+                <w:szCs w:val="18"/>
+              </w:rPr>
+              <w:t xml:space="preserve">Savings Deposit</w:t>
+            </w:r>
+          </w:p>
+        </w:tc>
+        <w:tc>
+          <w:p>
+            <w:pPr>
+              <w:jc w:val="left"/>
+            </w:pPr>
+            <w:r>
+              <w:rPr>
+                <w:rFonts w:ascii="Book Antiqua" w:cs="Book Antiqua" w:eastAsia="Book Antiqua" w:hAnsi="Book Antiqua"/>
+                <w:b w:val="false"/>
+                <w:bCs w:val="false"/>
+                <w:sz w:val="18"/>
+                <w:szCs w:val="18"/>
+              </w:rPr>
+              <w:t xml:space="preserve">UGX 50,000</w:t>
+            </w:r>
+          </w:p>
+        </w:tc>
+      </w:tr>
+      <w:tr>
+        <w:tc>
+          <w:p>
+            <w:pPr>
+              <w:jc w:val="left"/>
+            </w:pPr>
+            <w:r>
+              <w:rPr>
+                <w:rFonts w:ascii="Book Antiqua" w:cs="Book Antiqua" w:eastAsia="Book Antiqua" w:hAnsi="Book Antiqua"/>
+                <w:b w:val="false"/>
+                <w:bCs w:val="false"/>
+                <w:sz w:val="18"/>
+                <w:szCs w:val="18"/>
+              </w:rPr>
+              <w:t xml:space="preserve">2026-06-30</w:t>
+            </w:r>
+          </w:p>
+        </w:tc>
+        <w:tc>
+          <w:p>
+            <w:pPr>
+              <w:jc w:val="left"/>
+            </w:pPr>
+            <w:r>
+              <w:rPr>
+                <w:rFonts w:ascii="Book Antiqua" w:cs="Book Antiqua" w:eastAsia="Book Antiqua" w:hAnsi="Book Antiqua"/>
+                <w:b w:val="false"/>
+                <w:bCs w:val="false"/>
+                <w:sz w:val="18"/>
+                <w:szCs w:val="18"/>
+              </w:rPr>
+              <w:t xml:space="preserve">Kazoora Francis</w:t>
+            </w:r>
+          </w:p>
+        </w:tc>
+        <w:tc>
+          <w:p>
+            <w:pPr>
+              <w:jc w:val="left"/>
+            </w:pPr>
+            <w:r>
+              <w:rPr>
+                <w:rFonts w:ascii="Book Antiqua" w:cs="Book Antiqua" w:eastAsia="Book Antiqua" w:hAnsi="Book Antiqua"/>
+                <w:b w:val="false"/>
+                <w:bCs w:val="false"/>
+                <w:sz w:val="18"/>
+                <w:szCs w:val="18"/>
+              </w:rPr>
+              <w:t xml:space="preserve">Savings Deposit</w:t>
+            </w:r>
+          </w:p>
+        </w:tc>
+        <w:tc>
+          <w:p>
+            <w:pPr>
+              <w:jc w:val="left"/>
+            </w:pPr>
+            <w:r>
+              <w:rPr>
+                <w:rFonts w:ascii="Book Antiqua" w:cs="Book Antiqua" w:eastAsia="Book Antiqua" w:hAnsi="Book Antiqua"/>
+                <w:b w:val="false"/>
+                <w:bCs w:val="false"/>
+                <w:sz w:val="18"/>
+                <w:szCs w:val="18"/>
+              </w:rPr>
+              <w:t xml:space="preserve">UGX 50,000</w:t>
+            </w:r>
+          </w:p>
+        </w:tc>
+      </w:tr>
+      <w:tr>
+        <w:tc>
+          <w:p>
+            <w:pPr>
+              <w:jc w:val="left"/>
+            </w:pPr>
+            <w:r>
+              <w:rPr>
+                <w:rFonts w:ascii="Book Antiqua" w:cs="Book Antiqua" w:eastAsia="Book Antiqua" w:hAnsi="Book Antiqua"/>
+                <w:b w:val="false"/>
+                <w:bCs w:val="false"/>
+                <w:sz w:val="18"/>
+                <w:szCs w:val="18"/>
+              </w:rPr>
+              <w:t xml:space="preserve">2026-06-30</w:t>
+            </w:r>
+          </w:p>
+        </w:tc>
+        <w:tc>
+          <w:p>
+            <w:pPr>
+              <w:jc w:val="left"/>
+            </w:pPr>
+            <w:r>
+              <w:rPr>
+                <w:rFonts w:ascii="Book Antiqua" w:cs="Book Antiqua" w:eastAsia="Book Antiqua" w:hAnsi="Book Antiqua"/>
+                <w:b w:val="false"/>
+                <w:bCs w:val="false"/>
+                <w:sz w:val="18"/>
+                <w:szCs w:val="18"/>
+              </w:rPr>
+              <w:t xml:space="preserve">Mucunguzi Junior</w:t>
+            </w:r>
+          </w:p>
+        </w:tc>
+        <w:tc>
+          <w:p>
+            <w:pPr>
+              <w:jc w:val="left"/>
+            </w:pPr>
+            <w:r>
+              <w:rPr>
+                <w:rFonts w:ascii="Book Antiqua" w:cs="Book Antiqua" w:eastAsia="Book Antiqua" w:hAnsi="Book Antiqua"/>
+                <w:b w:val="false"/>
+                <w:bCs w:val="false"/>
+                <w:sz w:val="18"/>
+                <w:szCs w:val="18"/>
+              </w:rPr>
+              <w:t xml:space="preserve">Savings Deposit</w:t>
+            </w:r>
+          </w:p>
+        </w:tc>
+        <w:tc>
+          <w:p>
+            <w:pPr>
+              <w:jc w:val="left"/>
+            </w:pPr>
+            <w:r>
+              <w:rPr>
+                <w:rFonts w:ascii="Book Antiqua" w:cs="Book Antiqua" w:eastAsia="Book Antiqua" w:hAnsi="Book Antiqua"/>
+                <w:b w:val="false"/>
+                <w:bCs w:val="false"/>
+                <w:sz w:val="18"/>
+                <w:szCs w:val="18"/>
+              </w:rPr>
+              <w:t xml:space="preserve">UGX 100,000</w:t>
+            </w:r>
+          </w:p>
+        </w:tc>
+      </w:tr>
+      <w:tr>
+        <w:tc>
+          <w:p>
+            <w:pPr>
+              <w:jc w:val="left"/>
+            </w:pPr>
+            <w:r>
+              <w:rPr>
+                <w:rFonts w:ascii="Book Antiqua" w:cs="Book Antiqua" w:eastAsia="Book Antiqua" w:hAnsi="Book Antiqua"/>
+                <w:b w:val="false"/>
+                <w:bCs w:val="false"/>
+                <w:sz w:val="18"/>
+                <w:szCs w:val="18"/>
+              </w:rPr>
+              <w:t xml:space="preserve">2026-06-30</w:t>
+            </w:r>
+          </w:p>
+        </w:tc>
+        <w:tc>
+          <w:p>
+            <w:pPr>
+              <w:jc w:val="left"/>
+            </w:pPr>
+            <w:r>
+              <w:rPr>
+                <w:rFonts w:ascii="Book Antiqua" w:cs="Book Antiqua" w:eastAsia="Book Antiqua" w:hAnsi="Book Antiqua"/>
+                <w:b w:val="false"/>
+                <w:bCs w:val="false"/>
+                <w:sz w:val="18"/>
+                <w:szCs w:val="18"/>
+              </w:rPr>
+              <w:t xml:space="preserve">Ainembabazi Queen</w:t>
+            </w:r>
+          </w:p>
+        </w:tc>
+        <w:tc>
+          <w:p>
+            <w:pPr>
+              <w:jc w:val="left"/>
+            </w:pPr>
+            <w:r>
+              <w:rPr>
+                <w:rFonts w:ascii="Book Antiqua" w:cs="Book Antiqua" w:eastAsia="Book Antiqua" w:hAnsi="Book Antiqua"/>
+                <w:b w:val="false"/>
+                <w:bCs w:val="false"/>
+                <w:sz w:val="18"/>
+                <w:szCs w:val="18"/>
+              </w:rPr>
+              <w:t xml:space="preserve">Savings Deposit</w:t>
+            </w:r>
+          </w:p>
+        </w:tc>
+        <w:tc>
+          <w:p>
+            <w:pPr>
+              <w:jc w:val="left"/>
+            </w:pPr>
+            <w:r>
+              <w:rPr>
+                <w:rFonts w:ascii="Book Antiqua" w:cs="Book Antiqua" w:eastAsia="Book Antiqua" w:hAnsi="Book Antiqua"/>
+                <w:b w:val="false"/>
+                <w:bCs w:val="false"/>
+                <w:sz w:val="18"/>
+                <w:szCs w:val="18"/>
+              </w:rPr>
+              <w:t xml:space="preserve">UGX 100,000</w:t>
+            </w:r>
+          </w:p>
+        </w:tc>
+      </w:tr>
+      <w:tr>
+        <w:tc>
+          <w:p>
+            <w:pPr>
+              <w:jc w:val="left"/>
+            </w:pPr>
+            <w:r>
+              <w:rPr>
+                <w:rFonts w:ascii="Book Antiqua" w:cs="Book Antiqua" w:eastAsia="Book Antiqua" w:hAnsi="Book Antiqua"/>
+                <w:b w:val="false"/>
+                <w:bCs w:val="false"/>
+                <w:sz w:val="18"/>
+                <w:szCs w:val="18"/>
+              </w:rPr>
+              <w:t xml:space="preserve">2026-06-30</w:t>
+            </w:r>
+          </w:p>
+        </w:tc>
+        <w:tc>
+          <w:p>
+            <w:pPr>
+              <w:jc w:val="left"/>
+            </w:pPr>
+            <w:r>
+              <w:rPr>
+                <w:rFonts w:ascii="Book Antiqua" w:cs="Book Antiqua" w:eastAsia="Book Antiqua" w:hAnsi="Book Antiqua"/>
+                <w:b w:val="false"/>
+                <w:bCs w:val="false"/>
+                <w:sz w:val="18"/>
+                <w:szCs w:val="18"/>
+              </w:rPr>
+              <w:t xml:space="preserve">Ainebyona Mebo</w:t>
+            </w:r>
+          </w:p>
+        </w:tc>
+        <w:tc>
+          <w:p>
+            <w:pPr>
+              <w:jc w:val="left"/>
+            </w:pPr>
+            <w:r>
+              <w:rPr>
+                <w:rFonts w:ascii="Book Antiqua" w:cs="Book Antiqua" w:eastAsia="Book Antiqua" w:hAnsi="Book Antiqua"/>
+                <w:b w:val="false"/>
+                <w:bCs w:val="false"/>
+                <w:sz w:val="18"/>
+                <w:szCs w:val="18"/>
+              </w:rPr>
+              <w:t xml:space="preserve">Savings Deposit</w:t>
+            </w:r>
+          </w:p>
+        </w:tc>
+        <w:tc>
+          <w:p>
+            <w:pPr>
+              <w:jc w:val="left"/>
+            </w:pPr>
+            <w:r>
+              <w:rPr>
+                <w:rFonts w:ascii="Book Antiqua" w:cs="Book Antiqua" w:eastAsia="Book Antiqua" w:hAnsi="Book Antiqua"/>
+                <w:b w:val="false"/>
+                <w:bCs w:val="false"/>
+                <w:sz w:val="18"/>
+                <w:szCs w:val="18"/>
+              </w:rPr>
+              <w:t xml:space="preserve">UGX 150,000</w:t>
+            </w:r>
+          </w:p>
+        </w:tc>
+      </w:tr>
+      <w:tr>
+        <w:tc>
+          <w:p>
+            <w:pPr>
+              <w:jc w:val="left"/>
+            </w:pPr>
+            <w:r>
+              <w:rPr>
+                <w:rFonts w:ascii="Book Antiqua" w:cs="Book Antiqua" w:eastAsia="Book Antiqua" w:hAnsi="Book Antiqua"/>
+                <w:b w:val="false"/>
+                <w:bCs w:val="false"/>
+                <w:sz w:val="18"/>
+                <w:szCs w:val="18"/>
+              </w:rPr>
+              <w:t xml:space="preserve">2026-06-30</w:t>
+            </w:r>
+          </w:p>
+        </w:tc>
+        <w:tc>
+          <w:p>
+            <w:pPr>
+              <w:jc w:val="left"/>
+            </w:pPr>
+            <w:r>
+              <w:rPr>
+                <w:rFonts w:ascii="Book Antiqua" w:cs="Book Antiqua" w:eastAsia="Book Antiqua" w:hAnsi="Book Antiqua"/>
+                <w:b w:val="false"/>
+                <w:bCs w:val="false"/>
+                <w:sz w:val="18"/>
+                <w:szCs w:val="18"/>
+              </w:rPr>
+              <w:t xml:space="preserve">Mzee Fred Kakombe</w:t>
+            </w:r>
+          </w:p>
+        </w:tc>
+        <w:tc>
+          <w:p>
+            <w:pPr>
+              <w:jc w:val="left"/>
+            </w:pPr>
+            <w:r>
+              <w:rPr>
+                <w:rFonts w:ascii="Book Antiqua" w:cs="Book Antiqua" w:eastAsia="Book Antiqua" w:hAnsi="Book Antiqua"/>
+                <w:b w:val="false"/>
+                <w:bCs w:val="false"/>
+                <w:sz w:val="18"/>
+                <w:szCs w:val="18"/>
+              </w:rPr>
+              <w:t xml:space="preserve">Savings Deposit</w:t>
+            </w:r>
+          </w:p>
+        </w:tc>
+        <w:tc>
+          <w:p>
+            <w:pPr>
+              <w:jc w:val="left"/>
+            </w:pPr>
+            <w:r>
+              <w:rPr>
+                <w:rFonts w:ascii="Book Antiqua" w:cs="Book Antiqua" w:eastAsia="Book Antiqua" w:hAnsi="Book Antiqua"/>
+                <w:b w:val="false"/>
+                <w:bCs w:val="false"/>
+                <w:sz w:val="18"/>
+                <w:szCs w:val="18"/>
+              </w:rPr>
+              <w:t xml:space="preserve">UGX 50,000</w:t>
+            </w:r>
+          </w:p>
+        </w:tc>
+      </w:tr>
+      <w:tr>
+        <w:tc>
+          <w:p>
+            <w:pPr>
+              <w:jc w:val="left"/>
+            </w:pPr>
+            <w:r>
+              <w:rPr>
+                <w:rFonts w:ascii="Book Antiqua" w:cs="Book Antiqua" w:eastAsia="Book Antiqua" w:hAnsi="Book Antiqua"/>
+                <w:b w:val="false"/>
+                <w:bCs w:val="false"/>
+                <w:sz w:val="18"/>
+                <w:szCs w:val="18"/>
+              </w:rPr>
+              <w:t xml:space="preserve">2026-06-30</w:t>
+            </w:r>
+          </w:p>
+        </w:tc>
+        <w:tc>
+          <w:p>
+            <w:pPr>
+              <w:jc w:val="left"/>
+            </w:pPr>
+            <w:r>
+              <w:rPr>
+                <w:rFonts w:ascii="Book Antiqua" w:cs="Book Antiqua" w:eastAsia="Book Antiqua" w:hAnsi="Book Antiqua"/>
+                <w:b w:val="false"/>
+                <w:bCs w:val="false"/>
+                <w:sz w:val="18"/>
+                <w:szCs w:val="18"/>
+              </w:rPr>
+              <w:t xml:space="preserve">Jesica Kamuseveni</w:t>
+            </w:r>
+          </w:p>
+        </w:tc>
+        <w:tc>
+          <w:p>
+            <w:pPr>
+              <w:jc w:val="left"/>
+            </w:pPr>
+            <w:r>
+              <w:rPr>
+                <w:rFonts w:ascii="Book Antiqua" w:cs="Book Antiqua" w:eastAsia="Book Antiqua" w:hAnsi="Book Antiqua"/>
+                <w:b w:val="false"/>
+                <w:bCs w:val="false"/>
+                <w:sz w:val="18"/>
+                <w:szCs w:val="18"/>
+              </w:rPr>
+              <w:t xml:space="preserve">Savings Deposit</w:t>
+            </w:r>
+          </w:p>
+        </w:tc>
+        <w:tc>
+          <w:p>
+            <w:pPr>
+              <w:jc w:val="left"/>
+            </w:pPr>
+            <w:r>
+              <w:rPr>
+                <w:rFonts w:ascii="Book Antiqua" w:cs="Book Antiqua" w:eastAsia="Book Antiqua" w:hAnsi="Book Antiqua"/>
+                <w:b w:val="false"/>
+                <w:bCs w:val="false"/>
+                <w:sz w:val="18"/>
+                <w:szCs w:val="18"/>
+              </w:rPr>
+              <w:t xml:space="preserve">UGX 50,000</w:t>
+            </w:r>
+          </w:p>
+        </w:tc>
+      </w:tr>
+      <w:tr>
+        <w:tc>
+          <w:p>
+            <w:pPr>
+              <w:jc w:val="left"/>
+            </w:pPr>
+            <w:r>
+              <w:rPr>
+                <w:rFonts w:ascii="Book Antiqua" w:cs="Book Antiqua" w:eastAsia="Book Antiqua" w:hAnsi="Book Antiqua"/>
+                <w:b w:val="false"/>
+                <w:bCs w:val="false"/>
+                <w:sz w:val="18"/>
+                <w:szCs w:val="18"/>
+              </w:rPr>
+              <w:t xml:space="preserve">2026-06-30</w:t>
+            </w:r>
+          </w:p>
+        </w:tc>
+        <w:tc>
+          <w:p>
+            <w:pPr>
+              <w:jc w:val="left"/>
+            </w:pPr>
+            <w:r>
+              <w:rPr>
+                <w:rFonts w:ascii="Book Antiqua" w:cs="Book Antiqua" w:eastAsia="Book Antiqua" w:hAnsi="Book Antiqua"/>
+                <w:b w:val="false"/>
+                <w:bCs w:val="false"/>
+                <w:sz w:val="18"/>
+                <w:szCs w:val="18"/>
+              </w:rPr>
+              <w:t xml:space="preserve">Mathias Twijukye</w:t>
+            </w:r>
+          </w:p>
+        </w:tc>
+        <w:tc>
+          <w:p>
+            <w:pPr>
+              <w:jc w:val="left"/>
+            </w:pPr>
+            <w:r>
+              <w:rPr>
+                <w:rFonts w:ascii="Book Antiqua" w:cs="Book Antiqua" w:eastAsia="Book Antiqua" w:hAnsi="Book Antiqua"/>
+                <w:b w:val="false"/>
+                <w:bCs w:val="false"/>
+                <w:sz w:val="18"/>
+                <w:szCs w:val="18"/>
+              </w:rPr>
+              <w:t xml:space="preserve">Savings Deposit</w:t>
+            </w:r>
+          </w:p>
+        </w:tc>
+        <w:tc>
+          <w:p>
+            <w:pPr>
+              <w:jc w:val="left"/>
+            </w:pPr>
+            <w:r>
+              <w:rPr>
+                <w:rFonts w:ascii="Book Antiqua" w:cs="Book Antiqua" w:eastAsia="Book Antiqua" w:hAnsi="Book Antiqua"/>
+                <w:b w:val="false"/>
+                <w:bCs w:val="false"/>
+                <w:sz w:val="18"/>
+                <w:szCs w:val="18"/>
+              </w:rPr>
+              <w:t xml:space="preserve">UGX 100,000</w:t>
+            </w:r>
+          </w:p>
+        </w:tc>
+      </w:tr>
+      <w:tr>
+        <w:tc>
+          <w:p>
+            <w:pPr>
+              <w:jc w:val="left"/>
+            </w:pPr>
+            <w:r>
+              <w:rPr>
+                <w:rFonts w:ascii="Book Antiqua" w:cs="Book Antiqua" w:eastAsia="Book Antiqua" w:hAnsi="Book Antiqua"/>
+                <w:b w:val="false"/>
+                <w:bCs w:val="false"/>
+                <w:sz w:val="18"/>
+                <w:szCs w:val="18"/>
+              </w:rPr>
+              <w:t xml:space="preserve">2026-06-30</w:t>
+            </w:r>
+          </w:p>
+        </w:tc>
+        <w:tc>
+          <w:p>
+            <w:pPr>
+              <w:jc w:val="left"/>
+            </w:pPr>
+            <w:r>
+              <w:rPr>
+                <w:rFonts w:ascii="Book Antiqua" w:cs="Book Antiqua" w:eastAsia="Book Antiqua" w:hAnsi="Book Antiqua"/>
+                <w:b w:val="false"/>
+                <w:bCs w:val="false"/>
+                <w:sz w:val="18"/>
+                <w:szCs w:val="18"/>
+              </w:rPr>
+              <w:t xml:space="preserve">Nyangoma Sharon</w:t>
+            </w:r>
+          </w:p>
+        </w:tc>
+        <w:tc>
+          <w:p>
+            <w:pPr>
+              <w:jc w:val="left"/>
+            </w:pPr>
+            <w:r>
+              <w:rPr>
+                <w:rFonts w:ascii="Book Antiqua" w:cs="Book Antiqua" w:eastAsia="Book Antiqua" w:hAnsi="Book Antiqua"/>
+                <w:b w:val="false"/>
+                <w:bCs w:val="false"/>
+                <w:sz w:val="18"/>
+                <w:szCs w:val="18"/>
+              </w:rPr>
+              <w:t xml:space="preserve">Savings Deposit</w:t>
+            </w:r>
+          </w:p>
+        </w:tc>
+        <w:tc>
+          <w:p>
+            <w:pPr>
+              <w:jc w:val="left"/>
+            </w:pPr>
+            <w:r>
+              <w:rPr>
+                <w:rFonts w:ascii="Book Antiqua" w:cs="Book Antiqua" w:eastAsia="Book Antiqua" w:hAnsi="Book Antiqua"/>
+                <w:b w:val="false"/>
+                <w:bCs w:val="false"/>
+                <w:sz w:val="18"/>
+                <w:szCs w:val="18"/>
+              </w:rPr>
+              <w:t xml:space="preserve">UGX 300,000</w:t>
+            </w:r>
+          </w:p>
+        </w:tc>
+      </w:tr>
+      <w:tr>
+        <w:tc>
+          <w:p>
+            <w:pPr>
+              <w:jc w:val="left"/>
+            </w:pPr>
+            <w:r>
+              <w:rPr>
+                <w:rFonts w:ascii="Book Antiqua" w:cs="Book Antiqua" w:eastAsia="Book Antiqua" w:hAnsi="Book Antiqua"/>
+                <w:b w:val="false"/>
+                <w:bCs w:val="false"/>
+                <w:sz w:val="18"/>
+                <w:szCs w:val="18"/>
+              </w:rPr>
+              <w:t xml:space="preserve">2026-06-30</w:t>
+            </w:r>
+          </w:p>
+        </w:tc>
+        <w:tc>
+          <w:p>
+            <w:pPr>
+              <w:jc w:val="left"/>
+            </w:pPr>
+            <w:r>
+              <w:rPr>
+                <w:rFonts w:ascii="Book Antiqua" w:cs="Book Antiqua" w:eastAsia="Book Antiqua" w:hAnsi="Book Antiqua"/>
+                <w:b w:val="false"/>
+                <w:bCs w:val="false"/>
+                <w:sz w:val="18"/>
+                <w:szCs w:val="18"/>
+              </w:rPr>
+              <w:t xml:space="preserve">Nasasira Ainaea</w:t>
+            </w:r>
+          </w:p>
+        </w:tc>
+        <w:tc>
+          <w:p>
+            <w:pPr>
+              <w:jc w:val="left"/>
+            </w:pPr>
+            <w:r>
+              <w:rPr>
+                <w:rFonts w:ascii="Book Antiqua" w:cs="Book Antiqua" w:eastAsia="Book Antiqua" w:hAnsi="Book Antiqua"/>
+                <w:b w:val="false"/>
+                <w:bCs w:val="false"/>
+                <w:sz w:val="18"/>
+                <w:szCs w:val="18"/>
+              </w:rPr>
+              <w:t xml:space="preserve">Savings Deposit</w:t>
+            </w:r>
+          </w:p>
+        </w:tc>
+        <w:tc>
+          <w:p>
+            <w:pPr>
+              <w:jc w:val="left"/>
+            </w:pPr>
+            <w:r>
+              <w:rPr>
+                <w:rFonts w:ascii="Book Antiqua" w:cs="Book Antiqua" w:eastAsia="Book Antiqua" w:hAnsi="Book Antiqua"/>
+                <w:b w:val="false"/>
+                <w:bCs w:val="false"/>
+                <w:sz w:val="18"/>
+                <w:szCs w:val="18"/>
+              </w:rPr>
+              <w:t xml:space="preserve">UGX 50,000</w:t>
+            </w:r>
+          </w:p>
+        </w:tc>
+      </w:tr>
+      <w:tr>
+        <w:tc>
+          <w:p>
+            <w:pPr>
+              <w:jc w:val="left"/>
+            </w:pPr>
+            <w:r>
+              <w:rPr>
+                <w:rFonts w:ascii="Book Antiqua" w:cs="Book Antiqua" w:eastAsia="Book Antiqua" w:hAnsi="Book Antiqua"/>
+                <w:b w:val="false"/>
+                <w:bCs w:val="false"/>
+                <w:sz w:val="18"/>
+                <w:szCs w:val="18"/>
+              </w:rPr>
+              <w:t xml:space="preserve">2026-06-30</w:t>
+            </w:r>
+          </w:p>
+        </w:tc>
+        <w:tc>
+          <w:p>
+            <w:pPr>
+              <w:jc w:val="left"/>
+            </w:pPr>
+            <w:r>
+              <w:rPr>
+                <w:rFonts w:ascii="Book Antiqua" w:cs="Book Antiqua" w:eastAsia="Book Antiqua" w:hAnsi="Book Antiqua"/>
+                <w:b w:val="false"/>
+                <w:bCs w:val="false"/>
+                <w:sz w:val="18"/>
+                <w:szCs w:val="18"/>
+              </w:rPr>
+              <w:t xml:space="preserve">Mathias Akampurira</w:t>
+            </w:r>
+          </w:p>
+        </w:tc>
+        <w:tc>
+          <w:p>
+            <w:pPr>
+              <w:jc w:val="left"/>
+            </w:pPr>
+            <w:r>
+              <w:rPr>
+                <w:rFonts w:ascii="Book Antiqua" w:cs="Book Antiqua" w:eastAsia="Book Antiqua" w:hAnsi="Book Antiqua"/>
+                <w:b w:val="false"/>
+                <w:bCs w:val="false"/>
+                <w:sz w:val="18"/>
+                <w:szCs w:val="18"/>
+              </w:rPr>
+              <w:t xml:space="preserve">Savings Deposit</w:t>
+            </w:r>
+          </w:p>
+        </w:tc>
+        <w:tc>
+          <w:p>
+            <w:pPr>
+              <w:jc w:val="left"/>
+            </w:pPr>
+            <w:r>
+              <w:rPr>
+                <w:rFonts w:ascii="Book Antiqua" w:cs="Book Antiqua" w:eastAsia="Book Antiqua" w:hAnsi="Book Antiqua"/>
+                <w:b w:val="false"/>
+                <w:bCs w:val="false"/>
+                <w:sz w:val="18"/>
+                <w:szCs w:val="18"/>
+              </w:rPr>
+              <w:t xml:space="preserve">UGX 175,000</w:t>
+            </w:r>
+          </w:p>
+        </w:tc>
+      </w:tr>
+      <w:tr>
+        <w:tc>
+          <w:p>
+            <w:pPr>
+              <w:jc w:val="left"/>
+            </w:pPr>
+            <w:r>
+              <w:rPr>
+                <w:rFonts w:ascii="Book Antiqua" w:cs="Book Antiqua" w:eastAsia="Book Antiqua" w:hAnsi="Book Antiqua"/>
+                <w:b w:val="false"/>
+                <w:bCs w:val="false"/>
+                <w:sz w:val="18"/>
+                <w:szCs w:val="18"/>
+              </w:rPr>
+              <w:t xml:space="preserve">2026-06-30</w:t>
+            </w:r>
+          </w:p>
+        </w:tc>
+        <w:tc>
+          <w:p>
+            <w:pPr>
+              <w:jc w:val="left"/>
+            </w:pPr>
+            <w:r>
+              <w:rPr>
+                <w:rFonts w:ascii="Book Antiqua" w:cs="Book Antiqua" w:eastAsia="Book Antiqua" w:hAnsi="Book Antiqua"/>
+                <w:b w:val="false"/>
+                <w:bCs w:val="false"/>
+                <w:sz w:val="18"/>
+                <w:szCs w:val="18"/>
+              </w:rPr>
+              <w:t xml:space="preserve">Fednand Tumusiime</w:t>
+            </w:r>
+          </w:p>
+        </w:tc>
+        <w:tc>
+          <w:p>
+            <w:pPr>
+              <w:jc w:val="left"/>
+            </w:pPr>
+            <w:r>
+              <w:rPr>
+                <w:rFonts w:ascii="Book Antiqua" w:cs="Book Antiqua" w:eastAsia="Book Antiqua" w:hAnsi="Book Antiqua"/>
+                <w:b w:val="false"/>
+                <w:bCs w:val="false"/>
+                <w:sz w:val="18"/>
+                <w:szCs w:val="18"/>
+              </w:rPr>
+              <w:t xml:space="preserve">Savings Deposit</w:t>
+            </w:r>
+          </w:p>
+        </w:tc>
+        <w:tc>
+          <w:p>
+            <w:pPr>
+              <w:jc w:val="left"/>
+            </w:pPr>
+            <w:r>
+              <w:rPr>
+                <w:rFonts w:ascii="Book Antiqua" w:cs="Book Antiqua" w:eastAsia="Book Antiqua" w:hAnsi="Book Antiqua"/>
+                <w:b w:val="false"/>
+                <w:bCs w:val="false"/>
+                <w:sz w:val="18"/>
+                <w:szCs w:val="18"/>
+              </w:rPr>
+              <w:t xml:space="preserve">UGX 50,000</w:t>
+            </w:r>
+          </w:p>
+        </w:tc>
+      </w:tr>
+      <w:tr>
+        <w:tc>
+          <w:p>
+            <w:pPr>
+              <w:jc w:val="left"/>
+            </w:pPr>
+            <w:r>
+              <w:rPr>
+                <w:rFonts w:ascii="Book Antiqua" w:cs="Book Antiqua" w:eastAsia="Book Antiqua" w:hAnsi="Book Antiqua"/>
+                <w:b w:val="false"/>
+                <w:bCs w:val="false"/>
+                <w:sz w:val="18"/>
+                <w:szCs w:val="18"/>
+              </w:rPr>
+              <w:t xml:space="preserve">2026-06-30</w:t>
+            </w:r>
+          </w:p>
+        </w:tc>
+        <w:tc>
+          <w:p>
+            <w:pPr>
+              <w:jc w:val="left"/>
+            </w:pPr>
+            <w:r>
+              <w:rPr>
+                <w:rFonts w:ascii="Book Antiqua" w:cs="Book Antiqua" w:eastAsia="Book Antiqua" w:hAnsi="Book Antiqua"/>
+                <w:b w:val="false"/>
+                <w:bCs w:val="false"/>
+                <w:sz w:val="18"/>
+                <w:szCs w:val="18"/>
+              </w:rPr>
+              <w:t xml:space="preserve">Simon Kulooba</w:t>
+            </w:r>
+          </w:p>
+        </w:tc>
+        <w:tc>
+          <w:p>
+            <w:pPr>
+              <w:jc w:val="left"/>
+            </w:pPr>
+            <w:r>
+              <w:rPr>
+                <w:rFonts w:ascii="Book Antiqua" w:cs="Book Antiqua" w:eastAsia="Book Antiqua" w:hAnsi="Book Antiqua"/>
+                <w:b w:val="false"/>
+                <w:bCs w:val="false"/>
+                <w:sz w:val="18"/>
+                <w:szCs w:val="18"/>
+              </w:rPr>
+              <w:t xml:space="preserve">Savings Deposit</w:t>
+            </w:r>
+          </w:p>
+        </w:tc>
+        <w:tc>
+          <w:p>
+            <w:pPr>
+              <w:jc w:val="left"/>
+            </w:pPr>
+            <w:r>
+              <w:rPr>
+                <w:rFonts w:ascii="Book Antiqua" w:cs="Book Antiqua" w:eastAsia="Book Antiqua" w:hAnsi="Book Antiqua"/>
+                <w:b w:val="false"/>
+                <w:bCs w:val="false"/>
+                <w:sz w:val="18"/>
+                <w:szCs w:val="18"/>
+              </w:rPr>
+              <w:t xml:space="preserve">UGX 50,000</w:t>
+            </w:r>
+          </w:p>
+        </w:tc>
+      </w:tr>
+      <w:tr>
+        <w:tc>
+          <w:p>
+            <w:pPr>
+              <w:jc w:val="left"/>
+            </w:pPr>
+            <w:r>
+              <w:rPr>
+                <w:rFonts w:ascii="Book Antiqua" w:cs="Book Antiqua" w:eastAsia="Book Antiqua" w:hAnsi="Book Antiqua"/>
+                <w:b w:val="false"/>
+                <w:bCs w:val="false"/>
+                <w:sz w:val="18"/>
+                <w:szCs w:val="18"/>
+              </w:rPr>
+              <w:t xml:space="preserve">2026-06-30</w:t>
+            </w:r>
+          </w:p>
+        </w:tc>
+        <w:tc>
+          <w:p>
+            <w:pPr>
+              <w:jc w:val="left"/>
+            </w:pPr>
+            <w:r>
+              <w:rPr>
+                <w:rFonts w:ascii="Book Antiqua" w:cs="Book Antiqua" w:eastAsia="Book Antiqua" w:hAnsi="Book Antiqua"/>
+                <w:b w:val="false"/>
+                <w:bCs w:val="false"/>
+                <w:sz w:val="18"/>
+                <w:szCs w:val="18"/>
+              </w:rPr>
+              <w:t xml:space="preserve">Frank Begumanya</w:t>
+            </w:r>
+          </w:p>
+        </w:tc>
+        <w:tc>
+          <w:p>
+            <w:pPr>
+              <w:jc w:val="left"/>
+            </w:pPr>
+            <w:r>
+              <w:rPr>
+                <w:rFonts w:ascii="Book Antiqua" w:cs="Book Antiqua" w:eastAsia="Book Antiqua" w:hAnsi="Book Antiqua"/>
+                <w:b w:val="false"/>
+                <w:bCs w:val="false"/>
+                <w:sz w:val="18"/>
+                <w:szCs w:val="18"/>
+              </w:rPr>
+              <w:t xml:space="preserve">Savings Deposit</w:t>
+            </w:r>
+          </w:p>
+        </w:tc>
+        <w:tc>
+          <w:p>
+            <w:pPr>
+              <w:jc w:val="left"/>
+            </w:pPr>
+            <w:r>
+              <w:rPr>
+                <w:rFonts w:ascii="Book Antiqua" w:cs="Book Antiqua" w:eastAsia="Book Antiqua" w:hAnsi="Book Antiqua"/>
+                <w:b w:val="false"/>
+                <w:bCs w:val="false"/>
+                <w:sz w:val="18"/>
+                <w:szCs w:val="18"/>
+              </w:rPr>
+              <w:t xml:space="preserve">UGX 50,000</w:t>
+            </w:r>
+          </w:p>
+        </w:tc>
+      </w:tr>
+      <w:tr>
+        <w:tc>
+          <w:p>
+            <w:pPr>
+              <w:jc w:val="left"/>
+            </w:pPr>
+            <w:r>
+              <w:rPr>
+                <w:rFonts w:ascii="Book Antiqua" w:cs="Book Antiqua" w:eastAsia="Book Antiqua" w:hAnsi="Book Antiqua"/>
+                <w:b w:val="false"/>
+                <w:bCs w:val="false"/>
+                <w:sz w:val="18"/>
+                <w:szCs w:val="18"/>
+              </w:rPr>
+              <w:t xml:space="preserve">2026-06-30</w:t>
+            </w:r>
+          </w:p>
+        </w:tc>
+        <w:tc>
+          <w:p>
+            <w:pPr>
+              <w:jc w:val="left"/>
+            </w:pPr>
+            <w:r>
+              <w:rPr>
+                <w:rFonts w:ascii="Book Antiqua" w:cs="Book Antiqua" w:eastAsia="Book Antiqua" w:hAnsi="Book Antiqua"/>
+                <w:b w:val="false"/>
+                <w:bCs w:val="false"/>
+                <w:sz w:val="18"/>
+                <w:szCs w:val="18"/>
+              </w:rPr>
+              <w:t xml:space="preserve">muzahura  alex</w:t>
+            </w:r>
+          </w:p>
+        </w:tc>
+        <w:tc>
+          <w:p>
+            <w:pPr>
+              <w:jc w:val="left"/>
+            </w:pPr>
+            <w:r>
+              <w:rPr>
+                <w:rFonts w:ascii="Book Antiqua" w:cs="Book Antiqua" w:eastAsia="Book Antiqua" w:hAnsi="Book Antiqua"/>
+                <w:b w:val="false"/>
+                <w:bCs w:val="false"/>
+                <w:sz w:val="18"/>
+                <w:szCs w:val="18"/>
+              </w:rPr>
+              <w:t xml:space="preserve">Savings Deposit</w:t>
+            </w:r>
+          </w:p>
+        </w:tc>
+        <w:tc>
+          <w:p>
+            <w:pPr>
+              <w:jc w:val="left"/>
+            </w:pPr>
+            <w:r>
+              <w:rPr>
+                <w:rFonts w:ascii="Book Antiqua" w:cs="Book Antiqua" w:eastAsia="Book Antiqua" w:hAnsi="Book Antiqua"/>
+                <w:b w:val="false"/>
+                <w:bCs w:val="false"/>
+                <w:sz w:val="18"/>
+                <w:szCs w:val="18"/>
+              </w:rPr>
+              <w:t xml:space="preserve">UGX 50,000</w:t>
+            </w:r>
+          </w:p>
+        </w:tc>
+      </w:tr>
+      <w:tr>
+        <w:tc>
+          <w:p>
+            <w:pPr>
+              <w:jc w:val="left"/>
+            </w:pPr>
+            <w:r>
+              <w:rPr>
+                <w:rFonts w:ascii="Book Antiqua" w:cs="Book Antiqua" w:eastAsia="Book Antiqua" w:hAnsi="Book Antiqua"/>
+                <w:b w:val="false"/>
+                <w:bCs w:val="false"/>
+                <w:sz w:val="18"/>
+                <w:szCs w:val="18"/>
+              </w:rPr>
+              <w:t xml:space="preserve">2026-06-30</w:t>
+            </w:r>
+          </w:p>
+        </w:tc>
+        <w:tc>
+          <w:p>
+            <w:pPr>
+              <w:jc w:val="left"/>
+            </w:pPr>
+            <w:r>
+              <w:rPr>
+                <w:rFonts w:ascii="Book Antiqua" w:cs="Book Antiqua" w:eastAsia="Book Antiqua" w:hAnsi="Book Antiqua"/>
+                <w:b w:val="false"/>
+                <w:bCs w:val="false"/>
+                <w:sz w:val="18"/>
+                <w:szCs w:val="18"/>
+              </w:rPr>
+              <w:t xml:space="preserve">Amos</w:t>
+            </w:r>
+          </w:p>
+        </w:tc>
+        <w:tc>
+          <w:p>
+            <w:pPr>
+              <w:jc w:val="left"/>
+            </w:pPr>
+            <w:r>
+              <w:rPr>
+                <w:rFonts w:ascii="Book Antiqua" w:cs="Book Antiqua" w:eastAsia="Book Antiqua" w:hAnsi="Book Antiqua"/>
+                <w:b w:val="false"/>
+                <w:bCs w:val="false"/>
+                <w:sz w:val="18"/>
+                <w:szCs w:val="18"/>
+              </w:rPr>
+              <w:t xml:space="preserve">Savings Deposit</w:t>
+            </w:r>
+          </w:p>
+        </w:tc>
+        <w:tc>
+          <w:p>
+            <w:pPr>
+              <w:jc w:val="left"/>
+            </w:pPr>
+            <w:r>
+              <w:rPr>
+                <w:rFonts w:ascii="Book Antiqua" w:cs="Book Antiqua" w:eastAsia="Book Antiqua" w:hAnsi="Book Antiqua"/>
+                <w:b w:val="false"/>
+                <w:bCs w:val="false"/>
+                <w:sz w:val="18"/>
+                <w:szCs w:val="18"/>
+              </w:rPr>
+              <w:t xml:space="preserve">UGX 150,000</w:t>
+            </w:r>
+          </w:p>
+        </w:tc>
+      </w:tr>
+      <w:tr>
+        <w:tc>
+          <w:p>
+            <w:pPr>
+              <w:jc w:val="left"/>
+            </w:pPr>
+            <w:r>
+              <w:rPr>
+                <w:rFonts w:ascii="Book Antiqua" w:cs="Book Antiqua" w:eastAsia="Book Antiqua" w:hAnsi="Book Antiqua"/>
+                <w:b w:val="false"/>
+                <w:bCs w:val="false"/>
+                <w:sz w:val="18"/>
+                <w:szCs w:val="18"/>
+              </w:rPr>
+              <w:t xml:space="preserve">2026-06-30</w:t>
+            </w:r>
+          </w:p>
+        </w:tc>
+        <w:tc>
+          <w:p>
+            <w:pPr>
+              <w:jc w:val="left"/>
+            </w:pPr>
+            <w:r>
+              <w:rPr>
+                <w:rFonts w:ascii="Book Antiqua" w:cs="Book Antiqua" w:eastAsia="Book Antiqua" w:hAnsi="Book Antiqua"/>
+                <w:b w:val="false"/>
+                <w:bCs w:val="false"/>
+                <w:sz w:val="18"/>
+                <w:szCs w:val="18"/>
+              </w:rPr>
+              <w:t xml:space="preserve">Madam director</w:t>
+            </w:r>
+          </w:p>
+        </w:tc>
+        <w:tc>
+          <w:p>
+            <w:pPr>
+              <w:jc w:val="left"/>
+            </w:pPr>
+            <w:r>
+              <w:rPr>
+                <w:rFonts w:ascii="Book Antiqua" w:cs="Book Antiqua" w:eastAsia="Book Antiqua" w:hAnsi="Book Antiqua"/>
+                <w:b w:val="false"/>
+                <w:bCs w:val="false"/>
+                <w:sz w:val="18"/>
+                <w:szCs w:val="18"/>
+              </w:rPr>
+              <w:t xml:space="preserve">Savings Deposit</w:t>
+            </w:r>
+          </w:p>
+        </w:tc>
+        <w:tc>
+          <w:p>
+            <w:pPr>
+              <w:jc w:val="left"/>
+            </w:pPr>
+            <w:r>
+              <w:rPr>
+                <w:rFonts w:ascii="Book Antiqua" w:cs="Book Antiqua" w:eastAsia="Book Antiqua" w:hAnsi="Book Antiqua"/>
+                <w:b w:val="false"/>
+                <w:bCs w:val="false"/>
+                <w:sz w:val="18"/>
+                <w:szCs w:val="18"/>
+              </w:rPr>
+              <w:t xml:space="preserve">UGX 2,000,000</w:t>
+            </w:r>
+          </w:p>
+        </w:tc>
+      </w:tr>
+      <w:tr>
+        <w:tc>
+          <w:p>
+            <w:pPr>
+              <w:jc w:val="left"/>
+            </w:pPr>
+            <w:r>
+              <w:rPr>
+                <w:rFonts w:ascii="Book Antiqua" w:cs="Book Antiqua" w:eastAsia="Book Antiqua" w:hAnsi="Book Antiqua"/>
+                <w:b w:val="false"/>
+                <w:bCs w:val="false"/>
+                <w:sz w:val="18"/>
+                <w:szCs w:val="18"/>
+              </w:rPr>
+              <w:t xml:space="preserve">2026-06-30</w:t>
+            </w:r>
+          </w:p>
+        </w:tc>
+        <w:tc>
+          <w:p>
+            <w:pPr>
+              <w:jc w:val="left"/>
+            </w:pPr>
+            <w:r>
+              <w:rPr>
+                <w:rFonts w:ascii="Book Antiqua" w:cs="Book Antiqua" w:eastAsia="Book Antiqua" w:hAnsi="Book Antiqua"/>
+                <w:b w:val="false"/>
+                <w:bCs w:val="false"/>
+                <w:sz w:val="18"/>
+                <w:szCs w:val="18"/>
+              </w:rPr>
+              <w:t xml:space="preserve">Norman</w:t>
+            </w:r>
+          </w:p>
+        </w:tc>
+        <w:tc>
+          <w:p>
+            <w:pPr>
+              <w:jc w:val="left"/>
+            </w:pPr>
+            <w:r>
+              <w:rPr>
+                <w:rFonts w:ascii="Book Antiqua" w:cs="Book Antiqua" w:eastAsia="Book Antiqua" w:hAnsi="Book Antiqua"/>
+                <w:b w:val="false"/>
+                <w:bCs w:val="false"/>
+                <w:sz w:val="18"/>
+                <w:szCs w:val="18"/>
+              </w:rPr>
+              <w:t xml:space="preserve">Savings Deposit</w:t>
+            </w:r>
+          </w:p>
+        </w:tc>
+        <w:tc>
+          <w:p>
+            <w:pPr>
+              <w:jc w:val="left"/>
+            </w:pPr>
+            <w:r>
+              <w:rPr>
+                <w:rFonts w:ascii="Book Antiqua" w:cs="Book Antiqua" w:eastAsia="Book Antiqua" w:hAnsi="Book Antiqua"/>
+                <w:b w:val="false"/>
+                <w:bCs w:val="false"/>
+                <w:sz w:val="18"/>
+                <w:szCs w:val="18"/>
+              </w:rPr>
+              <w:t xml:space="preserve">UGX 50,000</w:t>
+            </w:r>
+          </w:p>
+        </w:tc>
+      </w:tr>
+      <w:tr>
+        <w:tc>
+          <w:p>
+            <w:pPr>
+              <w:jc w:val="left"/>
+            </w:pPr>
+            <w:r>
+              <w:rPr>
+                <w:rFonts w:ascii="Book Antiqua" w:cs="Book Antiqua" w:eastAsia="Book Antiqua" w:hAnsi="Book Antiqua"/>
+                <w:b w:val="false"/>
+                <w:bCs w:val="false"/>
+                <w:sz w:val="18"/>
+                <w:szCs w:val="18"/>
+              </w:rPr>
+              <w:t xml:space="preserve">2026-06-30</w:t>
+            </w:r>
+          </w:p>
+        </w:tc>
+        <w:tc>
+          <w:p>
+            <w:pPr>
+              <w:jc w:val="left"/>
+            </w:pPr>
+            <w:r>
+              <w:rPr>
+                <w:rFonts w:ascii="Book Antiqua" w:cs="Book Antiqua" w:eastAsia="Book Antiqua" w:hAnsi="Book Antiqua"/>
+                <w:b w:val="false"/>
+                <w:bCs w:val="false"/>
+                <w:sz w:val="18"/>
+                <w:szCs w:val="18"/>
+              </w:rPr>
+              <w:t xml:space="preserve">Elliot</w:t>
+            </w:r>
+          </w:p>
+        </w:tc>
+        <w:tc>
+          <w:p>
+            <w:pPr>
+              <w:jc w:val="left"/>
+            </w:pPr>
+            <w:r>
+              <w:rPr>
+                <w:rFonts w:ascii="Book Antiqua" w:cs="Book Antiqua" w:eastAsia="Book Antiqua" w:hAnsi="Book Antiqua"/>
+                <w:b w:val="false"/>
+                <w:bCs w:val="false"/>
+                <w:sz w:val="18"/>
+                <w:szCs w:val="18"/>
+              </w:rPr>
+              <w:t xml:space="preserve">Savings Deposit</w:t>
+            </w:r>
+          </w:p>
+        </w:tc>
+        <w:tc>
+          <w:p>
+            <w:pPr>
+              <w:jc w:val="left"/>
+            </w:pPr>
+            <w:r>
+              <w:rPr>
+                <w:rFonts w:ascii="Book Antiqua" w:cs="Book Antiqua" w:eastAsia="Book Antiqua" w:hAnsi="Book Antiqua"/>
+                <w:b w:val="false"/>
+                <w:bCs w:val="false"/>
+                <w:sz w:val="18"/>
+                <w:szCs w:val="18"/>
+              </w:rPr>
+              <w:t xml:space="preserve">UGX 50,000</w:t>
+            </w:r>
+          </w:p>
+        </w:tc>
+      </w:tr>
+      <w:tr>
+        <w:tc>
+          <w:p>
+            <w:pPr>
+              <w:jc w:val="left"/>
+            </w:pPr>
+            <w:r>
+              <w:rPr>
+                <w:rFonts w:ascii="Book Antiqua" w:cs="Book Antiqua" w:eastAsia="Book Antiqua" w:hAnsi="Book Antiqua"/>
+                <w:b w:val="false"/>
+                <w:bCs w:val="false"/>
+                <w:sz w:val="18"/>
+                <w:szCs w:val="18"/>
+              </w:rPr>
+              <w:t xml:space="preserve">2026-06-30</w:t>
+            </w:r>
+          </w:p>
+        </w:tc>
+        <w:tc>
+          <w:p>
+            <w:pPr>
+              <w:jc w:val="left"/>
+            </w:pPr>
+            <w:r>
+              <w:rPr>
+                <w:rFonts w:ascii="Book Antiqua" w:cs="Book Antiqua" w:eastAsia="Book Antiqua" w:hAnsi="Book Antiqua"/>
+                <w:b w:val="false"/>
+                <w:bCs w:val="false"/>
+                <w:sz w:val="18"/>
+                <w:szCs w:val="18"/>
+              </w:rPr>
+              <w:t xml:space="preserve">jolly</w:t>
+            </w:r>
+          </w:p>
+        </w:tc>
+        <w:tc>
+          <w:p>
+            <w:pPr>
+              <w:jc w:val="left"/>
+            </w:pPr>
+            <w:r>
+              <w:rPr>
+                <w:rFonts w:ascii="Book Antiqua" w:cs="Book Antiqua" w:eastAsia="Book Antiqua" w:hAnsi="Book Antiqua"/>
+                <w:b w:val="false"/>
+                <w:bCs w:val="false"/>
+                <w:sz w:val="18"/>
+                <w:szCs w:val="18"/>
+              </w:rPr>
+              <w:t xml:space="preserve">Savings Deposit</w:t>
+            </w:r>
+          </w:p>
+        </w:tc>
+        <w:tc>
+          <w:p>
+            <w:pPr>
+              <w:jc w:val="left"/>
+            </w:pPr>
+            <w:r>
+              <w:rPr>
+                <w:rFonts w:ascii="Book Antiqua" w:cs="Book Antiqua" w:eastAsia="Book Antiqua" w:hAnsi="Book Antiqua"/>
+                <w:b w:val="false"/>
+                <w:bCs w:val="false"/>
+                <w:sz w:val="18"/>
+                <w:szCs w:val="18"/>
+              </w:rPr>
+              <w:t xml:space="preserve">UGX 300,000</w:t>
+            </w:r>
+          </w:p>
+        </w:tc>
+      </w:tr>
+      <w:tr>
+        <w:tc>
+          <w:p>
+            <w:pPr>
+              <w:jc w:val="left"/>
+            </w:pPr>
+            <w:r>
+              <w:rPr>
+                <w:rFonts w:ascii="Book Antiqua" w:cs="Book Antiqua" w:eastAsia="Book Antiqua" w:hAnsi="Book Antiqua"/>
+                <w:b w:val="false"/>
+                <w:bCs w:val="false"/>
+                <w:sz w:val="18"/>
+                <w:szCs w:val="18"/>
+              </w:rPr>
+              <w:t xml:space="preserve">2026-06-30</w:t>
+            </w:r>
+          </w:p>
+        </w:tc>
+        <w:tc>
+          <w:p>
+            <w:pPr>
+              <w:jc w:val="left"/>
+            </w:pPr>
+            <w:r>
+              <w:rPr>
+                <w:rFonts w:ascii="Book Antiqua" w:cs="Book Antiqua" w:eastAsia="Book Antiqua" w:hAnsi="Book Antiqua"/>
+                <w:b w:val="false"/>
+                <w:bCs w:val="false"/>
+                <w:sz w:val="18"/>
+                <w:szCs w:val="18"/>
+              </w:rPr>
+              <w:t xml:space="preserve">Ariho Micheal</w:t>
+            </w:r>
+          </w:p>
+        </w:tc>
+        <w:tc>
+          <w:p>
+            <w:pPr>
+              <w:jc w:val="left"/>
+            </w:pPr>
+            <w:r>
+              <w:rPr>
+                <w:rFonts w:ascii="Book Antiqua" w:cs="Book Antiqua" w:eastAsia="Book Antiqua" w:hAnsi="Book Antiqua"/>
+                <w:b w:val="false"/>
+                <w:bCs w:val="false"/>
+                <w:sz w:val="18"/>
+                <w:szCs w:val="18"/>
+              </w:rPr>
+              <w:t xml:space="preserve">Loan Repayment (#1)</w:t>
+            </w:r>
+          </w:p>
+        </w:tc>
+        <w:tc>
+          <w:p>
+            <w:pPr>
+              <w:jc w:val="left"/>
+            </w:pPr>
+            <w:r>
+              <w:rPr>
+                <w:rFonts w:ascii="Book Antiqua" w:cs="Book Antiqua" w:eastAsia="Book Antiqua" w:hAnsi="Book Antiqua"/>
+                <w:b w:val="false"/>
+                <w:bCs w:val="false"/>
+                <w:sz w:val="18"/>
+                <w:szCs w:val="18"/>
+              </w:rPr>
+              <w:t xml:space="preserve">UGX 50,000</w:t>
+            </w:r>
+          </w:p>
+        </w:tc>
+      </w:tr>
+      <w:tr>
+        <w:tc>
+          <w:p>
+            <w:pPr>
+              <w:jc w:val="left"/>
+            </w:pPr>
+            <w:r>
+              <w:rPr>
+                <w:rFonts w:ascii="Book Antiqua" w:cs="Book Antiqua" w:eastAsia="Book Antiqua" w:hAnsi="Book Antiqua"/>
+                <w:b w:val="false"/>
+                <w:bCs w:val="false"/>
+                <w:sz w:val="18"/>
+                <w:szCs w:val="18"/>
+              </w:rPr>
+              <w:t xml:space="preserve">2026-06-30</w:t>
+            </w:r>
+          </w:p>
+        </w:tc>
+        <w:tc>
+          <w:p>
+            <w:pPr>
+              <w:jc w:val="left"/>
+            </w:pPr>
+            <w:r>
+              <w:rPr>
+                <w:rFonts w:ascii="Book Antiqua" w:cs="Book Antiqua" w:eastAsia="Book Antiqua" w:hAnsi="Book Antiqua"/>
+                <w:b w:val="false"/>
+                <w:bCs w:val="false"/>
+                <w:sz w:val="18"/>
+                <w:szCs w:val="18"/>
+              </w:rPr>
+              <w:t xml:space="preserve">Kyarisiima Justus</w:t>
+            </w:r>
+          </w:p>
+        </w:tc>
+        <w:tc>
+          <w:p>
+            <w:pPr>
+              <w:jc w:val="left"/>
+            </w:pPr>
+            <w:r>
+              <w:rPr>
+                <w:rFonts w:ascii="Book Antiqua" w:cs="Book Antiqua" w:eastAsia="Book Antiqua" w:hAnsi="Book Antiqua"/>
+                <w:b w:val="false"/>
+                <w:bCs w:val="false"/>
+                <w:sz w:val="18"/>
+                <w:szCs w:val="18"/>
+              </w:rPr>
+              <w:t xml:space="preserve">Loan Repayment (#2)</w:t>
+            </w:r>
+          </w:p>
+        </w:tc>
+        <w:tc>
+          <w:p>
+            <w:pPr>
+              <w:jc w:val="left"/>
+            </w:pPr>
+            <w:r>
+              <w:rPr>
+                <w:rFonts w:ascii="Book Antiqua" w:cs="Book Antiqua" w:eastAsia="Book Antiqua" w:hAnsi="Book Antiqua"/>
+                <w:b w:val="false"/>
+                <w:bCs w:val="false"/>
+                <w:sz w:val="18"/>
+                <w:szCs w:val="18"/>
+              </w:rPr>
+              <w:t xml:space="preserve">UGX 50,000</w:t>
+            </w:r>
+          </w:p>
+        </w:tc>
+      </w:tr>
+      <w:tr>
+        <w:tc>
+          <w:p>
+            <w:pPr>
+              <w:jc w:val="left"/>
+            </w:pPr>
+            <w:r>
+              <w:rPr>
+                <w:rFonts w:ascii="Book Antiqua" w:cs="Book Antiqua" w:eastAsia="Book Antiqua" w:hAnsi="Book Antiqua"/>
+                <w:b w:val="false"/>
+                <w:bCs w:val="false"/>
+                <w:sz w:val="18"/>
+                <w:szCs w:val="18"/>
+              </w:rPr>
+              <w:t xml:space="preserve">2026-06-30</w:t>
+            </w:r>
+          </w:p>
+        </w:tc>
+        <w:tc>
+          <w:p>
+            <w:pPr>
+              <w:jc w:val="left"/>
+            </w:pPr>
+            <w:r>
+              <w:rPr>
+                <w:rFonts w:ascii="Book Antiqua" w:cs="Book Antiqua" w:eastAsia="Book Antiqua" w:hAnsi="Book Antiqua"/>
+                <w:b w:val="false"/>
+                <w:bCs w:val="false"/>
+                <w:sz w:val="18"/>
+                <w:szCs w:val="18"/>
+              </w:rPr>
+              <w:t xml:space="preserve">Nayebare Prossy</w:t>
+            </w:r>
+          </w:p>
+        </w:tc>
+        <w:tc>
+          <w:p>
+            <w:pPr>
+              <w:jc w:val="left"/>
+            </w:pPr>
+            <w:r>
+              <w:rPr>
+                <w:rFonts w:ascii="Book Antiqua" w:cs="Book Antiqua" w:eastAsia="Book Antiqua" w:hAnsi="Book Antiqua"/>
+                <w:b w:val="false"/>
+                <w:bCs w:val="false"/>
+                <w:sz w:val="18"/>
+                <w:szCs w:val="18"/>
+              </w:rPr>
+              <w:t xml:space="preserve">Loan Repayment (#25)</w:t>
+            </w:r>
+          </w:p>
+        </w:tc>
+        <w:tc>
+          <w:p>
+            <w:pPr>
+              <w:jc w:val="left"/>
+            </w:pPr>
+            <w:r>
+              <w:rPr>
+                <w:rFonts w:ascii="Book Antiqua" w:cs="Book Antiqua" w:eastAsia="Book Antiqua" w:hAnsi="Book Antiqua"/>
+                <w:b w:val="false"/>
+                <w:bCs w:val="false"/>
+                <w:sz w:val="18"/>
+                <w:szCs w:val="18"/>
+              </w:rPr>
+              <w:t xml:space="preserve">UGX 50,000</w:t>
+            </w:r>
+          </w:p>
+        </w:tc>
+      </w:tr>
+      <w:tr>
+        <w:tc>
+          <w:p>
+            <w:pPr>
+              <w:jc w:val="left"/>
+            </w:pPr>
+            <w:r>
+              <w:rPr>
+                <w:rFonts w:ascii="Book Antiqua" w:cs="Book Antiqua" w:eastAsia="Book Antiqua" w:hAnsi="Book Antiqua"/>
+                <w:b w:val="false"/>
+                <w:bCs w:val="false"/>
+                <w:sz w:val="18"/>
+                <w:szCs w:val="18"/>
+              </w:rPr>
+              <w:t xml:space="preserve">2026-06-30</w:t>
+            </w:r>
+          </w:p>
+        </w:tc>
+        <w:tc>
+          <w:p>
+            <w:pPr>
+              <w:jc w:val="left"/>
+            </w:pPr>
+            <w:r>
+              <w:rPr>
+                <w:rFonts w:ascii="Book Antiqua" w:cs="Book Antiqua" w:eastAsia="Book Antiqua" w:hAnsi="Book Antiqua"/>
+                <w:b w:val="false"/>
+                <w:bCs w:val="false"/>
+                <w:sz w:val="18"/>
+                <w:szCs w:val="18"/>
+              </w:rPr>
+              <w:t xml:space="preserve">Kazoora Francis</w:t>
+            </w:r>
+          </w:p>
+        </w:tc>
+        <w:tc>
+          <w:p>
+            <w:pPr>
+              <w:jc w:val="left"/>
+            </w:pPr>
+            <w:r>
+              <w:rPr>
+                <w:rFonts w:ascii="Book Antiqua" w:cs="Book Antiqua" w:eastAsia="Book Antiqua" w:hAnsi="Book Antiqua"/>
+                <w:b w:val="false"/>
+                <w:bCs w:val="false"/>
+                <w:sz w:val="18"/>
+                <w:szCs w:val="18"/>
+              </w:rPr>
+              <w:t xml:space="preserve">Loan Repayment (#5)</w:t>
+            </w:r>
+          </w:p>
+        </w:tc>
+        <w:tc>
+          <w:p>
+            <w:pPr>
+              <w:jc w:val="left"/>
+            </w:pPr>
+            <w:r>
+              <w:rPr>
+                <w:rFonts w:ascii="Book Antiqua" w:cs="Book Antiqua" w:eastAsia="Book Antiqua" w:hAnsi="Book Antiqua"/>
+                <w:b w:val="false"/>
+                <w:bCs w:val="false"/>
+                <w:sz w:val="18"/>
+                <w:szCs w:val="18"/>
+              </w:rPr>
+              <w:t xml:space="preserve">UGX 80,000</w:t>
+            </w:r>
+          </w:p>
+        </w:tc>
+      </w:tr>
+      <w:tr>
+        <w:tc>
+          <w:p>
+            <w:pPr>
+              <w:jc w:val="left"/>
+            </w:pPr>
+            <w:r>
+              <w:rPr>
+                <w:rFonts w:ascii="Book Antiqua" w:cs="Book Antiqua" w:eastAsia="Book Antiqua" w:hAnsi="Book Antiqua"/>
+                <w:b w:val="false"/>
+                <w:bCs w:val="false"/>
+                <w:sz w:val="18"/>
+                <w:szCs w:val="18"/>
+              </w:rPr>
+              <w:t xml:space="preserve">2026-06-30</w:t>
+            </w:r>
+          </w:p>
+        </w:tc>
+        <w:tc>
+          <w:p>
+            <w:pPr>
+              <w:jc w:val="left"/>
+            </w:pPr>
+            <w:r>
+              <w:rPr>
+                <w:rFonts w:ascii="Book Antiqua" w:cs="Book Antiqua" w:eastAsia="Book Antiqua" w:hAnsi="Book Antiqua"/>
+                <w:b w:val="false"/>
+                <w:bCs w:val="false"/>
+                <w:sz w:val="18"/>
+                <w:szCs w:val="18"/>
+              </w:rPr>
+              <w:t xml:space="preserve">Mucunguzi Junior</w:t>
+            </w:r>
+          </w:p>
+        </w:tc>
+        <w:tc>
+          <w:p>
+            <w:pPr>
+              <w:jc w:val="left"/>
+            </w:pPr>
+            <w:r>
+              <w:rPr>
+                <w:rFonts w:ascii="Book Antiqua" w:cs="Book Antiqua" w:eastAsia="Book Antiqua" w:hAnsi="Book Antiqua"/>
+                <w:b w:val="false"/>
+                <w:bCs w:val="false"/>
+                <w:sz w:val="18"/>
+                <w:szCs w:val="18"/>
+              </w:rPr>
+              <w:t xml:space="preserve">Loan Repayment (#6)</w:t>
+            </w:r>
+          </w:p>
+        </w:tc>
+        <w:tc>
+          <w:p>
+            <w:pPr>
+              <w:jc w:val="left"/>
+            </w:pPr>
+            <w:r>
+              <w:rPr>
+                <w:rFonts w:ascii="Book Antiqua" w:cs="Book Antiqua" w:eastAsia="Book Antiqua" w:hAnsi="Book Antiqua"/>
+                <w:b w:val="false"/>
+                <w:bCs w:val="false"/>
+                <w:sz w:val="18"/>
+                <w:szCs w:val="18"/>
+              </w:rPr>
+              <w:t xml:space="preserve">UGX 45,000</w:t>
+            </w:r>
+          </w:p>
+        </w:tc>
+      </w:tr>
+      <w:tr>
+        <w:tc>
+          <w:p>
+            <w:pPr>
+              <w:jc w:val="left"/>
+            </w:pPr>
+            <w:r>
+              <w:rPr>
+                <w:rFonts w:ascii="Book Antiqua" w:cs="Book Antiqua" w:eastAsia="Book Antiqua" w:hAnsi="Book Antiqua"/>
+                <w:b w:val="false"/>
+                <w:bCs w:val="false"/>
+                <w:sz w:val="18"/>
+                <w:szCs w:val="18"/>
+              </w:rPr>
+              <w:t xml:space="preserve">2026-06-30</w:t>
+            </w:r>
+          </w:p>
+        </w:tc>
+        <w:tc>
+          <w:p>
+            <w:pPr>
+              <w:jc w:val="left"/>
+            </w:pPr>
+            <w:r>
+              <w:rPr>
+                <w:rFonts w:ascii="Book Antiqua" w:cs="Book Antiqua" w:eastAsia="Book Antiqua" w:hAnsi="Book Antiqua"/>
+                <w:b w:val="false"/>
+                <w:bCs w:val="false"/>
+                <w:sz w:val="18"/>
+                <w:szCs w:val="18"/>
+              </w:rPr>
+              <w:t xml:space="preserve">Ainembabazi Queen</w:t>
+            </w:r>
+          </w:p>
+        </w:tc>
+        <w:tc>
+          <w:p>
+            <w:pPr>
+              <w:jc w:val="left"/>
+            </w:pPr>
+            <w:r>
+              <w:rPr>
+                <w:rFonts w:ascii="Book Antiqua" w:cs="Book Antiqua" w:eastAsia="Book Antiqua" w:hAnsi="Book Antiqua"/>
+                <w:b w:val="false"/>
+                <w:bCs w:val="false"/>
+                <w:sz w:val="18"/>
+                <w:szCs w:val="18"/>
+              </w:rPr>
+              <w:t xml:space="preserve">Loan Repayment (#7)</w:t>
+            </w:r>
+          </w:p>
+        </w:tc>
+        <w:tc>
+          <w:p>
+            <w:pPr>
+              <w:jc w:val="left"/>
+            </w:pPr>
+            <w:r>
+              <w:rPr>
+                <w:rFonts w:ascii="Book Antiqua" w:cs="Book Antiqua" w:eastAsia="Book Antiqua" w:hAnsi="Book Antiqua"/>
+                <w:b w:val="false"/>
+                <w:bCs w:val="false"/>
+                <w:sz w:val="18"/>
+                <w:szCs w:val="18"/>
+              </w:rPr>
+              <w:t xml:space="preserve">UGX 50,000</w:t>
+            </w:r>
+          </w:p>
+        </w:tc>
+      </w:tr>
+      <w:tr>
+        <w:tc>
+          <w:p>
+            <w:pPr>
+              <w:jc w:val="left"/>
+            </w:pPr>
+            <w:r>
+              <w:rPr>
+                <w:rFonts w:ascii="Book Antiqua" w:cs="Book Antiqua" w:eastAsia="Book Antiqua" w:hAnsi="Book Antiqua"/>
+                <w:b w:val="false"/>
+                <w:bCs w:val="false"/>
+                <w:sz w:val="18"/>
+                <w:szCs w:val="18"/>
+              </w:rPr>
+              <w:t xml:space="preserve">2026-06-30</w:t>
+            </w:r>
+          </w:p>
+        </w:tc>
+        <w:tc>
+          <w:p>
+            <w:pPr>
+              <w:jc w:val="left"/>
+            </w:pPr>
+            <w:r>
+              <w:rPr>
+                <w:rFonts w:ascii="Book Antiqua" w:cs="Book Antiqua" w:eastAsia="Book Antiqua" w:hAnsi="Book Antiqua"/>
+                <w:b w:val="false"/>
+                <w:bCs w:val="false"/>
+                <w:sz w:val="18"/>
+                <w:szCs w:val="18"/>
+              </w:rPr>
+              <w:t xml:space="preserve">Kanyesigye immaculate</w:t>
+            </w:r>
+          </w:p>
+        </w:tc>
+        <w:tc>
+          <w:p>
+            <w:pPr>
+              <w:jc w:val="left"/>
+            </w:pPr>
+            <w:r>
+              <w:rPr>
+                <w:rFonts w:ascii="Book Antiqua" w:cs="Book Antiqua" w:eastAsia="Book Antiqua" w:hAnsi="Book Antiqua"/>
+                <w:b w:val="false"/>
+                <w:bCs w:val="false"/>
+                <w:sz w:val="18"/>
+                <w:szCs w:val="18"/>
+              </w:rPr>
+              <w:t xml:space="preserve">Loan Repayment (#8)</w:t>
+            </w:r>
+          </w:p>
+        </w:tc>
+        <w:tc>
+          <w:p>
+            <w:pPr>
+              <w:jc w:val="left"/>
+            </w:pPr>
+            <w:r>
+              <w:rPr>
+                <w:rFonts w:ascii="Book Antiqua" w:cs="Book Antiqua" w:eastAsia="Book Antiqua" w:hAnsi="Book Antiqua"/>
+                <w:b w:val="false"/>
+                <w:bCs w:val="false"/>
+                <w:sz w:val="18"/>
+                <w:szCs w:val="18"/>
+              </w:rPr>
+              <w:t xml:space="preserve">UGX 150,000</w:t>
+            </w:r>
+          </w:p>
+        </w:tc>
+      </w:tr>
+      <w:tr>
+        <w:tc>
+          <w:p>
+            <w:pPr>
+              <w:jc w:val="left"/>
+            </w:pPr>
+            <w:r>
+              <w:rPr>
+                <w:rFonts w:ascii="Book Antiqua" w:cs="Book Antiqua" w:eastAsia="Book Antiqua" w:hAnsi="Book Antiqua"/>
+                <w:b w:val="false"/>
+                <w:bCs w:val="false"/>
+                <w:sz w:val="18"/>
+                <w:szCs w:val="18"/>
+              </w:rPr>
+              <w:t xml:space="preserve">2026-06-30</w:t>
+            </w:r>
+          </w:p>
+        </w:tc>
+        <w:tc>
+          <w:p>
+            <w:pPr>
+              <w:jc w:val="left"/>
+            </w:pPr>
+            <w:r>
+              <w:rPr>
+                <w:rFonts w:ascii="Book Antiqua" w:cs="Book Antiqua" w:eastAsia="Book Antiqua" w:hAnsi="Book Antiqua"/>
+                <w:b w:val="false"/>
+                <w:bCs w:val="false"/>
+                <w:sz w:val="18"/>
+                <w:szCs w:val="18"/>
+              </w:rPr>
+              <w:t xml:space="preserve">Mzee Fred Kakombe</w:t>
+            </w:r>
+          </w:p>
+        </w:tc>
+        <w:tc>
+          <w:p>
+            <w:pPr>
+              <w:jc w:val="left"/>
+            </w:pPr>
+            <w:r>
+              <w:rPr>
+                <w:rFonts w:ascii="Book Antiqua" w:cs="Book Antiqua" w:eastAsia="Book Antiqua" w:hAnsi="Book Antiqua"/>
+                <w:b w:val="false"/>
+                <w:bCs w:val="false"/>
+                <w:sz w:val="18"/>
+                <w:szCs w:val="18"/>
+              </w:rPr>
+              <w:t xml:space="preserve">Loan Repayment (#9)</w:t>
+            </w:r>
+          </w:p>
+        </w:tc>
+        <w:tc>
+          <w:p>
+            <w:pPr>
+              <w:jc w:val="left"/>
+            </w:pPr>
+            <w:r>
+              <w:rPr>
+                <w:rFonts w:ascii="Book Antiqua" w:cs="Book Antiqua" w:eastAsia="Book Antiqua" w:hAnsi="Book Antiqua"/>
+                <w:b w:val="false"/>
+                <w:bCs w:val="false"/>
+                <w:sz w:val="18"/>
+                <w:szCs w:val="18"/>
+              </w:rPr>
+              <w:t xml:space="preserve">UGX 50,000</w:t>
+            </w:r>
+          </w:p>
+        </w:tc>
+      </w:tr>
+      <w:tr>
+        <w:tc>
+          <w:p>
+            <w:pPr>
+              <w:jc w:val="left"/>
+            </w:pPr>
+            <w:r>
+              <w:rPr>
+                <w:rFonts w:ascii="Book Antiqua" w:cs="Book Antiqua" w:eastAsia="Book Antiqua" w:hAnsi="Book Antiqua"/>
+                <w:b w:val="false"/>
+                <w:bCs w:val="false"/>
+                <w:sz w:val="18"/>
+                <w:szCs w:val="18"/>
+              </w:rPr>
+              <w:t xml:space="preserve">2026-06-30</w:t>
+            </w:r>
+          </w:p>
+        </w:tc>
+        <w:tc>
+          <w:p>
+            <w:pPr>
+              <w:jc w:val="left"/>
+            </w:pPr>
+            <w:r>
+              <w:rPr>
+                <w:rFonts w:ascii="Book Antiqua" w:cs="Book Antiqua" w:eastAsia="Book Antiqua" w:hAnsi="Book Antiqua"/>
+                <w:b w:val="false"/>
+                <w:bCs w:val="false"/>
+                <w:sz w:val="18"/>
+                <w:szCs w:val="18"/>
+              </w:rPr>
+              <w:t xml:space="preserve">Jesica Kamuseveni</w:t>
+            </w:r>
+          </w:p>
+        </w:tc>
+        <w:tc>
+          <w:p>
+            <w:pPr>
+              <w:jc w:val="left"/>
+            </w:pPr>
+            <w:r>
+              <w:rPr>
+                <w:rFonts w:ascii="Book Antiqua" w:cs="Book Antiqua" w:eastAsia="Book Antiqua" w:hAnsi="Book Antiqua"/>
+                <w:b w:val="false"/>
+                <w:bCs w:val="false"/>
+                <w:sz w:val="18"/>
+                <w:szCs w:val="18"/>
+              </w:rPr>
+              <w:t xml:space="preserve">Loan Repayment (#10)</w:t>
+            </w:r>
+          </w:p>
+        </w:tc>
+        <w:tc>
+          <w:p>
+            <w:pPr>
+              <w:jc w:val="left"/>
+            </w:pPr>
+            <w:r>
+              <w:rPr>
+                <w:rFonts w:ascii="Book Antiqua" w:cs="Book Antiqua" w:eastAsia="Book Antiqua" w:hAnsi="Book Antiqua"/>
+                <w:b w:val="false"/>
+                <w:bCs w:val="false"/>
+                <w:sz w:val="18"/>
+                <w:szCs w:val="18"/>
+              </w:rPr>
+              <w:t xml:space="preserve">UGX 50,000</w:t>
+            </w:r>
+          </w:p>
+        </w:tc>
+      </w:tr>
+      <w:tr>
+        <w:tc>
+          <w:p>
+            <w:pPr>
+              <w:jc w:val="left"/>
+            </w:pPr>
+            <w:r>
+              <w:rPr>
+                <w:rFonts w:ascii="Book Antiqua" w:cs="Book Antiqua" w:eastAsia="Book Antiqua" w:hAnsi="Book Antiqua"/>
+                <w:b w:val="false"/>
+                <w:bCs w:val="false"/>
+                <w:sz w:val="18"/>
+                <w:szCs w:val="18"/>
+              </w:rPr>
+              <w:t xml:space="preserve">2026-06-30</w:t>
+            </w:r>
+          </w:p>
+        </w:tc>
+        <w:tc>
+          <w:p>
+            <w:pPr>
+              <w:jc w:val="left"/>
+            </w:pPr>
+            <w:r>
+              <w:rPr>
+                <w:rFonts w:ascii="Book Antiqua" w:cs="Book Antiqua" w:eastAsia="Book Antiqua" w:hAnsi="Book Antiqua"/>
+                <w:b w:val="false"/>
+                <w:bCs w:val="false"/>
+                <w:sz w:val="18"/>
+                <w:szCs w:val="18"/>
+              </w:rPr>
+              <w:t xml:space="preserve">Mathias Twijukye</w:t>
+            </w:r>
+          </w:p>
+        </w:tc>
+        <w:tc>
+          <w:p>
+            <w:pPr>
+              <w:jc w:val="left"/>
+            </w:pPr>
+            <w:r>
+              <w:rPr>
+                <w:rFonts w:ascii="Book Antiqua" w:cs="Book Antiqua" w:eastAsia="Book Antiqua" w:hAnsi="Book Antiqua"/>
+                <w:b w:val="false"/>
+                <w:bCs w:val="false"/>
+                <w:sz w:val="18"/>
+                <w:szCs w:val="18"/>
+              </w:rPr>
+              <w:t xml:space="preserve">Loan Repayment (#11)</w:t>
+            </w:r>
+          </w:p>
+        </w:tc>
+        <w:tc>
+          <w:p>
+            <w:pPr>
+              <w:jc w:val="left"/>
+            </w:pPr>
+            <w:r>
+              <w:rPr>
+                <w:rFonts w:ascii="Book Antiqua" w:cs="Book Antiqua" w:eastAsia="Book Antiqua" w:hAnsi="Book Antiqua"/>
+                <w:b w:val="false"/>
+                <w:bCs w:val="false"/>
+                <w:sz w:val="18"/>
+                <w:szCs w:val="18"/>
+              </w:rPr>
+              <w:t xml:space="preserve">UGX 50,000</w:t>
+            </w:r>
+          </w:p>
+        </w:tc>
+      </w:tr>
+      <w:tr>
+        <w:tc>
+          <w:p>
+            <w:pPr>
+              <w:jc w:val="left"/>
+            </w:pPr>
+            <w:r>
+              <w:rPr>
+                <w:rFonts w:ascii="Book Antiqua" w:cs="Book Antiqua" w:eastAsia="Book Antiqua" w:hAnsi="Book Antiqua"/>
+                <w:b w:val="false"/>
+                <w:bCs w:val="false"/>
+                <w:sz w:val="18"/>
+                <w:szCs w:val="18"/>
+              </w:rPr>
+              <w:t xml:space="preserve">2026-06-30</w:t>
+            </w:r>
+          </w:p>
+        </w:tc>
+        <w:tc>
+          <w:p>
+            <w:pPr>
+              <w:jc w:val="left"/>
+            </w:pPr>
+            <w:r>
+              <w:rPr>
+                <w:rFonts w:ascii="Book Antiqua" w:cs="Book Antiqua" w:eastAsia="Book Antiqua" w:hAnsi="Book Antiqua"/>
+                <w:b w:val="false"/>
+                <w:bCs w:val="false"/>
+                <w:sz w:val="18"/>
+                <w:szCs w:val="18"/>
+              </w:rPr>
+              <w:t xml:space="preserve">Nasasira Ainaea</w:t>
+            </w:r>
+          </w:p>
+        </w:tc>
+        <w:tc>
+          <w:p>
+            <w:pPr>
+              <w:jc w:val="left"/>
+            </w:pPr>
+            <w:r>
+              <w:rPr>
+                <w:rFonts w:ascii="Book Antiqua" w:cs="Book Antiqua" w:eastAsia="Book Antiqua" w:hAnsi="Book Antiqua"/>
+                <w:b w:val="false"/>
+                <w:bCs w:val="false"/>
+                <w:sz w:val="18"/>
+                <w:szCs w:val="18"/>
+              </w:rPr>
+              <w:t xml:space="preserve">Loan Repayment (#13)</w:t>
+            </w:r>
+          </w:p>
+        </w:tc>
+        <w:tc>
+          <w:p>
+            <w:pPr>
+              <w:jc w:val="left"/>
+            </w:pPr>
+            <w:r>
+              <w:rPr>
+                <w:rFonts w:ascii="Book Antiqua" w:cs="Book Antiqua" w:eastAsia="Book Antiqua" w:hAnsi="Book Antiqua"/>
+                <w:b w:val="false"/>
+                <w:bCs w:val="false"/>
+                <w:sz w:val="18"/>
+                <w:szCs w:val="18"/>
+              </w:rPr>
+              <w:t xml:space="preserve">UGX 200,000</w:t>
+            </w:r>
+          </w:p>
+        </w:tc>
+      </w:tr>
+      <w:tr>
+        <w:tc>
+          <w:p>
+            <w:pPr>
+              <w:jc w:val="left"/>
+            </w:pPr>
+            <w:r>
+              <w:rPr>
+                <w:rFonts w:ascii="Book Antiqua" w:cs="Book Antiqua" w:eastAsia="Book Antiqua" w:hAnsi="Book Antiqua"/>
+                <w:b w:val="false"/>
+                <w:bCs w:val="false"/>
+                <w:sz w:val="18"/>
+                <w:szCs w:val="18"/>
+              </w:rPr>
+              <w:t xml:space="preserve">2026-06-30</w:t>
+            </w:r>
+          </w:p>
+        </w:tc>
+        <w:tc>
+          <w:p>
+            <w:pPr>
+              <w:jc w:val="left"/>
+            </w:pPr>
+            <w:r>
+              <w:rPr>
+                <w:rFonts w:ascii="Book Antiqua" w:cs="Book Antiqua" w:eastAsia="Book Antiqua" w:hAnsi="Book Antiqua"/>
+                <w:b w:val="false"/>
+                <w:bCs w:val="false"/>
+                <w:sz w:val="18"/>
+                <w:szCs w:val="18"/>
+              </w:rPr>
+              <w:t xml:space="preserve">Nimusiima Sharon</w:t>
+            </w:r>
+          </w:p>
+        </w:tc>
+        <w:tc>
+          <w:p>
+            <w:pPr>
+              <w:jc w:val="left"/>
+            </w:pPr>
+            <w:r>
+              <w:rPr>
+                <w:rFonts w:ascii="Book Antiqua" w:cs="Book Antiqua" w:eastAsia="Book Antiqua" w:hAnsi="Book Antiqua"/>
+                <w:b w:val="false"/>
+                <w:bCs w:val="false"/>
+                <w:sz w:val="18"/>
+                <w:szCs w:val="18"/>
+              </w:rPr>
+              <w:t xml:space="preserve">Loan Repayment (#14)</w:t>
+            </w:r>
+          </w:p>
+        </w:tc>
+        <w:tc>
+          <w:p>
+            <w:pPr>
+              <w:jc w:val="left"/>
+            </w:pPr>
+            <w:r>
+              <w:rPr>
+                <w:rFonts w:ascii="Book Antiqua" w:cs="Book Antiqua" w:eastAsia="Book Antiqua" w:hAnsi="Book Antiqua"/>
+                <w:b w:val="false"/>
+                <w:bCs w:val="false"/>
+                <w:sz w:val="18"/>
+                <w:szCs w:val="18"/>
+              </w:rPr>
+              <w:t xml:space="preserve">UGX 50,000</w:t>
+            </w:r>
+          </w:p>
+        </w:tc>
+      </w:tr>
+      <w:tr>
+        <w:tc>
+          <w:p>
+            <w:pPr>
+              <w:jc w:val="left"/>
+            </w:pPr>
+            <w:r>
+              <w:rPr>
+                <w:rFonts w:ascii="Book Antiqua" w:cs="Book Antiqua" w:eastAsia="Book Antiqua" w:hAnsi="Book Antiqua"/>
+                <w:b w:val="false"/>
+                <w:bCs w:val="false"/>
+                <w:sz w:val="18"/>
+                <w:szCs w:val="18"/>
+              </w:rPr>
+              <w:t xml:space="preserve">2026-06-30</w:t>
+            </w:r>
+          </w:p>
+        </w:tc>
+        <w:tc>
+          <w:p>
+            <w:pPr>
+              <w:jc w:val="left"/>
+            </w:pPr>
+            <w:r>
+              <w:rPr>
+                <w:rFonts w:ascii="Book Antiqua" w:cs="Book Antiqua" w:eastAsia="Book Antiqua" w:hAnsi="Book Antiqua"/>
+                <w:b w:val="false"/>
+                <w:bCs w:val="false"/>
+                <w:sz w:val="18"/>
+                <w:szCs w:val="18"/>
+              </w:rPr>
+              <w:t xml:space="preserve">Fednand Tumusiime</w:t>
+            </w:r>
+          </w:p>
+        </w:tc>
+        <w:tc>
+          <w:p>
+            <w:pPr>
+              <w:jc w:val="left"/>
+            </w:pPr>
+            <w:r>
+              <w:rPr>
+                <w:rFonts w:ascii="Book Antiqua" w:cs="Book Antiqua" w:eastAsia="Book Antiqua" w:hAnsi="Book Antiqua"/>
+                <w:b w:val="false"/>
+                <w:bCs w:val="false"/>
+                <w:sz w:val="18"/>
+                <w:szCs w:val="18"/>
+              </w:rPr>
+              <w:t xml:space="preserve">Loan Repayment (#15)</w:t>
+            </w:r>
+          </w:p>
+        </w:tc>
+        <w:tc>
+          <w:p>
+            <w:pPr>
+              <w:jc w:val="left"/>
+            </w:pPr>
+            <w:r>
+              <w:rPr>
+                <w:rFonts w:ascii="Book Antiqua" w:cs="Book Antiqua" w:eastAsia="Book Antiqua" w:hAnsi="Book Antiqua"/>
+                <w:b w:val="false"/>
+                <w:bCs w:val="false"/>
+                <w:sz w:val="18"/>
+                <w:szCs w:val="18"/>
+              </w:rPr>
+              <w:t xml:space="preserve">UGX 80,000</w:t>
+            </w:r>
+          </w:p>
+        </w:tc>
+      </w:tr>
+      <w:tr>
+        <w:tc>
+          <w:p>
+            <w:pPr>
+              <w:jc w:val="left"/>
+            </w:pPr>
+            <w:r>
+              <w:rPr>
+                <w:rFonts w:ascii="Book Antiqua" w:cs="Book Antiqua" w:eastAsia="Book Antiqua" w:hAnsi="Book Antiqua"/>
+                <w:b w:val="false"/>
+                <w:bCs w:val="false"/>
+                <w:sz w:val="18"/>
+                <w:szCs w:val="18"/>
+              </w:rPr>
+              <w:t xml:space="preserve">2026-06-30</w:t>
+            </w:r>
+          </w:p>
+        </w:tc>
+        <w:tc>
+          <w:p>
+            <w:pPr>
+              <w:jc w:val="left"/>
+            </w:pPr>
+            <w:r>
+              <w:rPr>
+                <w:rFonts w:ascii="Book Antiqua" w:cs="Book Antiqua" w:eastAsia="Book Antiqua" w:hAnsi="Book Antiqua"/>
+                <w:b w:val="false"/>
+                <w:bCs w:val="false"/>
+                <w:sz w:val="18"/>
+                <w:szCs w:val="18"/>
+              </w:rPr>
+              <w:t xml:space="preserve">Simon Kulooba</w:t>
+            </w:r>
+          </w:p>
+        </w:tc>
+        <w:tc>
+          <w:p>
+            <w:pPr>
+              <w:jc w:val="left"/>
+            </w:pPr>
+            <w:r>
+              <w:rPr>
+                <w:rFonts w:ascii="Book Antiqua" w:cs="Book Antiqua" w:eastAsia="Book Antiqua" w:hAnsi="Book Antiqua"/>
+                <w:b w:val="false"/>
+                <w:bCs w:val="false"/>
+                <w:sz w:val="18"/>
+                <w:szCs w:val="18"/>
+              </w:rPr>
+              <w:t xml:space="preserve">Loan Repayment (#16)</w:t>
+            </w:r>
+          </w:p>
+        </w:tc>
+        <w:tc>
+          <w:p>
+            <w:pPr>
+              <w:jc w:val="left"/>
+            </w:pPr>
+            <w:r>
+              <w:rPr>
+                <w:rFonts w:ascii="Book Antiqua" w:cs="Book Antiqua" w:eastAsia="Book Antiqua" w:hAnsi="Book Antiqua"/>
+                <w:b w:val="false"/>
+                <w:bCs w:val="false"/>
+                <w:sz w:val="18"/>
+                <w:szCs w:val="18"/>
+              </w:rPr>
+              <w:t xml:space="preserve">UGX 30,000</w:t>
+            </w:r>
+          </w:p>
+        </w:tc>
+      </w:tr>
+      <w:tr>
+        <w:tc>
+          <w:p>
+            <w:pPr>
+              <w:jc w:val="left"/>
+            </w:pPr>
+            <w:r>
+              <w:rPr>
+                <w:rFonts w:ascii="Book Antiqua" w:cs="Book Antiqua" w:eastAsia="Book Antiqua" w:hAnsi="Book Antiqua"/>
+                <w:b w:val="false"/>
+                <w:bCs w:val="false"/>
+                <w:sz w:val="18"/>
+                <w:szCs w:val="18"/>
+              </w:rPr>
+              <w:t xml:space="preserve">2026-06-30</w:t>
+            </w:r>
+          </w:p>
+        </w:tc>
+        <w:tc>
+          <w:p>
+            <w:pPr>
+              <w:jc w:val="left"/>
+            </w:pPr>
+            <w:r>
+              <w:rPr>
+                <w:rFonts w:ascii="Book Antiqua" w:cs="Book Antiqua" w:eastAsia="Book Antiqua" w:hAnsi="Book Antiqua"/>
+                <w:b w:val="false"/>
+                <w:bCs w:val="false"/>
+                <w:sz w:val="18"/>
+                <w:szCs w:val="18"/>
+              </w:rPr>
+              <w:t xml:space="preserve">Frank Begumanya</w:t>
+            </w:r>
+          </w:p>
+        </w:tc>
+        <w:tc>
+          <w:p>
+            <w:pPr>
+              <w:jc w:val="left"/>
+            </w:pPr>
+            <w:r>
+              <w:rPr>
+                <w:rFonts w:ascii="Book Antiqua" w:cs="Book Antiqua" w:eastAsia="Book Antiqua" w:hAnsi="Book Antiqua"/>
+                <w:b w:val="false"/>
+                <w:bCs w:val="false"/>
+                <w:sz w:val="18"/>
+                <w:szCs w:val="18"/>
+              </w:rPr>
+              <w:t xml:space="preserve">Loan Repayment (#17)</w:t>
+            </w:r>
+          </w:p>
+        </w:tc>
+        <w:tc>
+          <w:p>
+            <w:pPr>
+              <w:jc w:val="left"/>
+            </w:pPr>
+            <w:r>
+              <w:rPr>
+                <w:rFonts w:ascii="Book Antiqua" w:cs="Book Antiqua" w:eastAsia="Book Antiqua" w:hAnsi="Book Antiqua"/>
+                <w:b w:val="false"/>
+                <w:bCs w:val="false"/>
+                <w:sz w:val="18"/>
+                <w:szCs w:val="18"/>
+              </w:rPr>
+              <w:t xml:space="preserve">UGX 30,000</w:t>
+            </w:r>
+          </w:p>
+        </w:tc>
+      </w:tr>
+      <w:tr>
+        <w:tc>
+          <w:p>
+            <w:pPr>
+              <w:jc w:val="left"/>
+            </w:pPr>
+            <w:r>
+              <w:rPr>
+                <w:rFonts w:ascii="Book Antiqua" w:cs="Book Antiqua" w:eastAsia="Book Antiqua" w:hAnsi="Book Antiqua"/>
+                <w:b w:val="false"/>
+                <w:bCs w:val="false"/>
+                <w:sz w:val="18"/>
+                <w:szCs w:val="18"/>
+              </w:rPr>
+              <w:t xml:space="preserve">2026-06-30</w:t>
+            </w:r>
+          </w:p>
+        </w:tc>
+        <w:tc>
+          <w:p>
+            <w:pPr>
+              <w:jc w:val="left"/>
+            </w:pPr>
+            <w:r>
+              <w:rPr>
+                <w:rFonts w:ascii="Book Antiqua" w:cs="Book Antiqua" w:eastAsia="Book Antiqua" w:hAnsi="Book Antiqua"/>
+                <w:b w:val="false"/>
+                <w:bCs w:val="false"/>
+                <w:sz w:val="18"/>
+                <w:szCs w:val="18"/>
+              </w:rPr>
+              <w:t xml:space="preserve">muzahura  alex</w:t>
+            </w:r>
+          </w:p>
+        </w:tc>
+        <w:tc>
+          <w:p>
+            <w:pPr>
+              <w:jc w:val="left"/>
+            </w:pPr>
+            <w:r>
+              <w:rPr>
+                <w:rFonts w:ascii="Book Antiqua" w:cs="Book Antiqua" w:eastAsia="Book Antiqua" w:hAnsi="Book Antiqua"/>
+                <w:b w:val="false"/>
+                <w:bCs w:val="false"/>
+                <w:sz w:val="18"/>
+                <w:szCs w:val="18"/>
+              </w:rPr>
+              <w:t xml:space="preserve">Loan Repayment (#20)</w:t>
+            </w:r>
+          </w:p>
+        </w:tc>
+        <w:tc>
+          <w:p>
+            <w:pPr>
+              <w:jc w:val="left"/>
+            </w:pPr>
+            <w:r>
+              <w:rPr>
+                <w:rFonts w:ascii="Book Antiqua" w:cs="Book Antiqua" w:eastAsia="Book Antiqua" w:hAnsi="Book Antiqua"/>
+                <w:b w:val="false"/>
+                <w:bCs w:val="false"/>
+                <w:sz w:val="18"/>
+                <w:szCs w:val="18"/>
+              </w:rPr>
+              <w:t xml:space="preserve">UGX 50,000</w:t>
+            </w:r>
+          </w:p>
+        </w:tc>
+      </w:tr>
+      <w:tr>
+        <w:tc>
+          <w:p>
+            <w:pPr>
+              <w:jc w:val="left"/>
+            </w:pPr>
+            <w:r>
+              <w:rPr>
+                <w:rFonts w:ascii="Book Antiqua" w:cs="Book Antiqua" w:eastAsia="Book Antiqua" w:hAnsi="Book Antiqua"/>
+                <w:b w:val="false"/>
+                <w:bCs w:val="false"/>
+                <w:sz w:val="18"/>
+                <w:szCs w:val="18"/>
+              </w:rPr>
+              <w:t xml:space="preserve">2026-06-30</w:t>
+            </w:r>
+          </w:p>
+        </w:tc>
+        <w:tc>
+          <w:p>
+            <w:pPr>
+              <w:jc w:val="left"/>
+            </w:pPr>
+            <w:r>
+              <w:rPr>
+                <w:rFonts w:ascii="Book Antiqua" w:cs="Book Antiqua" w:eastAsia="Book Antiqua" w:hAnsi="Book Antiqua"/>
+                <w:b w:val="false"/>
+                <w:bCs w:val="false"/>
+                <w:sz w:val="18"/>
+                <w:szCs w:val="18"/>
+              </w:rPr>
+              <w:t xml:space="preserve">Norman</w:t>
+            </w:r>
+          </w:p>
+        </w:tc>
+        <w:tc>
+          <w:p>
+            <w:pPr>
+              <w:jc w:val="left"/>
+            </w:pPr>
+            <w:r>
+              <w:rPr>
+                <w:rFonts w:ascii="Book Antiqua" w:cs="Book Antiqua" w:eastAsia="Book Antiqua" w:hAnsi="Book Antiqua"/>
+                <w:b w:val="false"/>
+                <w:bCs w:val="false"/>
+                <w:sz w:val="18"/>
+                <w:szCs w:val="18"/>
+              </w:rPr>
+              <w:t xml:space="preserve">Loan Repayment (#26)</w:t>
+            </w:r>
+          </w:p>
+        </w:tc>
+        <w:tc>
+          <w:p>
+            <w:pPr>
+              <w:jc w:val="left"/>
+            </w:pPr>
+            <w:r>
+              <w:rPr>
+                <w:rFonts w:ascii="Book Antiqua" w:cs="Book Antiqua" w:eastAsia="Book Antiqua" w:hAnsi="Book Antiqua"/>
+                <w:b w:val="false"/>
+                <w:bCs w:val="false"/>
+                <w:sz w:val="18"/>
+                <w:szCs w:val="18"/>
+              </w:rPr>
+              <w:t xml:space="preserve">UGX 20,000</w:t>
+            </w:r>
+          </w:p>
+        </w:tc>
+      </w:tr>
+      <w:tr>
+        <w:tc>
+          <w:p>
+            <w:pPr>
+              <w:jc w:val="left"/>
+            </w:pPr>
+            <w:r>
+              <w:rPr>
+                <w:rFonts w:ascii="Book Antiqua" w:cs="Book Antiqua" w:eastAsia="Book Antiqua" w:hAnsi="Book Antiqua"/>
+                <w:b w:val="false"/>
+                <w:bCs w:val="false"/>
+                <w:sz w:val="18"/>
+                <w:szCs w:val="18"/>
+              </w:rPr>
+              <w:t xml:space="preserve">2026-06-30</w:t>
+            </w:r>
+          </w:p>
+        </w:tc>
+        <w:tc>
+          <w:p>
+            <w:pPr>
+              <w:jc w:val="left"/>
+            </w:pPr>
+            <w:r>
+              <w:rPr>
+                <w:rFonts w:ascii="Book Antiqua" w:cs="Book Antiqua" w:eastAsia="Book Antiqua" w:hAnsi="Book Antiqua"/>
+                <w:b w:val="false"/>
+                <w:bCs w:val="false"/>
+                <w:sz w:val="18"/>
+                <w:szCs w:val="18"/>
+              </w:rPr>
+              <w:t xml:space="preserve">Frank  manager</w:t>
+            </w:r>
+          </w:p>
+        </w:tc>
+        <w:tc>
+          <w:p>
+            <w:pPr>
+              <w:jc w:val="left"/>
+            </w:pPr>
+            <w:r>
+              <w:rPr>
+                <w:rFonts w:ascii="Book Antiqua" w:cs="Book Antiqua" w:eastAsia="Book Antiqua" w:hAnsi="Book Antiqua"/>
+                <w:b w:val="false"/>
+                <w:bCs w:val="false"/>
+                <w:sz w:val="18"/>
+                <w:szCs w:val="18"/>
+              </w:rPr>
+              <w:t xml:space="preserve">Loan Repayment (#23)</w:t>
+            </w:r>
+          </w:p>
+        </w:tc>
+        <w:tc>
+          <w:p>
+            <w:pPr>
+              <w:jc w:val="left"/>
+            </w:pPr>
+            <w:r>
+              <w:rPr>
+                <w:rFonts w:ascii="Book Antiqua" w:cs="Book Antiqua" w:eastAsia="Book Antiqua" w:hAnsi="Book Antiqua"/>
+                <w:b w:val="false"/>
+                <w:bCs w:val="false"/>
+                <w:sz w:val="18"/>
+                <w:szCs w:val="18"/>
+              </w:rPr>
+              <w:t xml:space="preserve">UGX 500,000</w:t>
             </w:r>
           </w:p>
         </w:tc>
       </w:tr>
     </w:tbl>
     <w:sectPr>
-      <w:pgSz w:w="11906" w:h="16838" w:orient="portrait"/>
-      <w:pgMar w:top="1440" w:right="1440" w:bottom="1440" w:left="1440" w:header="708" w:footer="708" w:gutter="0"/>
+      <w:pgSz w:w="16838" w:h="11906" w:orient="landscape"/>
+      <w:pgMar w:top="720" w:right="720" w:bottom="720" w:left="720" w:header="708" w:footer="708" w:gutter="0"/>
       <w:pgNumType/>
       <w:docGrid w:linePitch="360"/>
     </w:sectPr>
